--- a/docs/srs/SRS-Sky-Import.docx
+++ b/docs/srs/SRS-Sky-Import.docx
@@ -310,7 +310,7 @@
                 <w:sz w:val="20"/>
                 <w:szCs w:val="20"/>
               </w:rPr>
-              <w:t xml:space="preserve">[COMPLETE CON SU NOMBRE Y APELLIDO]</w:t>
+              <w:t xml:space="preserve">Cielo Medina</w:t>
             </w:r>
           </w:p>
         </w:tc>
@@ -418,7 +418,7 @@
                 <w:sz w:val="20"/>
                 <w:szCs w:val="20"/>
               </w:rPr>
-              <w:t xml:space="preserve">31 de agosto de 2026</w:t>
+              <w:t xml:space="preserve">6 de septiembre de 2026</w:t>
             </w:r>
           </w:p>
         </w:tc>
@@ -472,7 +472,7 @@
                 <w:sz w:val="20"/>
                 <w:szCs w:val="20"/>
               </w:rPr>
-              <w:t xml:space="preserve">[COMPLETE CON EL NOMBRE DEL DOCENTE]</w:t>
+              <w:t xml:space="preserve">Adrian Lopez</w:t>
             </w:r>
           </w:p>
         </w:tc>
@@ -1026,7 +1026,7 @@
                 <w:sz w:val="20"/>
                 <w:szCs w:val="20"/>
               </w:rPr>
-              <w:t xml:space="preserve">31/08/2026</w:t>
+              <w:t xml:space="preserve">06/09/2026</w:t>
             </w:r>
           </w:p>
         </w:tc>
@@ -1302,7 +1302,7 @@
                 <w:sz w:val="20"/>
                 <w:szCs w:val="20"/>
               </w:rPr>
-              <w:t xml:space="preserve">31/08/2026</w:t>
+              <w:t xml:space="preserve">06/09/2026</w:t>
             </w:r>
           </w:p>
         </w:tc>
@@ -1382,7 +1382,7 @@
                 <w:sz w:val="20"/>
                 <w:szCs w:val="20"/>
               </w:rPr>
-              <w:t xml:space="preserve">31/08/2026</w:t>
+              <w:t xml:space="preserve">06/09/2026</w:t>
             </w:r>
           </w:p>
         </w:tc>
@@ -1462,7 +1462,7 @@
                 <w:sz w:val="20"/>
                 <w:szCs w:val="20"/>
               </w:rPr>
-              <w:t xml:space="preserve">31/08/2026</w:t>
+              <w:t xml:space="preserve">06/09/2026</w:t>
             </w:r>
           </w:p>
         </w:tc>
@@ -2354,7 +2354,7 @@
                 <w:sz w:val="20"/>
                 <w:szCs w:val="20"/>
               </w:rPr>
-              <w:t xml:space="preserve">[COMPLETE SU NOMBRE]</w:t>
+              <w:t xml:space="preserve">Cielo Medina</w:t>
             </w:r>
           </w:p>
         </w:tc>
@@ -2432,7 +2432,7 @@
                 <w:sz w:val="20"/>
                 <w:szCs w:val="20"/>
               </w:rPr>
-              <w:t xml:space="preserve">[Correo electrónico]</w:t>
+              <w:t xml:space="preserve">ciendel.dev@gmail.com</w:t>
             </w:r>
           </w:p>
         </w:tc>
@@ -2460,7 +2460,7 @@
                 <w:sz w:val="20"/>
                 <w:szCs w:val="20"/>
               </w:rPr>
-              <w:t xml:space="preserve">[NOMBRE DEL DOCENTE]</w:t>
+              <w:t xml:space="preserve">Adrian Lopez</w:t>
             </w:r>
           </w:p>
         </w:tc>
@@ -2538,7 +2538,7 @@
                 <w:sz w:val="20"/>
                 <w:szCs w:val="20"/>
               </w:rPr>
-              <w:t xml:space="preserve">[Correo electrónico]</w:t>
+              <w:t xml:space="preserve">Cátedra Taller de Lenguaje 135</w:t>
             </w:r>
           </w:p>
         </w:tc>

--- a/docs/srs/SRS-Sky-Import.docx
+++ b/docs/srs/SRS-Sky-Import.docx
@@ -3377,7 +3377,7 @@
                 <w:sz w:val="20"/>
                 <w:szCs w:val="20"/>
               </w:rPr>
-              <w:t xml:space="preserve">Ámbito geográfico de entrega con costo asociado y umbral de bonificación propio.</w:t>
+              <w:t xml:space="preserve">Destino de entrega. Es un dato geográfico, no tarifario: el sistema no le asocia ningún costo, porque el flete depende del peso, del volumen y de la distancia, y se acuerda por la vía de mensajería.</w:t>
             </w:r>
           </w:p>
         </w:tc>
@@ -3853,7 +3853,7 @@
         <w:spacing w:after="80"/>
       </w:pPr>
       <w:r>
-        <w:t xml:space="preserve">Módulo de Configuración Comercial: tasa de cambio, umbrales de stock y envío, y cupones de descuento.</w:t>
+        <w:t xml:space="preserve">Módulo de Configuración Comercial: tasa de cambio, umbral de aviso de existencias y cupones de descuento.</w:t>
       </w:r>
     </w:p>
     <w:p>
@@ -12671,7 +12671,7 @@
                 <w:sz w:val="20"/>
                 <w:szCs w:val="20"/>
               </w:rPr>
-              <w:t xml:space="preserve">Centraliza la tasa de guaraníes y reales por dólar, el mes de referencia y los umbrales comerciales de stock mínimo, envío bonificado y costo de envío. No existe ninguna segunda copia de estos valores en el código de la aplicación.</w:t>
+              <w:t xml:space="preserve">Centraliza la tasa de guaraníes y reales por dólar, el mes de referencia y el umbral de aviso de últimas unidades. El costo del envío no figura en el sistema: se acuerda por la vía de mensajería. No existe ninguna segunda copia de estos valores en el código de la aplicación.</w:t>
             </w:r>
           </w:p>
         </w:tc>
@@ -18161,6 +18161,30 @@
           <w:b/>
           <w:bCs/>
         </w:rPr>
+        <w:t xml:space="preserve">Restricción de juego de caracteres</w:t>
+      </w:r>
+    </w:p>
+    <w:p>
+      <w:pPr>
+        <w:spacing w:after="120" w:line="276"/>
+      </w:pPr>
+      <w:r>
+        <w:t xml:space="preserve">Ambos formatos se restringen al Plano Multilingüe Básico de Unicode. La transferencia del enlace desde el navegador hacia la aplicación de mensajería degrada los caracteres situados fuera de dicho plano —entre ellos la totalidad de los pictogramas emoji— y los sustituye por el carácter de reemplazo. La estructura del mensaje se sustenta, por tanto, en el marcado de negrita, la sangría y los filetes de separación, todos ellos representables dentro del plano básico y verificados como íntegros en el cliente de destino. Dos casos de prueba automatizados impiden la reintroducción de caracteres fuera de dicho rango.</w:t>
+      </w:r>
+    </w:p>
+    <w:p>
+      <w:pPr>
+        <w:spacing w:after="120" w:line="276"/>
+        <w:rPr>
+          <w:b/>
+          <w:bCs/>
+        </w:rPr>
+      </w:pPr>
+      <w:r>
+        <w:rPr>
+          <w:b/>
+          <w:bCs/>
+        </w:rPr>
         <w:t xml:space="preserve">Formato 2 — Pedido completo desde el checkout</w:t>
       </w:r>
     </w:p>
@@ -18169,7 +18193,7 @@
         <w:spacing w:after="120" w:line="276"/>
       </w:pPr>
       <w:r>
-        <w:t xml:space="preserve">Incluye encabezado, número de pedido, una línea numerada por pieza con su código, cantidad y subtotal, el subtotal general, la línea de cupón cuando corresponde, el costo de envío con su zona, el total, el bloque de datos de entrega y la solicitud de confirmación. Las líneas que no aplican se omiten en lugar de imprimirse vacías.</w:t>
+        <w:t xml:space="preserve">Incluye encabezado, número de pedido, una línea numerada por pieza con su código, cantidad y subtotal, el subtotal general, la línea de cupón cuando corresponde, la zona de entrega con la indicación de que el envío se acuerda en la conversación, el total de las piezas, el bloque de datos de entrega y la solicitud de confirmación. Las líneas que no aplican se omiten en lugar de imprimirse vacías.</w:t>
       </w:r>
     </w:p>
     <w:p>
@@ -18501,7 +18525,7 @@
                 <w:sz w:val="20"/>
                 <w:szCs w:val="20"/>
               </w:rPr>
-              <w:t xml:space="preserve">72 casos sobre dominio, carrito, compatibilidad, búsqueda, moneda, mensajería y material gráfico</w:t>
+              <w:t xml:space="preserve">93 casos sobre dominio, carrito, compatibilidad, búsqueda, moneda, arranque del configurador, mensajería y material gráfico</w:t>
             </w:r>
           </w:p>
         </w:tc>
@@ -18527,7 +18551,7 @@
                 <w:sz w:val="20"/>
                 <w:szCs w:val="20"/>
               </w:rPr>
-              <w:t xml:space="preserve">72 correctas</w:t>
+              <w:t xml:space="preserve">93 correctas</w:t>
             </w:r>
           </w:p>
         </w:tc>
@@ -18581,7 +18605,7 @@
                 <w:sz w:val="20"/>
                 <w:szCs w:val="20"/>
               </w:rPr>
-              <w:t xml:space="preserve">35 casos en perfiles de escritorio y móvil</w:t>
+              <w:t xml:space="preserve">85 casos en perfiles de escritorio y móvil</w:t>
             </w:r>
           </w:p>
         </w:tc>
@@ -18607,7 +18631,7 @@
                 <w:sz w:val="20"/>
                 <w:szCs w:val="20"/>
               </w:rPr>
-              <w:t xml:space="preserve">35 correctas</w:t>
+              <w:t xml:space="preserve">85 correctas</w:t>
             </w:r>
           </w:p>
         </w:tc>
@@ -18767,7 +18791,7 @@
                 <w:sz w:val="20"/>
                 <w:szCs w:val="20"/>
               </w:rPr>
-              <w:t xml:space="preserve">601 kB de 650 kB</w:t>
+              <w:t xml:space="preserve">624 kB de 650 kB</w:t>
             </w:r>
           </w:p>
         </w:tc>
@@ -19014,7 +19038,7 @@
                 <w:sz w:val="20"/>
                 <w:szCs w:val="20"/>
               </w:rPr>
-              <w:t xml:space="preserve">Envío bonificado</w:t>
+              <w:t xml:space="preserve">Envío a coordinar</w:t>
             </w:r>
           </w:p>
         </w:tc>
@@ -19040,7 +19064,7 @@
                 <w:sz w:val="20"/>
                 <w:szCs w:val="20"/>
               </w:rPr>
-              <w:t xml:space="preserve">Exención del costo de envío cuando el neto del pedido alcanza el umbral definido para la zona.</w:t>
+              <w:t xml:space="preserve">Régimen único de entrega del sistema. Ninguna pantalla exhibe un importe de flete; el importe que se muestra corresponde exclusivamente a las piezas y así queda rotulado.</w:t>
             </w:r>
           </w:p>
         </w:tc>

--- a/docs/srs/SRS-Sky-Import.docx
+++ b/docs/srs/SRS-Sky-Import.docx
@@ -18791,7 +18791,7 @@
                 <w:sz w:val="20"/>
                 <w:szCs w:val="20"/>
               </w:rPr>
-              <w:t xml:space="preserve">624 kB de 650 kB</w:t>
+              <w:t xml:space="preserve">619 kB de 650 kB</w:t>
             </w:r>
           </w:p>
         </w:tc>

--- a/docs/srs/SRS-Sky-Import.docx
+++ b/docs/srs/SRS-Sky-Import.docx
@@ -4107,7 +4107,7 @@
                 <w:sz w:val="20"/>
                 <w:szCs w:val="20"/>
               </w:rPr>
-              <w:t xml:space="preserve">Administrador (titular del comercio)</w:t>
+              <w:t xml:space="preserve">Moderador (titular del comercio)</w:t>
             </w:r>
           </w:p>
         </w:tc>
@@ -4159,7 +4159,113 @@
                 <w:sz w:val="20"/>
                 <w:szCs w:val="20"/>
               </w:rPr>
-              <w:t xml:space="preserve">Acceso total: inventario, variantes, precios, tasa de cambio, cupones y pedidos. Verificado por pertenencia a la tabla admin_users.</w:t>
+              <w:t xml:space="preserve">Cuanto alcanza el administrador, y además el alta de cuentas, el restablecimiento de contraseñas ajenas, el retiro y la restitución de accesos, y la baja de pedidos. El rol reside en los metadatos que el proveedor de autenticación reserva al servidor, de modo que no puede otorgarse desde la aplicación.</w:t>
+            </w:r>
+          </w:p>
+        </w:tc>
+        <w:tc>
+          <w:tcPr>
+            <w:tcW w:type="dxa" w:w="2326"/>
+            <w:tcMar>
+              <w:top w:type="dxa" w:w="80"/>
+              <w:left w:type="dxa" w:w="110"/>
+              <w:bottom w:type="dxa" w:w="80"/>
+              <w:right w:type="dxa" w:w="110"/>
+            </w:tcMar>
+          </w:tcPr>
+          <w:p>
+            <w:pPr>
+              <w:spacing w:after="40" w:line="260"/>
+            </w:pPr>
+            <w:r>
+              <w:rPr>
+                <w:b w:val="false"/>
+                <w:bCs w:val="false"/>
+                <w:color w:val="1A232C"/>
+                <w:sz w:val="20"/>
+                <w:szCs w:val="20"/>
+              </w:rPr>
+              <w:t xml:space="preserve">Gobierno del personal con acceso al panel y limpieza de registros que no constituyeron una venta, además de la operación ordinaria de la tienda.</w:t>
+            </w:r>
+          </w:p>
+        </w:tc>
+      </w:tr>
+      <w:tr>
+        <w:tc>
+          <w:tcPr>
+            <w:tcW w:type="dxa" w:w="1900"/>
+            <w:tcMar>
+              <w:top w:type="dxa" w:w="80"/>
+              <w:left w:type="dxa" w:w="110"/>
+              <w:bottom w:type="dxa" w:w="80"/>
+              <w:right w:type="dxa" w:w="110"/>
+            </w:tcMar>
+          </w:tcPr>
+          <w:p>
+            <w:pPr>
+              <w:spacing w:after="40" w:line="260"/>
+            </w:pPr>
+            <w:r>
+              <w:rPr>
+                <w:b w:val="false"/>
+                <w:bCs w:val="false"/>
+                <w:color w:val="1A232C"/>
+                <w:sz w:val="20"/>
+                <w:szCs w:val="20"/>
+              </w:rPr>
+              <w:t xml:space="preserve">Administrador (personal del comercio)</w:t>
+            </w:r>
+          </w:p>
+        </w:tc>
+        <w:tc>
+          <w:tcPr>
+            <w:tcW w:type="dxa" w:w="2300"/>
+            <w:tcMar>
+              <w:top w:type="dxa" w:w="80"/>
+              <w:left w:type="dxa" w:w="110"/>
+              <w:bottom w:type="dxa" w:w="80"/>
+              <w:right w:type="dxa" w:w="110"/>
+            </w:tcMar>
+          </w:tcPr>
+          <w:p>
+            <w:pPr>
+              <w:spacing w:after="40" w:line="260"/>
+            </w:pPr>
+            <w:r>
+              <w:rPr>
+                <w:b w:val="false"/>
+                <w:bCs w:val="false"/>
+                <w:color w:val="1A232C"/>
+                <w:sz w:val="20"/>
+                <w:szCs w:val="20"/>
+              </w:rPr>
+              <w:t xml:space="preserve">Usuario con formación operativa. No requiere conocimientos de programación.</w:t>
+            </w:r>
+          </w:p>
+        </w:tc>
+        <w:tc>
+          <w:tcPr>
+            <w:tcW w:type="dxa" w:w="2500"/>
+            <w:tcMar>
+              <w:top w:type="dxa" w:w="80"/>
+              <w:left w:type="dxa" w:w="110"/>
+              <w:bottom w:type="dxa" w:w="80"/>
+              <w:right w:type="dxa" w:w="110"/>
+            </w:tcMar>
+          </w:tcPr>
+          <w:p>
+            <w:pPr>
+              <w:spacing w:after="40" w:line="260"/>
+            </w:pPr>
+            <w:r>
+              <w:rPr>
+                <w:b w:val="false"/>
+                <w:bCs w:val="false"/>
+                <w:color w:val="1A232C"/>
+                <w:sz w:val="20"/>
+                <w:szCs w:val="20"/>
+              </w:rPr>
+              <w:t xml:space="preserve">Inventario, variantes, precios, tasa de cambio, cupones y pedidos. Verificado por pertenencia vigente a la tabla admin_users. Sin acceso a la gestión de cuentas ni a la baja de pedidos, restricción comprobada en el servidor y no únicamente ocultando controles.</w:t>
             </w:r>
           </w:p>
         </w:tc>
@@ -12671,7 +12777,7 @@
                 <w:sz w:val="20"/>
                 <w:szCs w:val="20"/>
               </w:rPr>
-              <w:t xml:space="preserve">Centraliza la tasa de guaraníes y reales por dólar, el mes de referencia y el umbral de aviso de últimas unidades. El costo del envío no figura en el sistema: se acuerda por la vía de mensajería. No existe ninguna segunda copia de estos valores en el código de la aplicación.</w:t>
+              <w:t xml:space="preserve">Centraliza la tasa de guaraníes y reales por dólar, el mes de referencia y el umbral de aviso de últimas unidades. El costo del envío no figura en el sistema: se acuerda por la vía de mensajería. No existe ninguna segunda copia de estos valores en el código de la aplicación. El sistema rechaza toda tasa fuera de un rango de plausibilidad: la notación local del guaraní emplea el punto como separador de millar, y un campo numérico lo descarta, de modo que «7.400» se registraría como «7» y dividiría por mil la totalidad de los precios publicados.</w:t>
             </w:r>
           </w:p>
         </w:tc>
@@ -12741,7 +12847,7 @@
                 <w:sz w:val="20"/>
                 <w:szCs w:val="20"/>
               </w:rPr>
-              <w:t xml:space="preserve">2. Ambas tasas son números mayores que cero.</w:t>
+              <w:t xml:space="preserve">2. El guaraní por dólar se sitúa entre 1000 y 20000, y el real entre 1 y 50.</w:t>
             </w:r>
           </w:p>
         </w:tc>
@@ -13954,6 +14060,2055 @@
                 <w:szCs w:val="20"/>
               </w:rPr>
               <w:t xml:space="preserve">Alta. Caso de prueba: un pedido recién generado figura con estado «Iniciado por WhatsApp» y su total coincide con el comunicado al cliente.</w:t>
+            </w:r>
+          </w:p>
+        </w:tc>
+      </w:tr>
+    </w:tbl>
+    <w:p>
+      <w:pPr>
+        <w:spacing w:after="120"/>
+      </w:pPr>
+    </w:p>
+    <w:p>
+      <w:pPr>
+        <w:pStyle w:val="Heading3"/>
+        <w:spacing w:after="120" w:before="260"/>
+      </w:pPr>
+      <w:r>
+        <w:t xml:space="preserve">RF17: Alta de cuentas de administración</w:t>
+      </w:r>
+    </w:p>
+    <w:tbl>
+      <w:tblPr>
+        <w:tblW w:type="dxa" w:w="9026"/>
+        <w:tblBorders>
+          <w:top w:val="single" w:color="auto" w:sz="4"/>
+          <w:left w:val="single" w:color="auto" w:sz="4"/>
+          <w:bottom w:val="single" w:color="auto" w:sz="4"/>
+          <w:right w:val="single" w:color="auto" w:sz="4"/>
+          <w:insideH w:val="single" w:color="auto" w:sz="4"/>
+          <w:insideV w:val="single" w:color="auto" w:sz="4"/>
+        </w:tblBorders>
+      </w:tblPr>
+      <w:tblGrid>
+        <w:gridCol w:w="2500"/>
+        <w:gridCol w:w="6526"/>
+      </w:tblGrid>
+      <w:tr>
+        <w:tc>
+          <w:tcPr>
+            <w:tcW w:type="dxa" w:w="2500"/>
+            <w:shd w:fill="F2F4F7" w:val="clear"/>
+            <w:tcMar>
+              <w:top w:type="dxa" w:w="80"/>
+              <w:left w:type="dxa" w:w="110"/>
+              <w:bottom w:type="dxa" w:w="80"/>
+              <w:right w:type="dxa" w:w="110"/>
+            </w:tcMar>
+          </w:tcPr>
+          <w:p>
+            <w:pPr>
+              <w:spacing w:after="40" w:line="260"/>
+            </w:pPr>
+            <w:r>
+              <w:rPr>
+                <w:b/>
+                <w:bCs/>
+                <w:color w:val="1F3864"/>
+                <w:sz w:val="20"/>
+                <w:szCs w:val="20"/>
+              </w:rPr>
+              <w:t xml:space="preserve">Identificador del Requisito</w:t>
+            </w:r>
+          </w:p>
+        </w:tc>
+        <w:tc>
+          <w:tcPr>
+            <w:tcW w:type="dxa" w:w="6526"/>
+            <w:tcMar>
+              <w:top w:type="dxa" w:w="80"/>
+              <w:left w:type="dxa" w:w="110"/>
+              <w:bottom w:type="dxa" w:w="80"/>
+              <w:right w:type="dxa" w:w="110"/>
+            </w:tcMar>
+          </w:tcPr>
+          <w:p>
+            <w:pPr>
+              <w:spacing w:after="40" w:line="260"/>
+            </w:pPr>
+            <w:r>
+              <w:rPr>
+                <w:b w:val="false"/>
+                <w:bCs w:val="false"/>
+                <w:color w:val="1A232C"/>
+                <w:sz w:val="20"/>
+                <w:szCs w:val="20"/>
+              </w:rPr>
+              <w:t xml:space="preserve">RF17</w:t>
+            </w:r>
+          </w:p>
+        </w:tc>
+      </w:tr>
+      <w:tr>
+        <w:tc>
+          <w:tcPr>
+            <w:tcW w:type="dxa" w:w="2500"/>
+            <w:shd w:fill="F2F4F7" w:val="clear"/>
+            <w:tcMar>
+              <w:top w:type="dxa" w:w="80"/>
+              <w:left w:type="dxa" w:w="110"/>
+              <w:bottom w:type="dxa" w:w="80"/>
+              <w:right w:type="dxa" w:w="110"/>
+            </w:tcMar>
+          </w:tcPr>
+          <w:p>
+            <w:pPr>
+              <w:spacing w:after="40" w:line="260"/>
+            </w:pPr>
+            <w:r>
+              <w:rPr>
+                <w:b/>
+                <w:bCs/>
+                <w:color w:val="1F3864"/>
+                <w:sz w:val="20"/>
+                <w:szCs w:val="20"/>
+              </w:rPr>
+              <w:t xml:space="preserve">Nombre del Requisito</w:t>
+            </w:r>
+          </w:p>
+        </w:tc>
+        <w:tc>
+          <w:tcPr>
+            <w:tcW w:type="dxa" w:w="6526"/>
+            <w:tcMar>
+              <w:top w:type="dxa" w:w="80"/>
+              <w:left w:type="dxa" w:w="110"/>
+              <w:bottom w:type="dxa" w:w="80"/>
+              <w:right w:type="dxa" w:w="110"/>
+            </w:tcMar>
+          </w:tcPr>
+          <w:p>
+            <w:pPr>
+              <w:spacing w:after="40" w:line="260"/>
+            </w:pPr>
+            <w:r>
+              <w:rPr>
+                <w:b w:val="false"/>
+                <w:bCs w:val="false"/>
+                <w:color w:val="1A232C"/>
+                <w:sz w:val="20"/>
+                <w:szCs w:val="20"/>
+              </w:rPr>
+              <w:t xml:space="preserve">Alta de cuentas de administración</w:t>
+            </w:r>
+          </w:p>
+        </w:tc>
+      </w:tr>
+      <w:tr>
+        <w:tc>
+          <w:tcPr>
+            <w:tcW w:type="dxa" w:w="2500"/>
+            <w:shd w:fill="F2F4F7" w:val="clear"/>
+            <w:tcMar>
+              <w:top w:type="dxa" w:w="80"/>
+              <w:left w:type="dxa" w:w="110"/>
+              <w:bottom w:type="dxa" w:w="80"/>
+              <w:right w:type="dxa" w:w="110"/>
+            </w:tcMar>
+          </w:tcPr>
+          <w:p>
+            <w:pPr>
+              <w:spacing w:after="40" w:line="260"/>
+            </w:pPr>
+            <w:r>
+              <w:rPr>
+                <w:b/>
+                <w:bCs/>
+                <w:color w:val="1F3864"/>
+                <w:sz w:val="20"/>
+                <w:szCs w:val="20"/>
+              </w:rPr>
+              <w:t xml:space="preserve">Sintaxis Formal (ISO 29148)</w:t>
+            </w:r>
+          </w:p>
+        </w:tc>
+        <w:tc>
+          <w:tcPr>
+            <w:tcW w:type="dxa" w:w="6526"/>
+            <w:tcMar>
+              <w:top w:type="dxa" w:w="80"/>
+              <w:left w:type="dxa" w:w="110"/>
+              <w:bottom w:type="dxa" w:w="80"/>
+              <w:right w:type="dxa" w:w="110"/>
+            </w:tcMar>
+          </w:tcPr>
+          <w:p>
+            <w:pPr>
+              <w:spacing w:after="40" w:line="260"/>
+            </w:pPr>
+            <w:r>
+              <w:rPr>
+                <w:b w:val="false"/>
+                <w:bCs w:val="false"/>
+                <w:color w:val="1A232C"/>
+                <w:sz w:val="20"/>
+                <w:szCs w:val="20"/>
+              </w:rPr>
+              <w:t xml:space="preserve">Cuando el moderador registre una nueva cuenta [Condición], el módulo de configuración [Sujeto] deberá crear [Acción] una identidad de administrador con su nombre de usuario y contraseña [Objeto], sin capacidad de otorgar el rol de moderación [Restricción].</w:t>
+            </w:r>
+          </w:p>
+        </w:tc>
+      </w:tr>
+      <w:tr>
+        <w:tc>
+          <w:tcPr>
+            <w:tcW w:type="dxa" w:w="2500"/>
+            <w:shd w:fill="F2F4F7" w:val="clear"/>
+            <w:tcMar>
+              <w:top w:type="dxa" w:w="80"/>
+              <w:left w:type="dxa" w:w="110"/>
+              <w:bottom w:type="dxa" w:w="80"/>
+              <w:right w:type="dxa" w:w="110"/>
+            </w:tcMar>
+          </w:tcPr>
+          <w:p>
+            <w:pPr>
+              <w:spacing w:after="40" w:line="260"/>
+            </w:pPr>
+            <w:r>
+              <w:rPr>
+                <w:b/>
+                <w:bCs/>
+                <w:color w:val="1F3864"/>
+                <w:sz w:val="20"/>
+                <w:szCs w:val="20"/>
+              </w:rPr>
+              <w:t xml:space="preserve">Descripción del Requisito</w:t>
+            </w:r>
+          </w:p>
+        </w:tc>
+        <w:tc>
+          <w:tcPr>
+            <w:tcW w:type="dxa" w:w="6526"/>
+            <w:tcMar>
+              <w:top w:type="dxa" w:w="80"/>
+              <w:left w:type="dxa" w:w="110"/>
+              <w:bottom w:type="dxa" w:w="80"/>
+              <w:right w:type="dxa" w:w="110"/>
+            </w:tcMar>
+          </w:tcPr>
+          <w:p>
+            <w:pPr>
+              <w:spacing w:after="40" w:line="260"/>
+            </w:pPr>
+            <w:r>
+              <w:rPr>
+                <w:b w:val="false"/>
+                <w:bCs w:val="false"/>
+                <w:color w:val="1A232C"/>
+                <w:sz w:val="20"/>
+                <w:szCs w:val="20"/>
+              </w:rPr>
+              <w:t xml:space="preserve">El panel distingue dos perfiles. El administrador opera la tienda —catálogo, existencias, precios, cupones y pedidos— y no accede a la gestión de cuentas. El moderador suma la potestad de crear usuarios, restablecer contraseñas ajenas y retirar accesos. El rol reside en los metadatos que el proveedor de autenticación reserva al servidor, nunca en un campo editable ni en el formulario, de modo que toda cuenta creada desde el panel nace como administrador.</w:t>
+            </w:r>
+          </w:p>
+        </w:tc>
+      </w:tr>
+      <w:tr>
+        <w:tc>
+          <w:tcPr>
+            <w:tcW w:type="dxa" w:w="2500"/>
+            <w:shd w:fill="F2F4F7" w:val="clear"/>
+            <w:tcMar>
+              <w:top w:type="dxa" w:w="80"/>
+              <w:left w:type="dxa" w:w="110"/>
+              <w:bottom w:type="dxa" w:w="80"/>
+              <w:right w:type="dxa" w:w="110"/>
+            </w:tcMar>
+          </w:tcPr>
+          <w:p>
+            <w:pPr>
+              <w:spacing w:after="40" w:line="260"/>
+            </w:pPr>
+            <w:r>
+              <w:rPr>
+                <w:b/>
+                <w:bCs/>
+                <w:color w:val="1F3864"/>
+                <w:sz w:val="20"/>
+                <w:szCs w:val="20"/>
+              </w:rPr>
+              <w:t xml:space="preserve">Condiciones de Entrada (Precondiciones)</w:t>
+            </w:r>
+          </w:p>
+        </w:tc>
+        <w:tc>
+          <w:tcPr>
+            <w:tcW w:type="dxa" w:w="6526"/>
+            <w:tcMar>
+              <w:top w:type="dxa" w:w="80"/>
+              <w:left w:type="dxa" w:w="110"/>
+              <w:bottom w:type="dxa" w:w="80"/>
+              <w:right w:type="dxa" w:w="110"/>
+            </w:tcMar>
+          </w:tcPr>
+          <w:p>
+            <w:pPr>
+              <w:spacing w:after="40" w:line="260"/>
+            </w:pPr>
+            <w:r>
+              <w:rPr>
+                <w:b w:val="false"/>
+                <w:bCs w:val="false"/>
+                <w:color w:val="1A232C"/>
+                <w:sz w:val="20"/>
+                <w:szCs w:val="20"/>
+              </w:rPr>
+              <w:t xml:space="preserve">1. Existe una sesión activa cuyo rol verificado es el de moderador.</w:t>
+            </w:r>
+          </w:p>
+          <w:p>
+            <w:pPr>
+              <w:spacing w:after="40" w:line="260"/>
+            </w:pPr>
+            <w:r>
+              <w:rPr>
+                <w:b w:val="false"/>
+                <w:bCs w:val="false"/>
+                <w:color w:val="1A232C"/>
+                <w:sz w:val="20"/>
+                <w:szCs w:val="20"/>
+              </w:rPr>
+              <w:t xml:space="preserve">2. El nombre de usuario no está en uso y la contraseña alcanza los doce caracteres.</w:t>
+            </w:r>
+          </w:p>
+        </w:tc>
+      </w:tr>
+      <w:tr>
+        <w:tc>
+          <w:tcPr>
+            <w:tcW w:type="dxa" w:w="2500"/>
+            <w:shd w:fill="F2F4F7" w:val="clear"/>
+            <w:tcMar>
+              <w:top w:type="dxa" w:w="80"/>
+              <w:left w:type="dxa" w:w="110"/>
+              <w:bottom w:type="dxa" w:w="80"/>
+              <w:right w:type="dxa" w:w="110"/>
+            </w:tcMar>
+          </w:tcPr>
+          <w:p>
+            <w:pPr>
+              <w:spacing w:after="40" w:line="260"/>
+            </w:pPr>
+            <w:r>
+              <w:rPr>
+                <w:b/>
+                <w:bCs/>
+                <w:color w:val="1F3864"/>
+                <w:sz w:val="20"/>
+                <w:szCs w:val="20"/>
+              </w:rPr>
+              <w:t xml:space="preserve">Especificación de Condiciones de Salida (Postcondiciones SQL)</w:t>
+            </w:r>
+          </w:p>
+        </w:tc>
+        <w:tc>
+          <w:tcPr>
+            <w:tcW w:type="dxa" w:w="6526"/>
+            <w:tcMar>
+              <w:top w:type="dxa" w:w="80"/>
+              <w:left w:type="dxa" w:w="110"/>
+              <w:bottom w:type="dxa" w:w="80"/>
+              <w:right w:type="dxa" w:w="110"/>
+            </w:tcMar>
+          </w:tcPr>
+          <w:p>
+            <w:pPr>
+              <w:spacing w:after="40" w:line="260"/>
+            </w:pPr>
+            <w:r>
+              <w:rPr>
+                <w:b w:val="false"/>
+                <w:bCs w:val="false"/>
+                <w:color w:val="1A232C"/>
+                <w:sz w:val="20"/>
+                <w:szCs w:val="20"/>
+              </w:rPr>
+              <w:t xml:space="preserve">1. Alta de la identidad en el servicio de autenticación, con correo interno determinista.</w:t>
+            </w:r>
+          </w:p>
+          <w:p>
+            <w:pPr>
+              <w:spacing w:after="40" w:line="260"/>
+            </w:pPr>
+            <w:r>
+              <w:rPr>
+                <w:b w:val="false"/>
+                <w:bCs w:val="false"/>
+                <w:color w:val="1A232C"/>
+                <w:sz w:val="20"/>
+                <w:szCs w:val="20"/>
+              </w:rPr>
+              <w:t xml:space="preserve">2. INSERT sobre admin_users estableciendo la pertenencia al panel.</w:t>
+            </w:r>
+          </w:p>
+          <w:p>
+            <w:pPr>
+              <w:spacing w:after="40" w:line="260"/>
+            </w:pPr>
+            <w:r>
+              <w:rPr>
+                <w:b w:val="false"/>
+                <w:bCs w:val="false"/>
+                <w:color w:val="1A232C"/>
+                <w:sz w:val="20"/>
+                <w:szCs w:val="20"/>
+              </w:rPr>
+              <w:t xml:space="preserve">3. Si la pertenencia no llega a registrarse, se elimina la identidad recién creada por esa misma llamada.</w:t>
+            </w:r>
+          </w:p>
+        </w:tc>
+      </w:tr>
+      <w:tr>
+        <w:tc>
+          <w:tcPr>
+            <w:tcW w:type="dxa" w:w="2500"/>
+            <w:shd w:fill="F2F4F7" w:val="clear"/>
+            <w:tcMar>
+              <w:top w:type="dxa" w:w="80"/>
+              <w:left w:type="dxa" w:w="110"/>
+              <w:bottom w:type="dxa" w:w="80"/>
+              <w:right w:type="dxa" w:w="110"/>
+            </w:tcMar>
+          </w:tcPr>
+          <w:p>
+            <w:pPr>
+              <w:spacing w:after="40" w:line="260"/>
+            </w:pPr>
+            <w:r>
+              <w:rPr>
+                <w:b/>
+                <w:bCs/>
+                <w:color w:val="1F3864"/>
+                <w:sz w:val="20"/>
+                <w:szCs w:val="20"/>
+              </w:rPr>
+              <w:t xml:space="preserve">Requisitos No Funcionales relacionados</w:t>
+            </w:r>
+          </w:p>
+        </w:tc>
+        <w:tc>
+          <w:tcPr>
+            <w:tcW w:type="dxa" w:w="6526"/>
+            <w:tcMar>
+              <w:top w:type="dxa" w:w="80"/>
+              <w:left w:type="dxa" w:w="110"/>
+              <w:bottom w:type="dxa" w:w="80"/>
+              <w:right w:type="dxa" w:w="110"/>
+            </w:tcMar>
+          </w:tcPr>
+          <w:p>
+            <w:pPr>
+              <w:spacing w:after="40" w:line="260"/>
+            </w:pPr>
+            <w:r>
+              <w:rPr>
+                <w:b w:val="false"/>
+                <w:bCs w:val="false"/>
+                <w:color w:val="1A232C"/>
+                <w:sz w:val="20"/>
+                <w:szCs w:val="20"/>
+              </w:rPr>
+              <w:t xml:space="preserve">RNF02 (Control de acceso), RNF04 (Integridad), RNF15 (Separación de funciones)</w:t>
+            </w:r>
+          </w:p>
+        </w:tc>
+      </w:tr>
+      <w:tr>
+        <w:tc>
+          <w:tcPr>
+            <w:tcW w:type="dxa" w:w="2500"/>
+            <w:shd w:fill="F2F4F7" w:val="clear"/>
+            <w:tcMar>
+              <w:top w:type="dxa" w:w="80"/>
+              <w:left w:type="dxa" w:w="110"/>
+              <w:bottom w:type="dxa" w:w="80"/>
+              <w:right w:type="dxa" w:w="110"/>
+            </w:tcMar>
+          </w:tcPr>
+          <w:p>
+            <w:pPr>
+              <w:spacing w:after="40" w:line="260"/>
+            </w:pPr>
+            <w:r>
+              <w:rPr>
+                <w:b/>
+                <w:bCs/>
+                <w:color w:val="1F3864"/>
+                <w:sz w:val="20"/>
+                <w:szCs w:val="20"/>
+              </w:rPr>
+              <w:t xml:space="preserve">Prioridad / Criterio de Aceptación</w:t>
+            </w:r>
+          </w:p>
+        </w:tc>
+        <w:tc>
+          <w:tcPr>
+            <w:tcW w:type="dxa" w:w="6526"/>
+            <w:tcMar>
+              <w:top w:type="dxa" w:w="80"/>
+              <w:left w:type="dxa" w:w="110"/>
+              <w:bottom w:type="dxa" w:w="80"/>
+              <w:right w:type="dxa" w:w="110"/>
+            </w:tcMar>
+          </w:tcPr>
+          <w:p>
+            <w:pPr>
+              <w:spacing w:after="40" w:line="260"/>
+            </w:pPr>
+            <w:r>
+              <w:rPr>
+                <w:b w:val="false"/>
+                <w:bCs w:val="false"/>
+                <w:color w:val="1A232C"/>
+                <w:sz w:val="20"/>
+                <w:szCs w:val="20"/>
+              </w:rPr>
+              <w:t xml:space="preserve">Alta. Caso de prueba: la operación invocada desde una sesión de administrador, eludiendo la interfaz, es rechazada por el servidor y no crea identidad alguna.</w:t>
+            </w:r>
+          </w:p>
+        </w:tc>
+      </w:tr>
+    </w:tbl>
+    <w:p>
+      <w:pPr>
+        <w:spacing w:after="120"/>
+      </w:pPr>
+    </w:p>
+    <w:p>
+      <w:pPr>
+        <w:pStyle w:val="Heading3"/>
+        <w:spacing w:after="120" w:before="260"/>
+      </w:pPr>
+      <w:r>
+        <w:t xml:space="preserve">RF18: Retiro y restitución del acceso</w:t>
+      </w:r>
+    </w:p>
+    <w:tbl>
+      <w:tblPr>
+        <w:tblW w:type="dxa" w:w="9026"/>
+        <w:tblBorders>
+          <w:top w:val="single" w:color="auto" w:sz="4"/>
+          <w:left w:val="single" w:color="auto" w:sz="4"/>
+          <w:bottom w:val="single" w:color="auto" w:sz="4"/>
+          <w:right w:val="single" w:color="auto" w:sz="4"/>
+          <w:insideH w:val="single" w:color="auto" w:sz="4"/>
+          <w:insideV w:val="single" w:color="auto" w:sz="4"/>
+        </w:tblBorders>
+      </w:tblPr>
+      <w:tblGrid>
+        <w:gridCol w:w="2500"/>
+        <w:gridCol w:w="6526"/>
+      </w:tblGrid>
+      <w:tr>
+        <w:tc>
+          <w:tcPr>
+            <w:tcW w:type="dxa" w:w="2500"/>
+            <w:shd w:fill="F2F4F7" w:val="clear"/>
+            <w:tcMar>
+              <w:top w:type="dxa" w:w="80"/>
+              <w:left w:type="dxa" w:w="110"/>
+              <w:bottom w:type="dxa" w:w="80"/>
+              <w:right w:type="dxa" w:w="110"/>
+            </w:tcMar>
+          </w:tcPr>
+          <w:p>
+            <w:pPr>
+              <w:spacing w:after="40" w:line="260"/>
+            </w:pPr>
+            <w:r>
+              <w:rPr>
+                <w:b/>
+                <w:bCs/>
+                <w:color w:val="1F3864"/>
+                <w:sz w:val="20"/>
+                <w:szCs w:val="20"/>
+              </w:rPr>
+              <w:t xml:space="preserve">Identificador del Requisito</w:t>
+            </w:r>
+          </w:p>
+        </w:tc>
+        <w:tc>
+          <w:tcPr>
+            <w:tcW w:type="dxa" w:w="6526"/>
+            <w:tcMar>
+              <w:top w:type="dxa" w:w="80"/>
+              <w:left w:type="dxa" w:w="110"/>
+              <w:bottom w:type="dxa" w:w="80"/>
+              <w:right w:type="dxa" w:w="110"/>
+            </w:tcMar>
+          </w:tcPr>
+          <w:p>
+            <w:pPr>
+              <w:spacing w:after="40" w:line="260"/>
+            </w:pPr>
+            <w:r>
+              <w:rPr>
+                <w:b w:val="false"/>
+                <w:bCs w:val="false"/>
+                <w:color w:val="1A232C"/>
+                <w:sz w:val="20"/>
+                <w:szCs w:val="20"/>
+              </w:rPr>
+              <w:t xml:space="preserve">RF18</w:t>
+            </w:r>
+          </w:p>
+        </w:tc>
+      </w:tr>
+      <w:tr>
+        <w:tc>
+          <w:tcPr>
+            <w:tcW w:type="dxa" w:w="2500"/>
+            <w:shd w:fill="F2F4F7" w:val="clear"/>
+            <w:tcMar>
+              <w:top w:type="dxa" w:w="80"/>
+              <w:left w:type="dxa" w:w="110"/>
+              <w:bottom w:type="dxa" w:w="80"/>
+              <w:right w:type="dxa" w:w="110"/>
+            </w:tcMar>
+          </w:tcPr>
+          <w:p>
+            <w:pPr>
+              <w:spacing w:after="40" w:line="260"/>
+            </w:pPr>
+            <w:r>
+              <w:rPr>
+                <w:b/>
+                <w:bCs/>
+                <w:color w:val="1F3864"/>
+                <w:sz w:val="20"/>
+                <w:szCs w:val="20"/>
+              </w:rPr>
+              <w:t xml:space="preserve">Nombre del Requisito</w:t>
+            </w:r>
+          </w:p>
+        </w:tc>
+        <w:tc>
+          <w:tcPr>
+            <w:tcW w:type="dxa" w:w="6526"/>
+            <w:tcMar>
+              <w:top w:type="dxa" w:w="80"/>
+              <w:left w:type="dxa" w:w="110"/>
+              <w:bottom w:type="dxa" w:w="80"/>
+              <w:right w:type="dxa" w:w="110"/>
+            </w:tcMar>
+          </w:tcPr>
+          <w:p>
+            <w:pPr>
+              <w:spacing w:after="40" w:line="260"/>
+            </w:pPr>
+            <w:r>
+              <w:rPr>
+                <w:b w:val="false"/>
+                <w:bCs w:val="false"/>
+                <w:color w:val="1A232C"/>
+                <w:sz w:val="20"/>
+                <w:szCs w:val="20"/>
+              </w:rPr>
+              <w:t xml:space="preserve">Retiro y restitución del acceso</w:t>
+            </w:r>
+          </w:p>
+        </w:tc>
+      </w:tr>
+      <w:tr>
+        <w:tc>
+          <w:tcPr>
+            <w:tcW w:type="dxa" w:w="2500"/>
+            <w:shd w:fill="F2F4F7" w:val="clear"/>
+            <w:tcMar>
+              <w:top w:type="dxa" w:w="80"/>
+              <w:left w:type="dxa" w:w="110"/>
+              <w:bottom w:type="dxa" w:w="80"/>
+              <w:right w:type="dxa" w:w="110"/>
+            </w:tcMar>
+          </w:tcPr>
+          <w:p>
+            <w:pPr>
+              <w:spacing w:after="40" w:line="260"/>
+            </w:pPr>
+            <w:r>
+              <w:rPr>
+                <w:b/>
+                <w:bCs/>
+                <w:color w:val="1F3864"/>
+                <w:sz w:val="20"/>
+                <w:szCs w:val="20"/>
+              </w:rPr>
+              <w:t xml:space="preserve">Sintaxis Formal (ISO 29148)</w:t>
+            </w:r>
+          </w:p>
+        </w:tc>
+        <w:tc>
+          <w:tcPr>
+            <w:tcW w:type="dxa" w:w="6526"/>
+            <w:tcMar>
+              <w:top w:type="dxa" w:w="80"/>
+              <w:left w:type="dxa" w:w="110"/>
+              <w:bottom w:type="dxa" w:w="80"/>
+              <w:right w:type="dxa" w:w="110"/>
+            </w:tcMar>
+          </w:tcPr>
+          <w:p>
+            <w:pPr>
+              <w:spacing w:after="40" w:line="260"/>
+            </w:pPr>
+            <w:r>
+              <w:rPr>
+                <w:b w:val="false"/>
+                <w:bCs w:val="false"/>
+                <w:color w:val="1A232C"/>
+                <w:sz w:val="20"/>
+                <w:szCs w:val="20"/>
+              </w:rPr>
+              <w:t xml:space="preserve">Cuando el moderador retire el acceso de una cuenta [Condición], el sistema [Sujeto] deberá impedir [Acción] tanto el ingreso al panel como toda escritura sobre la base de datos [Objeto], de forma reversible y sin eliminar el registro histórico [Restricción].</w:t>
+            </w:r>
+          </w:p>
+        </w:tc>
+      </w:tr>
+      <w:tr>
+        <w:tc>
+          <w:tcPr>
+            <w:tcW w:type="dxa" w:w="2500"/>
+            <w:shd w:fill="F2F4F7" w:val="clear"/>
+            <w:tcMar>
+              <w:top w:type="dxa" w:w="80"/>
+              <w:left w:type="dxa" w:w="110"/>
+              <w:bottom w:type="dxa" w:w="80"/>
+              <w:right w:type="dxa" w:w="110"/>
+            </w:tcMar>
+          </w:tcPr>
+          <w:p>
+            <w:pPr>
+              <w:spacing w:after="40" w:line="260"/>
+            </w:pPr>
+            <w:r>
+              <w:rPr>
+                <w:b/>
+                <w:bCs/>
+                <w:color w:val="1F3864"/>
+                <w:sz w:val="20"/>
+                <w:szCs w:val="20"/>
+              </w:rPr>
+              <w:t xml:space="preserve">Descripción del Requisito</w:t>
+            </w:r>
+          </w:p>
+        </w:tc>
+        <w:tc>
+          <w:tcPr>
+            <w:tcW w:type="dxa" w:w="6526"/>
+            <w:tcMar>
+              <w:top w:type="dxa" w:w="80"/>
+              <w:left w:type="dxa" w:w="110"/>
+              <w:bottom w:type="dxa" w:w="80"/>
+              <w:right w:type="dxa" w:w="110"/>
+            </w:tcMar>
+          </w:tcPr>
+          <w:p>
+            <w:pPr>
+              <w:spacing w:after="40" w:line="260"/>
+            </w:pPr>
+            <w:r>
+              <w:rPr>
+                <w:b w:val="false"/>
+                <w:bCs w:val="false"/>
+                <w:color w:val="1A232C"/>
+                <w:sz w:val="20"/>
+                <w:szCs w:val="20"/>
+              </w:rPr>
+              <w:t xml:space="preserve">La baja de un colaborador no elimina su cuenta: se marca la fecha de retiro y se conserva la fila, de modo que el rastro de quién administró cada operación permanece íntegro y la decisión puede revertirse. La comprobación reside también en la función de autorización que consultan las políticas de seguridad a nivel de fila, de manera que la credencial vigente en el navegador deja de habilitar escrituras de inmediato, sin esperar su caducidad. Ninguna cuenta puede retirarse a sí misma ni retirar a otro moderador.</w:t>
+            </w:r>
+          </w:p>
+        </w:tc>
+      </w:tr>
+      <w:tr>
+        <w:tc>
+          <w:tcPr>
+            <w:tcW w:type="dxa" w:w="2500"/>
+            <w:shd w:fill="F2F4F7" w:val="clear"/>
+            <w:tcMar>
+              <w:top w:type="dxa" w:w="80"/>
+              <w:left w:type="dxa" w:w="110"/>
+              <w:bottom w:type="dxa" w:w="80"/>
+              <w:right w:type="dxa" w:w="110"/>
+            </w:tcMar>
+          </w:tcPr>
+          <w:p>
+            <w:pPr>
+              <w:spacing w:after="40" w:line="260"/>
+            </w:pPr>
+            <w:r>
+              <w:rPr>
+                <w:b/>
+                <w:bCs/>
+                <w:color w:val="1F3864"/>
+                <w:sz w:val="20"/>
+                <w:szCs w:val="20"/>
+              </w:rPr>
+              <w:t xml:space="preserve">Condiciones de Entrada (Precondiciones)</w:t>
+            </w:r>
+          </w:p>
+        </w:tc>
+        <w:tc>
+          <w:tcPr>
+            <w:tcW w:type="dxa" w:w="6526"/>
+            <w:tcMar>
+              <w:top w:type="dxa" w:w="80"/>
+              <w:left w:type="dxa" w:w="110"/>
+              <w:bottom w:type="dxa" w:w="80"/>
+              <w:right w:type="dxa" w:w="110"/>
+            </w:tcMar>
+          </w:tcPr>
+          <w:p>
+            <w:pPr>
+              <w:spacing w:after="40" w:line="260"/>
+            </w:pPr>
+            <w:r>
+              <w:rPr>
+                <w:b w:val="false"/>
+                <w:bCs w:val="false"/>
+                <w:color w:val="1A232C"/>
+                <w:sz w:val="20"/>
+                <w:szCs w:val="20"/>
+              </w:rPr>
+              <w:t xml:space="preserve">1. Existe una sesión activa cuyo rol verificado es el de moderador.</w:t>
+            </w:r>
+          </w:p>
+          <w:p>
+            <w:pPr>
+              <w:spacing w:after="40" w:line="260"/>
+            </w:pPr>
+            <w:r>
+              <w:rPr>
+                <w:b w:val="false"/>
+                <w:bCs w:val="false"/>
+                <w:color w:val="1A232C"/>
+                <w:sz w:val="20"/>
+                <w:szCs w:val="20"/>
+              </w:rPr>
+              <w:t xml:space="preserve">2. La cuenta afectada es distinta de la propia y no ostenta el rol de moderación.</w:t>
+            </w:r>
+          </w:p>
+        </w:tc>
+      </w:tr>
+      <w:tr>
+        <w:tc>
+          <w:tcPr>
+            <w:tcW w:type="dxa" w:w="2500"/>
+            <w:shd w:fill="F2F4F7" w:val="clear"/>
+            <w:tcMar>
+              <w:top w:type="dxa" w:w="80"/>
+              <w:left w:type="dxa" w:w="110"/>
+              <w:bottom w:type="dxa" w:w="80"/>
+              <w:right w:type="dxa" w:w="110"/>
+            </w:tcMar>
+          </w:tcPr>
+          <w:p>
+            <w:pPr>
+              <w:spacing w:after="40" w:line="260"/>
+            </w:pPr>
+            <w:r>
+              <w:rPr>
+                <w:b/>
+                <w:bCs/>
+                <w:color w:val="1F3864"/>
+                <w:sz w:val="20"/>
+                <w:szCs w:val="20"/>
+              </w:rPr>
+              <w:t xml:space="preserve">Especificación de Condiciones de Salida (Postcondiciones SQL)</w:t>
+            </w:r>
+          </w:p>
+        </w:tc>
+        <w:tc>
+          <w:tcPr>
+            <w:tcW w:type="dxa" w:w="6526"/>
+            <w:tcMar>
+              <w:top w:type="dxa" w:w="80"/>
+              <w:left w:type="dxa" w:w="110"/>
+              <w:bottom w:type="dxa" w:w="80"/>
+              <w:right w:type="dxa" w:w="110"/>
+            </w:tcMar>
+          </w:tcPr>
+          <w:p>
+            <w:pPr>
+              <w:spacing w:after="40" w:line="260"/>
+            </w:pPr>
+            <w:r>
+              <w:rPr>
+                <w:b w:val="false"/>
+                <w:bCs w:val="false"/>
+                <w:color w:val="1A232C"/>
+                <w:sz w:val="20"/>
+                <w:szCs w:val="20"/>
+              </w:rPr>
+              <w:t xml:space="preserve">1. UPDATE sobre admin_users.revoked_at, con marca temporal al retirar y valor nulo al restituir.</w:t>
+            </w:r>
+          </w:p>
+          <w:p>
+            <w:pPr>
+              <w:spacing w:after="40" w:line="260"/>
+            </w:pPr>
+            <w:r>
+              <w:rPr>
+                <w:b w:val="false"/>
+                <w:bCs w:val="false"/>
+                <w:color w:val="1A232C"/>
+                <w:sz w:val="20"/>
+                <w:szCs w:val="20"/>
+              </w:rPr>
+              <w:t xml:space="preserve">2. La función is_admin() deja de reconocer a la cuenta, y con ella la totalidad de las políticas de escritura.</w:t>
+            </w:r>
+          </w:p>
+          <w:p>
+            <w:pPr>
+              <w:spacing w:after="40" w:line="260"/>
+            </w:pPr>
+            <w:r>
+              <w:rPr>
+                <w:b w:val="false"/>
+                <w:bCs w:val="false"/>
+                <w:color w:val="1A232C"/>
+                <w:sz w:val="20"/>
+                <w:szCs w:val="20"/>
+              </w:rPr>
+              <w:t xml:space="preserve">3. La identidad y la contraseña se conservan intactas en el servicio de autenticación.</w:t>
+            </w:r>
+          </w:p>
+        </w:tc>
+      </w:tr>
+      <w:tr>
+        <w:tc>
+          <w:tcPr>
+            <w:tcW w:type="dxa" w:w="2500"/>
+            <w:shd w:fill="F2F4F7" w:val="clear"/>
+            <w:tcMar>
+              <w:top w:type="dxa" w:w="80"/>
+              <w:left w:type="dxa" w:w="110"/>
+              <w:bottom w:type="dxa" w:w="80"/>
+              <w:right w:type="dxa" w:w="110"/>
+            </w:tcMar>
+          </w:tcPr>
+          <w:p>
+            <w:pPr>
+              <w:spacing w:after="40" w:line="260"/>
+            </w:pPr>
+            <w:r>
+              <w:rPr>
+                <w:b/>
+                <w:bCs/>
+                <w:color w:val="1F3864"/>
+                <w:sz w:val="20"/>
+                <w:szCs w:val="20"/>
+              </w:rPr>
+              <w:t xml:space="preserve">Requisitos No Funcionales relacionados</w:t>
+            </w:r>
+          </w:p>
+        </w:tc>
+        <w:tc>
+          <w:tcPr>
+            <w:tcW w:type="dxa" w:w="6526"/>
+            <w:tcMar>
+              <w:top w:type="dxa" w:w="80"/>
+              <w:left w:type="dxa" w:w="110"/>
+              <w:bottom w:type="dxa" w:w="80"/>
+              <w:right w:type="dxa" w:w="110"/>
+            </w:tcMar>
+          </w:tcPr>
+          <w:p>
+            <w:pPr>
+              <w:spacing w:after="40" w:line="260"/>
+            </w:pPr>
+            <w:r>
+              <w:rPr>
+                <w:b w:val="false"/>
+                <w:bCs w:val="false"/>
+                <w:color w:val="1A232C"/>
+                <w:sz w:val="20"/>
+                <w:szCs w:val="20"/>
+              </w:rPr>
+              <w:t xml:space="preserve">RNF02 (Control de acceso), RNF10 (Trazabilidad), RNF15 (Separación de funciones)</w:t>
+            </w:r>
+          </w:p>
+        </w:tc>
+      </w:tr>
+      <w:tr>
+        <w:tc>
+          <w:tcPr>
+            <w:tcW w:type="dxa" w:w="2500"/>
+            <w:shd w:fill="F2F4F7" w:val="clear"/>
+            <w:tcMar>
+              <w:top w:type="dxa" w:w="80"/>
+              <w:left w:type="dxa" w:w="110"/>
+              <w:bottom w:type="dxa" w:w="80"/>
+              <w:right w:type="dxa" w:w="110"/>
+            </w:tcMar>
+          </w:tcPr>
+          <w:p>
+            <w:pPr>
+              <w:spacing w:after="40" w:line="260"/>
+            </w:pPr>
+            <w:r>
+              <w:rPr>
+                <w:b/>
+                <w:bCs/>
+                <w:color w:val="1F3864"/>
+                <w:sz w:val="20"/>
+                <w:szCs w:val="20"/>
+              </w:rPr>
+              <w:t xml:space="preserve">Prioridad / Criterio de Aceptación</w:t>
+            </w:r>
+          </w:p>
+        </w:tc>
+        <w:tc>
+          <w:tcPr>
+            <w:tcW w:type="dxa" w:w="6526"/>
+            <w:tcMar>
+              <w:top w:type="dxa" w:w="80"/>
+              <w:left w:type="dxa" w:w="110"/>
+              <w:bottom w:type="dxa" w:w="80"/>
+              <w:right w:type="dxa" w:w="110"/>
+            </w:tcMar>
+          </w:tcPr>
+          <w:p>
+            <w:pPr>
+              <w:spacing w:after="40" w:line="260"/>
+            </w:pPr>
+            <w:r>
+              <w:rPr>
+                <w:b w:val="false"/>
+                <w:bCs w:val="false"/>
+                <w:color w:val="1A232C"/>
+                <w:sz w:val="20"/>
+                <w:szCs w:val="20"/>
+              </w:rPr>
+              <w:t xml:space="preserve">Alta. Caso de prueba verificado sobre la base de datos: con el acceso retirado, la autenticación sigue siendo válida, is_admin() devuelve falso y la escritura queda bloqueada.</w:t>
+            </w:r>
+          </w:p>
+        </w:tc>
+      </w:tr>
+    </w:tbl>
+    <w:p>
+      <w:pPr>
+        <w:spacing w:after="120"/>
+      </w:pPr>
+    </w:p>
+    <w:p>
+      <w:pPr>
+        <w:pStyle w:val="Heading3"/>
+        <w:spacing w:after="120" w:before="260"/>
+      </w:pPr>
+      <w:r>
+        <w:t xml:space="preserve">RF19: Cambio de la contraseña propia</w:t>
+      </w:r>
+    </w:p>
+    <w:tbl>
+      <w:tblPr>
+        <w:tblW w:type="dxa" w:w="9026"/>
+        <w:tblBorders>
+          <w:top w:val="single" w:color="auto" w:sz="4"/>
+          <w:left w:val="single" w:color="auto" w:sz="4"/>
+          <w:bottom w:val="single" w:color="auto" w:sz="4"/>
+          <w:right w:val="single" w:color="auto" w:sz="4"/>
+          <w:insideH w:val="single" w:color="auto" w:sz="4"/>
+          <w:insideV w:val="single" w:color="auto" w:sz="4"/>
+        </w:tblBorders>
+      </w:tblPr>
+      <w:tblGrid>
+        <w:gridCol w:w="2500"/>
+        <w:gridCol w:w="6526"/>
+      </w:tblGrid>
+      <w:tr>
+        <w:tc>
+          <w:tcPr>
+            <w:tcW w:type="dxa" w:w="2500"/>
+            <w:shd w:fill="F2F4F7" w:val="clear"/>
+            <w:tcMar>
+              <w:top w:type="dxa" w:w="80"/>
+              <w:left w:type="dxa" w:w="110"/>
+              <w:bottom w:type="dxa" w:w="80"/>
+              <w:right w:type="dxa" w:w="110"/>
+            </w:tcMar>
+          </w:tcPr>
+          <w:p>
+            <w:pPr>
+              <w:spacing w:after="40" w:line="260"/>
+            </w:pPr>
+            <w:r>
+              <w:rPr>
+                <w:b/>
+                <w:bCs/>
+                <w:color w:val="1F3864"/>
+                <w:sz w:val="20"/>
+                <w:szCs w:val="20"/>
+              </w:rPr>
+              <w:t xml:space="preserve">Identificador del Requisito</w:t>
+            </w:r>
+          </w:p>
+        </w:tc>
+        <w:tc>
+          <w:tcPr>
+            <w:tcW w:type="dxa" w:w="6526"/>
+            <w:tcMar>
+              <w:top w:type="dxa" w:w="80"/>
+              <w:left w:type="dxa" w:w="110"/>
+              <w:bottom w:type="dxa" w:w="80"/>
+              <w:right w:type="dxa" w:w="110"/>
+            </w:tcMar>
+          </w:tcPr>
+          <w:p>
+            <w:pPr>
+              <w:spacing w:after="40" w:line="260"/>
+            </w:pPr>
+            <w:r>
+              <w:rPr>
+                <w:b w:val="false"/>
+                <w:bCs w:val="false"/>
+                <w:color w:val="1A232C"/>
+                <w:sz w:val="20"/>
+                <w:szCs w:val="20"/>
+              </w:rPr>
+              <w:t xml:space="preserve">RF19</w:t>
+            </w:r>
+          </w:p>
+        </w:tc>
+      </w:tr>
+      <w:tr>
+        <w:tc>
+          <w:tcPr>
+            <w:tcW w:type="dxa" w:w="2500"/>
+            <w:shd w:fill="F2F4F7" w:val="clear"/>
+            <w:tcMar>
+              <w:top w:type="dxa" w:w="80"/>
+              <w:left w:type="dxa" w:w="110"/>
+              <w:bottom w:type="dxa" w:w="80"/>
+              <w:right w:type="dxa" w:w="110"/>
+            </w:tcMar>
+          </w:tcPr>
+          <w:p>
+            <w:pPr>
+              <w:spacing w:after="40" w:line="260"/>
+            </w:pPr>
+            <w:r>
+              <w:rPr>
+                <w:b/>
+                <w:bCs/>
+                <w:color w:val="1F3864"/>
+                <w:sz w:val="20"/>
+                <w:szCs w:val="20"/>
+              </w:rPr>
+              <w:t xml:space="preserve">Nombre del Requisito</w:t>
+            </w:r>
+          </w:p>
+        </w:tc>
+        <w:tc>
+          <w:tcPr>
+            <w:tcW w:type="dxa" w:w="6526"/>
+            <w:tcMar>
+              <w:top w:type="dxa" w:w="80"/>
+              <w:left w:type="dxa" w:w="110"/>
+              <w:bottom w:type="dxa" w:w="80"/>
+              <w:right w:type="dxa" w:w="110"/>
+            </w:tcMar>
+          </w:tcPr>
+          <w:p>
+            <w:pPr>
+              <w:spacing w:after="40" w:line="260"/>
+            </w:pPr>
+            <w:r>
+              <w:rPr>
+                <w:b w:val="false"/>
+                <w:bCs w:val="false"/>
+                <w:color w:val="1A232C"/>
+                <w:sz w:val="20"/>
+                <w:szCs w:val="20"/>
+              </w:rPr>
+              <w:t xml:space="preserve">Cambio de la contraseña propia</w:t>
+            </w:r>
+          </w:p>
+        </w:tc>
+      </w:tr>
+      <w:tr>
+        <w:tc>
+          <w:tcPr>
+            <w:tcW w:type="dxa" w:w="2500"/>
+            <w:shd w:fill="F2F4F7" w:val="clear"/>
+            <w:tcMar>
+              <w:top w:type="dxa" w:w="80"/>
+              <w:left w:type="dxa" w:w="110"/>
+              <w:bottom w:type="dxa" w:w="80"/>
+              <w:right w:type="dxa" w:w="110"/>
+            </w:tcMar>
+          </w:tcPr>
+          <w:p>
+            <w:pPr>
+              <w:spacing w:after="40" w:line="260"/>
+            </w:pPr>
+            <w:r>
+              <w:rPr>
+                <w:b/>
+                <w:bCs/>
+                <w:color w:val="1F3864"/>
+                <w:sz w:val="20"/>
+                <w:szCs w:val="20"/>
+              </w:rPr>
+              <w:t xml:space="preserve">Sintaxis Formal (ISO 29148)</w:t>
+            </w:r>
+          </w:p>
+        </w:tc>
+        <w:tc>
+          <w:tcPr>
+            <w:tcW w:type="dxa" w:w="6526"/>
+            <w:tcMar>
+              <w:top w:type="dxa" w:w="80"/>
+              <w:left w:type="dxa" w:w="110"/>
+              <w:bottom w:type="dxa" w:w="80"/>
+              <w:right w:type="dxa" w:w="110"/>
+            </w:tcMar>
+          </w:tcPr>
+          <w:p>
+            <w:pPr>
+              <w:spacing w:after="40" w:line="260"/>
+            </w:pPr>
+            <w:r>
+              <w:rPr>
+                <w:b w:val="false"/>
+                <w:bCs w:val="false"/>
+                <w:color w:val="1A232C"/>
+                <w:sz w:val="20"/>
+                <w:szCs w:val="20"/>
+              </w:rPr>
+              <w:t xml:space="preserve">Cuando un usuario del panel modifique su contraseña [Condición], el módulo de configuración [Sujeto] deberá exigir [Acción] la contraseña vigente antes de aceptar la nueva [Objeto], sin interrumpir la sesión en curso [Restricción].</w:t>
+            </w:r>
+          </w:p>
+        </w:tc>
+      </w:tr>
+      <w:tr>
+        <w:tc>
+          <w:tcPr>
+            <w:tcW w:type="dxa" w:w="2500"/>
+            <w:shd w:fill="F2F4F7" w:val="clear"/>
+            <w:tcMar>
+              <w:top w:type="dxa" w:w="80"/>
+              <w:left w:type="dxa" w:w="110"/>
+              <w:bottom w:type="dxa" w:w="80"/>
+              <w:right w:type="dxa" w:w="110"/>
+            </w:tcMar>
+          </w:tcPr>
+          <w:p>
+            <w:pPr>
+              <w:spacing w:after="40" w:line="260"/>
+            </w:pPr>
+            <w:r>
+              <w:rPr>
+                <w:b/>
+                <w:bCs/>
+                <w:color w:val="1F3864"/>
+                <w:sz w:val="20"/>
+                <w:szCs w:val="20"/>
+              </w:rPr>
+              <w:t xml:space="preserve">Descripción del Requisito</w:t>
+            </w:r>
+          </w:p>
+        </w:tc>
+        <w:tc>
+          <w:tcPr>
+            <w:tcW w:type="dxa" w:w="6526"/>
+            <w:tcMar>
+              <w:top w:type="dxa" w:w="80"/>
+              <w:left w:type="dxa" w:w="110"/>
+              <w:bottom w:type="dxa" w:w="80"/>
+              <w:right w:type="dxa" w:w="110"/>
+            </w:tcMar>
+          </w:tcPr>
+          <w:p>
+            <w:pPr>
+              <w:spacing w:after="40" w:line="260"/>
+            </w:pPr>
+            <w:r>
+              <w:rPr>
+                <w:b w:val="false"/>
+                <w:bCs w:val="false"/>
+                <w:color w:val="1A232C"/>
+                <w:sz w:val="20"/>
+                <w:szCs w:val="20"/>
+              </w:rPr>
+              <w:t xml:space="preserve">Disponible para ambos perfiles sobre la propia cuenta. La contraseña vigente se comprueba contra el servicio de autenticación mediante un cliente aislado y sin cookies, cuya sesión temporal se cierra al terminar, de modo que la comprobación no reemplaza ni invalida la sesión del navegador. Ninguna contraseña figura en el repositorio ni en los registros del sistema.</w:t>
+            </w:r>
+          </w:p>
+        </w:tc>
+      </w:tr>
+      <w:tr>
+        <w:tc>
+          <w:tcPr>
+            <w:tcW w:type="dxa" w:w="2500"/>
+            <w:shd w:fill="F2F4F7" w:val="clear"/>
+            <w:tcMar>
+              <w:top w:type="dxa" w:w="80"/>
+              <w:left w:type="dxa" w:w="110"/>
+              <w:bottom w:type="dxa" w:w="80"/>
+              <w:right w:type="dxa" w:w="110"/>
+            </w:tcMar>
+          </w:tcPr>
+          <w:p>
+            <w:pPr>
+              <w:spacing w:after="40" w:line="260"/>
+            </w:pPr>
+            <w:r>
+              <w:rPr>
+                <w:b/>
+                <w:bCs/>
+                <w:color w:val="1F3864"/>
+                <w:sz w:val="20"/>
+                <w:szCs w:val="20"/>
+              </w:rPr>
+              <w:t xml:space="preserve">Condiciones de Entrada (Precondiciones)</w:t>
+            </w:r>
+          </w:p>
+        </w:tc>
+        <w:tc>
+          <w:tcPr>
+            <w:tcW w:type="dxa" w:w="6526"/>
+            <w:tcMar>
+              <w:top w:type="dxa" w:w="80"/>
+              <w:left w:type="dxa" w:w="110"/>
+              <w:bottom w:type="dxa" w:w="80"/>
+              <w:right w:type="dxa" w:w="110"/>
+            </w:tcMar>
+          </w:tcPr>
+          <w:p>
+            <w:pPr>
+              <w:spacing w:after="40" w:line="260"/>
+            </w:pPr>
+            <w:r>
+              <w:rPr>
+                <w:b w:val="false"/>
+                <w:bCs w:val="false"/>
+                <w:color w:val="1A232C"/>
+                <w:sz w:val="20"/>
+                <w:szCs w:val="20"/>
+              </w:rPr>
+              <w:t xml:space="preserve">1. Existe una sesión de panel activa.</w:t>
+            </w:r>
+          </w:p>
+          <w:p>
+            <w:pPr>
+              <w:spacing w:after="40" w:line="260"/>
+            </w:pPr>
+            <w:r>
+              <w:rPr>
+                <w:b w:val="false"/>
+                <w:bCs w:val="false"/>
+                <w:color w:val="1A232C"/>
+                <w:sz w:val="20"/>
+                <w:szCs w:val="20"/>
+              </w:rPr>
+              <w:t xml:space="preserve">2. La nueva contraseña tiene entre doce y ciento veintiocho caracteres, difiere de la vigente y coincide con su repetición.</w:t>
+            </w:r>
+          </w:p>
+        </w:tc>
+      </w:tr>
+      <w:tr>
+        <w:tc>
+          <w:tcPr>
+            <w:tcW w:type="dxa" w:w="2500"/>
+            <w:shd w:fill="F2F4F7" w:val="clear"/>
+            <w:tcMar>
+              <w:top w:type="dxa" w:w="80"/>
+              <w:left w:type="dxa" w:w="110"/>
+              <w:bottom w:type="dxa" w:w="80"/>
+              <w:right w:type="dxa" w:w="110"/>
+            </w:tcMar>
+          </w:tcPr>
+          <w:p>
+            <w:pPr>
+              <w:spacing w:after="40" w:line="260"/>
+            </w:pPr>
+            <w:r>
+              <w:rPr>
+                <w:b/>
+                <w:bCs/>
+                <w:color w:val="1F3864"/>
+                <w:sz w:val="20"/>
+                <w:szCs w:val="20"/>
+              </w:rPr>
+              <w:t xml:space="preserve">Especificación de Condiciones de Salida (Postcondiciones SQL)</w:t>
+            </w:r>
+          </w:p>
+        </w:tc>
+        <w:tc>
+          <w:tcPr>
+            <w:tcW w:type="dxa" w:w="6526"/>
+            <w:tcMar>
+              <w:top w:type="dxa" w:w="80"/>
+              <w:left w:type="dxa" w:w="110"/>
+              <w:bottom w:type="dxa" w:w="80"/>
+              <w:right w:type="dxa" w:w="110"/>
+            </w:tcMar>
+          </w:tcPr>
+          <w:p>
+            <w:pPr>
+              <w:spacing w:after="40" w:line="260"/>
+            </w:pPr>
+            <w:r>
+              <w:rPr>
+                <w:b w:val="false"/>
+                <w:bCs w:val="false"/>
+                <w:color w:val="1A232C"/>
+                <w:sz w:val="20"/>
+                <w:szCs w:val="20"/>
+              </w:rPr>
+              <w:t xml:space="preserve">1. Actualización de la credencial en el servicio de autenticación.</w:t>
+            </w:r>
+          </w:p>
+          <w:p>
+            <w:pPr>
+              <w:spacing w:after="40" w:line="260"/>
+            </w:pPr>
+            <w:r>
+              <w:rPr>
+                <w:b w:val="false"/>
+                <w:bCs w:val="false"/>
+                <w:color w:val="1A232C"/>
+                <w:sz w:val="20"/>
+                <w:szCs w:val="20"/>
+              </w:rPr>
+              <w:t xml:space="preserve">2. Cierre de la sesión auxiliar empleada para la comprobación.</w:t>
+            </w:r>
+          </w:p>
+        </w:tc>
+      </w:tr>
+      <w:tr>
+        <w:tc>
+          <w:tcPr>
+            <w:tcW w:type="dxa" w:w="2500"/>
+            <w:shd w:fill="F2F4F7" w:val="clear"/>
+            <w:tcMar>
+              <w:top w:type="dxa" w:w="80"/>
+              <w:left w:type="dxa" w:w="110"/>
+              <w:bottom w:type="dxa" w:w="80"/>
+              <w:right w:type="dxa" w:w="110"/>
+            </w:tcMar>
+          </w:tcPr>
+          <w:p>
+            <w:pPr>
+              <w:spacing w:after="40" w:line="260"/>
+            </w:pPr>
+            <w:r>
+              <w:rPr>
+                <w:b/>
+                <w:bCs/>
+                <w:color w:val="1F3864"/>
+                <w:sz w:val="20"/>
+                <w:szCs w:val="20"/>
+              </w:rPr>
+              <w:t xml:space="preserve">Requisitos No Funcionales relacionados</w:t>
+            </w:r>
+          </w:p>
+        </w:tc>
+        <w:tc>
+          <w:tcPr>
+            <w:tcW w:type="dxa" w:w="6526"/>
+            <w:tcMar>
+              <w:top w:type="dxa" w:w="80"/>
+              <w:left w:type="dxa" w:w="110"/>
+              <w:bottom w:type="dxa" w:w="80"/>
+              <w:right w:type="dxa" w:w="110"/>
+            </w:tcMar>
+          </w:tcPr>
+          <w:p>
+            <w:pPr>
+              <w:spacing w:after="40" w:line="260"/>
+            </w:pPr>
+            <w:r>
+              <w:rPr>
+                <w:b w:val="false"/>
+                <w:bCs w:val="false"/>
+                <w:color w:val="1A232C"/>
+                <w:sz w:val="20"/>
+                <w:szCs w:val="20"/>
+              </w:rPr>
+              <w:t xml:space="preserve">RNF02 (Control de acceso), RNF14 (Privacidad)</w:t>
+            </w:r>
+          </w:p>
+        </w:tc>
+      </w:tr>
+      <w:tr>
+        <w:tc>
+          <w:tcPr>
+            <w:tcW w:type="dxa" w:w="2500"/>
+            <w:shd w:fill="F2F4F7" w:val="clear"/>
+            <w:tcMar>
+              <w:top w:type="dxa" w:w="80"/>
+              <w:left w:type="dxa" w:w="110"/>
+              <w:bottom w:type="dxa" w:w="80"/>
+              <w:right w:type="dxa" w:w="110"/>
+            </w:tcMar>
+          </w:tcPr>
+          <w:p>
+            <w:pPr>
+              <w:spacing w:after="40" w:line="260"/>
+            </w:pPr>
+            <w:r>
+              <w:rPr>
+                <w:b/>
+                <w:bCs/>
+                <w:color w:val="1F3864"/>
+                <w:sz w:val="20"/>
+                <w:szCs w:val="20"/>
+              </w:rPr>
+              <w:t xml:space="preserve">Prioridad / Criterio de Aceptación</w:t>
+            </w:r>
+          </w:p>
+        </w:tc>
+        <w:tc>
+          <w:tcPr>
+            <w:tcW w:type="dxa" w:w="6526"/>
+            <w:tcMar>
+              <w:top w:type="dxa" w:w="80"/>
+              <w:left w:type="dxa" w:w="110"/>
+              <w:bottom w:type="dxa" w:w="80"/>
+              <w:right w:type="dxa" w:w="110"/>
+            </w:tcMar>
+          </w:tcPr>
+          <w:p>
+            <w:pPr>
+              <w:spacing w:after="40" w:line="260"/>
+            </w:pPr>
+            <w:r>
+              <w:rPr>
+                <w:b w:val="false"/>
+                <w:bCs w:val="false"/>
+                <w:color w:val="1A232C"/>
+                <w:sz w:val="20"/>
+                <w:szCs w:val="20"/>
+              </w:rPr>
+              <w:t xml:space="preserve">Alta. Caso de prueba: una contraseña vigente incorrecta, o una identidad distinta de la de la sesión, no producen actualización alguna.</w:t>
+            </w:r>
+          </w:p>
+        </w:tc>
+      </w:tr>
+    </w:tbl>
+    <w:p>
+      <w:pPr>
+        <w:spacing w:after="120"/>
+      </w:pPr>
+    </w:p>
+    <w:p>
+      <w:pPr>
+        <w:pStyle w:val="Heading3"/>
+        <w:spacing w:after="120" w:before="260"/>
+      </w:pPr>
+      <w:r>
+        <w:t xml:space="preserve">RF20: Baja de pedidos con restitución de existencias</w:t>
+      </w:r>
+    </w:p>
+    <w:tbl>
+      <w:tblPr>
+        <w:tblW w:type="dxa" w:w="9026"/>
+        <w:tblBorders>
+          <w:top w:val="single" w:color="auto" w:sz="4"/>
+          <w:left w:val="single" w:color="auto" w:sz="4"/>
+          <w:bottom w:val="single" w:color="auto" w:sz="4"/>
+          <w:right w:val="single" w:color="auto" w:sz="4"/>
+          <w:insideH w:val="single" w:color="auto" w:sz="4"/>
+          <w:insideV w:val="single" w:color="auto" w:sz="4"/>
+        </w:tblBorders>
+      </w:tblPr>
+      <w:tblGrid>
+        <w:gridCol w:w="2500"/>
+        <w:gridCol w:w="6526"/>
+      </w:tblGrid>
+      <w:tr>
+        <w:tc>
+          <w:tcPr>
+            <w:tcW w:type="dxa" w:w="2500"/>
+            <w:shd w:fill="F2F4F7" w:val="clear"/>
+            <w:tcMar>
+              <w:top w:type="dxa" w:w="80"/>
+              <w:left w:type="dxa" w:w="110"/>
+              <w:bottom w:type="dxa" w:w="80"/>
+              <w:right w:type="dxa" w:w="110"/>
+            </w:tcMar>
+          </w:tcPr>
+          <w:p>
+            <w:pPr>
+              <w:spacing w:after="40" w:line="260"/>
+            </w:pPr>
+            <w:r>
+              <w:rPr>
+                <w:b/>
+                <w:bCs/>
+                <w:color w:val="1F3864"/>
+                <w:sz w:val="20"/>
+                <w:szCs w:val="20"/>
+              </w:rPr>
+              <w:t xml:space="preserve">Identificador del Requisito</w:t>
+            </w:r>
+          </w:p>
+        </w:tc>
+        <w:tc>
+          <w:tcPr>
+            <w:tcW w:type="dxa" w:w="6526"/>
+            <w:tcMar>
+              <w:top w:type="dxa" w:w="80"/>
+              <w:left w:type="dxa" w:w="110"/>
+              <w:bottom w:type="dxa" w:w="80"/>
+              <w:right w:type="dxa" w:w="110"/>
+            </w:tcMar>
+          </w:tcPr>
+          <w:p>
+            <w:pPr>
+              <w:spacing w:after="40" w:line="260"/>
+            </w:pPr>
+            <w:r>
+              <w:rPr>
+                <w:b w:val="false"/>
+                <w:bCs w:val="false"/>
+                <w:color w:val="1A232C"/>
+                <w:sz w:val="20"/>
+                <w:szCs w:val="20"/>
+              </w:rPr>
+              <w:t xml:space="preserve">RF20</w:t>
+            </w:r>
+          </w:p>
+        </w:tc>
+      </w:tr>
+      <w:tr>
+        <w:tc>
+          <w:tcPr>
+            <w:tcW w:type="dxa" w:w="2500"/>
+            <w:shd w:fill="F2F4F7" w:val="clear"/>
+            <w:tcMar>
+              <w:top w:type="dxa" w:w="80"/>
+              <w:left w:type="dxa" w:w="110"/>
+              <w:bottom w:type="dxa" w:w="80"/>
+              <w:right w:type="dxa" w:w="110"/>
+            </w:tcMar>
+          </w:tcPr>
+          <w:p>
+            <w:pPr>
+              <w:spacing w:after="40" w:line="260"/>
+            </w:pPr>
+            <w:r>
+              <w:rPr>
+                <w:b/>
+                <w:bCs/>
+                <w:color w:val="1F3864"/>
+                <w:sz w:val="20"/>
+                <w:szCs w:val="20"/>
+              </w:rPr>
+              <w:t xml:space="preserve">Nombre del Requisito</w:t>
+            </w:r>
+          </w:p>
+        </w:tc>
+        <w:tc>
+          <w:tcPr>
+            <w:tcW w:type="dxa" w:w="6526"/>
+            <w:tcMar>
+              <w:top w:type="dxa" w:w="80"/>
+              <w:left w:type="dxa" w:w="110"/>
+              <w:bottom w:type="dxa" w:w="80"/>
+              <w:right w:type="dxa" w:w="110"/>
+            </w:tcMar>
+          </w:tcPr>
+          <w:p>
+            <w:pPr>
+              <w:spacing w:after="40" w:line="260"/>
+            </w:pPr>
+            <w:r>
+              <w:rPr>
+                <w:b w:val="false"/>
+                <w:bCs w:val="false"/>
+                <w:color w:val="1A232C"/>
+                <w:sz w:val="20"/>
+                <w:szCs w:val="20"/>
+              </w:rPr>
+              <w:t xml:space="preserve">Baja de pedidos con restitución de existencias</w:t>
+            </w:r>
+          </w:p>
+        </w:tc>
+      </w:tr>
+      <w:tr>
+        <w:tc>
+          <w:tcPr>
+            <w:tcW w:type="dxa" w:w="2500"/>
+            <w:shd w:fill="F2F4F7" w:val="clear"/>
+            <w:tcMar>
+              <w:top w:type="dxa" w:w="80"/>
+              <w:left w:type="dxa" w:w="110"/>
+              <w:bottom w:type="dxa" w:w="80"/>
+              <w:right w:type="dxa" w:w="110"/>
+            </w:tcMar>
+          </w:tcPr>
+          <w:p>
+            <w:pPr>
+              <w:spacing w:after="40" w:line="260"/>
+            </w:pPr>
+            <w:r>
+              <w:rPr>
+                <w:b/>
+                <w:bCs/>
+                <w:color w:val="1F3864"/>
+                <w:sz w:val="20"/>
+                <w:szCs w:val="20"/>
+              </w:rPr>
+              <w:t xml:space="preserve">Sintaxis Formal (ISO 29148)</w:t>
+            </w:r>
+          </w:p>
+        </w:tc>
+        <w:tc>
+          <w:tcPr>
+            <w:tcW w:type="dxa" w:w="6526"/>
+            <w:tcMar>
+              <w:top w:type="dxa" w:w="80"/>
+              <w:left w:type="dxa" w:w="110"/>
+              <w:bottom w:type="dxa" w:w="80"/>
+              <w:right w:type="dxa" w:w="110"/>
+            </w:tcMar>
+          </w:tcPr>
+          <w:p>
+            <w:pPr>
+              <w:spacing w:after="40" w:line="260"/>
+            </w:pPr>
+            <w:r>
+              <w:rPr>
+                <w:b w:val="false"/>
+                <w:bCs w:val="false"/>
+                <w:color w:val="1A232C"/>
+                <w:sz w:val="20"/>
+                <w:szCs w:val="20"/>
+              </w:rPr>
+              <w:t xml:space="preserve">Cuando el moderador elimine un pedido [Condición], el módulo de pedidos [Sujeto] deberá devolver [Acción] las unidades comprometidas al inventario y suprimir el registro con sus líneas [Objeto], en una única transacción [Restricción].</w:t>
+            </w:r>
+          </w:p>
+        </w:tc>
+      </w:tr>
+      <w:tr>
+        <w:tc>
+          <w:tcPr>
+            <w:tcW w:type="dxa" w:w="2500"/>
+            <w:shd w:fill="F2F4F7" w:val="clear"/>
+            <w:tcMar>
+              <w:top w:type="dxa" w:w="80"/>
+              <w:left w:type="dxa" w:w="110"/>
+              <w:bottom w:type="dxa" w:w="80"/>
+              <w:right w:type="dxa" w:w="110"/>
+            </w:tcMar>
+          </w:tcPr>
+          <w:p>
+            <w:pPr>
+              <w:spacing w:after="40" w:line="260"/>
+            </w:pPr>
+            <w:r>
+              <w:rPr>
+                <w:b/>
+                <w:bCs/>
+                <w:color w:val="1F3864"/>
+                <w:sz w:val="20"/>
+                <w:szCs w:val="20"/>
+              </w:rPr>
+              <w:t xml:space="preserve">Descripción del Requisito</w:t>
+            </w:r>
+          </w:p>
+        </w:tc>
+        <w:tc>
+          <w:tcPr>
+            <w:tcW w:type="dxa" w:w="6526"/>
+            <w:tcMar>
+              <w:top w:type="dxa" w:w="80"/>
+              <w:left w:type="dxa" w:w="110"/>
+              <w:bottom w:type="dxa" w:w="80"/>
+              <w:right w:type="dxa" w:w="110"/>
+            </w:tcMar>
+          </w:tcPr>
+          <w:p>
+            <w:pPr>
+              <w:spacing w:after="40" w:line="260"/>
+            </w:pPr>
+            <w:r>
+              <w:rPr>
+                <w:b w:val="false"/>
+                <w:bCs w:val="false"/>
+                <w:color w:val="1A232C"/>
+                <w:sz w:val="20"/>
+                <w:szCs w:val="20"/>
+              </w:rPr>
+              <w:t xml:space="preserve">Destinado a los registros que no constituyeron una venta. La restitución es imprescindible porque el alta del pedido descuenta las unidades y la disponibilidad del catálogo se deriva de ese valor: una supresión simple dejaría el inventario declarando existencias inferiores a las reales de forma permanente. Las unidades no se devuelven si el pedido consta como entregado, pues en tal caso la mercadería salió efectivamente del local. La confirmación exige transcribir el número del pedido, dado que la operación es irreversible.</w:t>
+            </w:r>
+          </w:p>
+        </w:tc>
+      </w:tr>
+      <w:tr>
+        <w:tc>
+          <w:tcPr>
+            <w:tcW w:type="dxa" w:w="2500"/>
+            <w:shd w:fill="F2F4F7" w:val="clear"/>
+            <w:tcMar>
+              <w:top w:type="dxa" w:w="80"/>
+              <w:left w:type="dxa" w:w="110"/>
+              <w:bottom w:type="dxa" w:w="80"/>
+              <w:right w:type="dxa" w:w="110"/>
+            </w:tcMar>
+          </w:tcPr>
+          <w:p>
+            <w:pPr>
+              <w:spacing w:after="40" w:line="260"/>
+            </w:pPr>
+            <w:r>
+              <w:rPr>
+                <w:b/>
+                <w:bCs/>
+                <w:color w:val="1F3864"/>
+                <w:sz w:val="20"/>
+                <w:szCs w:val="20"/>
+              </w:rPr>
+              <w:t xml:space="preserve">Condiciones de Entrada (Precondiciones)</w:t>
+            </w:r>
+          </w:p>
+        </w:tc>
+        <w:tc>
+          <w:tcPr>
+            <w:tcW w:type="dxa" w:w="6526"/>
+            <w:tcMar>
+              <w:top w:type="dxa" w:w="80"/>
+              <w:left w:type="dxa" w:w="110"/>
+              <w:bottom w:type="dxa" w:w="80"/>
+              <w:right w:type="dxa" w:w="110"/>
+            </w:tcMar>
+          </w:tcPr>
+          <w:p>
+            <w:pPr>
+              <w:spacing w:after="40" w:line="260"/>
+            </w:pPr>
+            <w:r>
+              <w:rPr>
+                <w:b w:val="false"/>
+                <w:bCs w:val="false"/>
+                <w:color w:val="1A232C"/>
+                <w:sz w:val="20"/>
+                <w:szCs w:val="20"/>
+              </w:rPr>
+              <w:t xml:space="preserve">1. Existe una sesión activa cuyo rol verificado es el de moderador.</w:t>
+            </w:r>
+          </w:p>
+          <w:p>
+            <w:pPr>
+              <w:spacing w:after="40" w:line="260"/>
+            </w:pPr>
+            <w:r>
+              <w:rPr>
+                <w:b w:val="false"/>
+                <w:bCs w:val="false"/>
+                <w:color w:val="1A232C"/>
+                <w:sz w:val="20"/>
+                <w:szCs w:val="20"/>
+              </w:rPr>
+              <w:t xml:space="preserve">2. El pedido existe y su número ha sido transcrito literalmente.</w:t>
+            </w:r>
+          </w:p>
+        </w:tc>
+      </w:tr>
+      <w:tr>
+        <w:tc>
+          <w:tcPr>
+            <w:tcW w:type="dxa" w:w="2500"/>
+            <w:shd w:fill="F2F4F7" w:val="clear"/>
+            <w:tcMar>
+              <w:top w:type="dxa" w:w="80"/>
+              <w:left w:type="dxa" w:w="110"/>
+              <w:bottom w:type="dxa" w:w="80"/>
+              <w:right w:type="dxa" w:w="110"/>
+            </w:tcMar>
+          </w:tcPr>
+          <w:p>
+            <w:pPr>
+              <w:spacing w:after="40" w:line="260"/>
+            </w:pPr>
+            <w:r>
+              <w:rPr>
+                <w:b/>
+                <w:bCs/>
+                <w:color w:val="1F3864"/>
+                <w:sz w:val="20"/>
+                <w:szCs w:val="20"/>
+              </w:rPr>
+              <w:t xml:space="preserve">Especificación de Condiciones de Salida (Postcondiciones SQL)</w:t>
+            </w:r>
+          </w:p>
+        </w:tc>
+        <w:tc>
+          <w:tcPr>
+            <w:tcW w:type="dxa" w:w="6526"/>
+            <w:tcMar>
+              <w:top w:type="dxa" w:w="80"/>
+              <w:left w:type="dxa" w:w="110"/>
+              <w:bottom w:type="dxa" w:w="80"/>
+              <w:right w:type="dxa" w:w="110"/>
+            </w:tcMar>
+          </w:tcPr>
+          <w:p>
+            <w:pPr>
+              <w:spacing w:after="40" w:line="260"/>
+            </w:pPr>
+            <w:r>
+              <w:rPr>
+                <w:b w:val="false"/>
+                <w:bCs w:val="false"/>
+                <w:color w:val="1A232C"/>
+                <w:sz w:val="20"/>
+                <w:szCs w:val="20"/>
+              </w:rPr>
+              <w:t xml:space="preserve">1. UPDATE sobre products.units y product_variants.units por cada línea, salvo en pedidos entregados.</w:t>
+            </w:r>
+          </w:p>
+          <w:p>
+            <w:pPr>
+              <w:spacing w:after="40" w:line="260"/>
+            </w:pPr>
+            <w:r>
+              <w:rPr>
+                <w:b w:val="false"/>
+                <w:bCs w:val="false"/>
+                <w:color w:val="1A232C"/>
+                <w:sz w:val="20"/>
+                <w:szCs w:val="20"/>
+              </w:rPr>
+              <w:t xml:space="preserve">2. DELETE sobre orders; las líneas se suprimen por integridad referencial en cascada.</w:t>
+            </w:r>
+          </w:p>
+          <w:p>
+            <w:pPr>
+              <w:spacing w:after="40" w:line="260"/>
+            </w:pPr>
+            <w:r>
+              <w:rPr>
+                <w:b w:val="false"/>
+                <w:bCs w:val="false"/>
+                <w:color w:val="1A232C"/>
+                <w:sz w:val="20"/>
+                <w:szCs w:val="20"/>
+              </w:rPr>
+              <w:t xml:space="preserve">3. Ambas operaciones se ejecutan en la misma transacción de base de datos.</w:t>
+            </w:r>
+          </w:p>
+        </w:tc>
+      </w:tr>
+      <w:tr>
+        <w:tc>
+          <w:tcPr>
+            <w:tcW w:type="dxa" w:w="2500"/>
+            <w:shd w:fill="F2F4F7" w:val="clear"/>
+            <w:tcMar>
+              <w:top w:type="dxa" w:w="80"/>
+              <w:left w:type="dxa" w:w="110"/>
+              <w:bottom w:type="dxa" w:w="80"/>
+              <w:right w:type="dxa" w:w="110"/>
+            </w:tcMar>
+          </w:tcPr>
+          <w:p>
+            <w:pPr>
+              <w:spacing w:after="40" w:line="260"/>
+            </w:pPr>
+            <w:r>
+              <w:rPr>
+                <w:b/>
+                <w:bCs/>
+                <w:color w:val="1F3864"/>
+                <w:sz w:val="20"/>
+                <w:szCs w:val="20"/>
+              </w:rPr>
+              <w:t xml:space="preserve">Requisitos No Funcionales relacionados</w:t>
+            </w:r>
+          </w:p>
+        </w:tc>
+        <w:tc>
+          <w:tcPr>
+            <w:tcW w:type="dxa" w:w="6526"/>
+            <w:tcMar>
+              <w:top w:type="dxa" w:w="80"/>
+              <w:left w:type="dxa" w:w="110"/>
+              <w:bottom w:type="dxa" w:w="80"/>
+              <w:right w:type="dxa" w:w="110"/>
+            </w:tcMar>
+          </w:tcPr>
+          <w:p>
+            <w:pPr>
+              <w:spacing w:after="40" w:line="260"/>
+            </w:pPr>
+            <w:r>
+              <w:rPr>
+                <w:b w:val="false"/>
+                <w:bCs w:val="false"/>
+                <w:color w:val="1A232C"/>
+                <w:sz w:val="20"/>
+                <w:szCs w:val="20"/>
+              </w:rPr>
+              <w:t xml:space="preserve">RNF02 (Control de acceso), RNF04 (Integridad), RNF15 (Separación de funciones)</w:t>
+            </w:r>
+          </w:p>
+        </w:tc>
+      </w:tr>
+      <w:tr>
+        <w:tc>
+          <w:tcPr>
+            <w:tcW w:type="dxa" w:w="2500"/>
+            <w:shd w:fill="F2F4F7" w:val="clear"/>
+            <w:tcMar>
+              <w:top w:type="dxa" w:w="80"/>
+              <w:left w:type="dxa" w:w="110"/>
+              <w:bottom w:type="dxa" w:w="80"/>
+              <w:right w:type="dxa" w:w="110"/>
+            </w:tcMar>
+          </w:tcPr>
+          <w:p>
+            <w:pPr>
+              <w:spacing w:after="40" w:line="260"/>
+            </w:pPr>
+            <w:r>
+              <w:rPr>
+                <w:b/>
+                <w:bCs/>
+                <w:color w:val="1F3864"/>
+                <w:sz w:val="20"/>
+                <w:szCs w:val="20"/>
+              </w:rPr>
+              <w:t xml:space="preserve">Prioridad / Criterio de Aceptación</w:t>
+            </w:r>
+          </w:p>
+        </w:tc>
+        <w:tc>
+          <w:tcPr>
+            <w:tcW w:type="dxa" w:w="6526"/>
+            <w:tcMar>
+              <w:top w:type="dxa" w:w="80"/>
+              <w:left w:type="dxa" w:w="110"/>
+              <w:bottom w:type="dxa" w:w="80"/>
+              <w:right w:type="dxa" w:w="110"/>
+            </w:tcMar>
+          </w:tcPr>
+          <w:p>
+            <w:pPr>
+              <w:spacing w:after="40" w:line="260"/>
+            </w:pPr>
+            <w:r>
+              <w:rPr>
+                <w:b w:val="false"/>
+                <w:bCs w:val="false"/>
+                <w:color w:val="1A232C"/>
+                <w:sz w:val="20"/>
+                <w:szCs w:val="20"/>
+              </w:rPr>
+              <w:t xml:space="preserve">Media-Alta. Caso de prueba verificado sobre la base real: la baja de un pedido de una unidad restituyó las existencias de cero a uno y suprimió sus líneas en cascada.</w:t>
             </w:r>
           </w:p>
         </w:tc>
@@ -15270,7 +17425,7 @@
                 <w:sz w:val="20"/>
                 <w:szCs w:val="20"/>
               </w:rPr>
-              <w:t xml:space="preserve">99 páginas generadas estáticamente en la compilación. Volumen de cliente: 601 kB comprimidos sobre un presupuesto de 650 kB.</w:t>
+              <w:t xml:space="preserve">100 páginas generadas estáticamente en la compilación. Volumen de cliente: 637,2 kB comprimidos sobre un presupuesto de 650 kB.</w:t>
             </w:r>
           </w:p>
         </w:tc>
@@ -15534,7 +17689,7 @@
                 <w:sz w:val="20"/>
                 <w:szCs w:val="20"/>
               </w:rPr>
-              <w:t xml:space="preserve">Auditoría automatizada con axe-core sobre 10 rutas en ambos idiomas: 0 infracciones.</w:t>
+              <w:t xml:space="preserve">Auditoría con axe-core sobre 10 rutas públicas en ambos idiomas y las 8 pantallas del panel de administración: 0 infracciones.</w:t>
             </w:r>
           </w:p>
         </w:tc>
@@ -16590,7 +18745,7 @@
                 <w:sz w:val="20"/>
                 <w:szCs w:val="20"/>
               </w:rPr>
-              <w:t xml:space="preserve">72 pruebas unitarias y 35 pruebas de extremo a extremo. Verificación de tipos y análisis estático sin advertencias. Registro de decisiones en docs/adr/.</w:t>
+              <w:t xml:space="preserve">119 pruebas unitarias y 97 pruebas de extremo a extremo en perfiles de escritorio y móvil. Verificación de tipos y análisis estático sin advertencias. Registro de decisiones en docs/adr/, con once decisiones documentadas.</w:t>
             </w:r>
           </w:p>
         </w:tc>
@@ -16617,6 +18772,138 @@
                 <w:szCs w:val="20"/>
               </w:rPr>
               <w:t xml:space="preserve">Media-Alta</w:t>
+            </w:r>
+          </w:p>
+        </w:tc>
+      </w:tr>
+      <w:tr>
+        <w:tc>
+          <w:tcPr>
+            <w:tcW w:type="dxa" w:w="900"/>
+            <w:tcMar>
+              <w:top w:type="dxa" w:w="80"/>
+              <w:left w:type="dxa" w:w="110"/>
+              <w:bottom w:type="dxa" w:w="80"/>
+              <w:right w:type="dxa" w:w="110"/>
+            </w:tcMar>
+          </w:tcPr>
+          <w:p>
+            <w:pPr>
+              <w:spacing w:after="40" w:line="260"/>
+            </w:pPr>
+            <w:r>
+              <w:rPr>
+                <w:b w:val="false"/>
+                <w:bCs w:val="false"/>
+                <w:color w:val="1A232C"/>
+                <w:sz w:val="20"/>
+                <w:szCs w:val="20"/>
+              </w:rPr>
+              <w:t xml:space="preserve">RNF15</w:t>
+            </w:r>
+          </w:p>
+        </w:tc>
+        <w:tc>
+          <w:tcPr>
+            <w:tcW w:type="dxa" w:w="1700"/>
+            <w:tcMar>
+              <w:top w:type="dxa" w:w="80"/>
+              <w:left w:type="dxa" w:w="110"/>
+              <w:bottom w:type="dxa" w:w="80"/>
+              <w:right w:type="dxa" w:w="110"/>
+            </w:tcMar>
+          </w:tcPr>
+          <w:p>
+            <w:pPr>
+              <w:spacing w:after="40" w:line="260"/>
+            </w:pPr>
+            <w:r>
+              <w:rPr>
+                <w:b w:val="false"/>
+                <w:bCs w:val="false"/>
+                <w:color w:val="1A232C"/>
+                <w:sz w:val="20"/>
+                <w:szCs w:val="20"/>
+              </w:rPr>
+              <w:t xml:space="preserve">Separación de funciones</w:t>
+            </w:r>
+          </w:p>
+        </w:tc>
+        <w:tc>
+          <w:tcPr>
+            <w:tcW w:type="dxa" w:w="2400"/>
+            <w:tcMar>
+              <w:top w:type="dxa" w:w="80"/>
+              <w:left w:type="dxa" w:w="110"/>
+              <w:bottom w:type="dxa" w:w="80"/>
+              <w:right w:type="dxa" w:w="110"/>
+            </w:tcMar>
+          </w:tcPr>
+          <w:p>
+            <w:pPr>
+              <w:spacing w:after="40" w:line="260"/>
+            </w:pPr>
+            <w:r>
+              <w:rPr>
+                <w:b w:val="false"/>
+                <w:bCs w:val="false"/>
+                <w:color w:val="1A232C"/>
+                <w:sz w:val="20"/>
+                <w:szCs w:val="20"/>
+              </w:rPr>
+              <w:t xml:space="preserve">Las operaciones sobre cuentas y la baja de pedidos quedan reservadas al moderador, y la restricción se comprueba en el servidor y en la base de datos, no ocultando controles.</w:t>
+            </w:r>
+          </w:p>
+        </w:tc>
+        <w:tc>
+          <w:tcPr>
+            <w:tcW w:type="dxa" w:w="2626"/>
+            <w:tcMar>
+              <w:top w:type="dxa" w:w="80"/>
+              <w:left w:type="dxa" w:w="110"/>
+              <w:bottom w:type="dxa" w:w="80"/>
+              <w:right w:type="dxa" w:w="110"/>
+            </w:tcMar>
+          </w:tcPr>
+          <w:p>
+            <w:pPr>
+              <w:spacing w:after="40" w:line="260"/>
+            </w:pPr>
+            <w:r>
+              <w:rPr>
+                <w:b w:val="false"/>
+                <w:bCs w:val="false"/>
+                <w:color w:val="1A232C"/>
+                <w:sz w:val="20"/>
+                <w:szCs w:val="20"/>
+              </w:rPr>
+              <w:t xml:space="preserve">Prueba verificada: la operación de alta de cuentas, invocada directamente desde una sesión de administrador y eludiendo la interfaz, es rechazada. La política de borrado de pedidos exige el rol de moderación a nivel de fila.</w:t>
+            </w:r>
+          </w:p>
+        </w:tc>
+        <w:tc>
+          <w:tcPr>
+            <w:tcW w:type="dxa" w:w="1400"/>
+            <w:tcMar>
+              <w:top w:type="dxa" w:w="80"/>
+              <w:left w:type="dxa" w:w="110"/>
+              <w:bottom w:type="dxa" w:w="80"/>
+              <w:right w:type="dxa" w:w="110"/>
+            </w:tcMar>
+          </w:tcPr>
+          <w:p>
+            <w:pPr>
+              <w:spacing w:after="40" w:line="260"/>
+            </w:pPr>
+            <w:r>
+              <w:rPr>
+                <w:b w:val="false"/>
+                <w:bCs w:val="false"/>
+                <w:color w:val="1A232C"/>
+                <w:sz w:val="20"/>
+                <w:szCs w:val="20"/>
+              </w:rPr>
+              <w:t xml:space="preserve">Alta</w:t>
             </w:r>
           </w:p>
         </w:tc>
@@ -17238,7 +19525,7 @@
                 <w:sz w:val="20"/>
                 <w:szCs w:val="20"/>
               </w:rPr>
-              <w:t xml:space="preserve">Zonas de entrega con costo y umbral de bonificación.</w:t>
+              <w:t xml:space="preserve">Destinos de entrega. No llevan tarifa: el envío se acuerda por la vía de mensajería.</w:t>
             </w:r>
           </w:p>
         </w:tc>
@@ -17638,7 +19925,7 @@
                 <w:sz w:val="20"/>
                 <w:szCs w:val="20"/>
               </w:rPr>
-              <w:t xml:space="preserve">Usuarios habilitados para administrar. Consultada por las políticas de seguridad.</w:t>
+              <w:t xml:space="preserve">Usuarios habilitados para administrar. Consultada por las políticas de seguridad. La columna revoked_at retira el acceso sin eliminar la fila, conservando el rastro de quién administró.</w:t>
             </w:r>
           </w:p>
         </w:tc>
@@ -17861,7 +20148,7 @@
                 <w:sz w:val="20"/>
                 <w:szCs w:val="20"/>
               </w:rPr>
-              <w:t xml:space="preserve">Determina si la sesión vigente pertenece a un administrador. Invocada por las políticas de seguridad de todas las tablas.</w:t>
+              <w:t xml:space="preserve">Determina si la sesión vigente pertenece a un administrador con acceso vigente. Invocada por las políticas de seguridad de todas las tablas: una cuenta retirada deja de escribir aunque conserve su credencial.</w:t>
             </w:r>
           </w:p>
         </w:tc>
@@ -17889,6 +20176,86 @@
                 <w:sz w:val="20"/>
                 <w:szCs w:val="20"/>
               </w:rPr>
+              <w:t xml:space="preserve">is_moderator()</w:t>
+            </w:r>
+          </w:p>
+        </w:tc>
+        <w:tc>
+          <w:tcPr>
+            <w:tcW w:type="dxa" w:w="2200"/>
+            <w:tcMar>
+              <w:top w:type="dxa" w:w="80"/>
+              <w:left w:type="dxa" w:w="110"/>
+              <w:bottom w:type="dxa" w:w="80"/>
+              <w:right w:type="dxa" w:w="110"/>
+            </w:tcMar>
+          </w:tcPr>
+          <w:p>
+            <w:pPr>
+              <w:spacing w:after="40" w:line="260"/>
+            </w:pPr>
+            <w:r>
+              <w:rPr>
+                <w:b w:val="false"/>
+                <w:bCs w:val="false"/>
+                <w:color w:val="1A232C"/>
+                <w:sz w:val="20"/>
+                <w:szCs w:val="20"/>
+              </w:rPr>
+              <w:t xml:space="preserve">STABLE, SECURITY DEFINER</w:t>
+            </w:r>
+          </w:p>
+        </w:tc>
+        <w:tc>
+          <w:tcPr>
+            <w:tcW w:type="dxa" w:w="4226"/>
+            <w:tcMar>
+              <w:top w:type="dxa" w:w="80"/>
+              <w:left w:type="dxa" w:w="110"/>
+              <w:bottom w:type="dxa" w:w="80"/>
+              <w:right w:type="dxa" w:w="110"/>
+            </w:tcMar>
+          </w:tcPr>
+          <w:p>
+            <w:pPr>
+              <w:spacing w:after="40" w:line="260"/>
+            </w:pPr>
+            <w:r>
+              <w:rPr>
+                <w:b w:val="false"/>
+                <w:bCs w:val="false"/>
+                <w:color w:val="1A232C"/>
+                <w:sz w:val="20"/>
+                <w:szCs w:val="20"/>
+              </w:rPr>
+              <w:t xml:space="preserve">Añade a lo anterior la exigencia del rol de moderación, leído de los metadatos reservados al servidor. Gobierna la baja de pedidos a nivel de fila.</w:t>
+            </w:r>
+          </w:p>
+        </w:tc>
+      </w:tr>
+      <w:tr>
+        <w:tc>
+          <w:tcPr>
+            <w:tcW w:type="dxa" w:w="2600"/>
+            <w:tcMar>
+              <w:top w:type="dxa" w:w="80"/>
+              <w:left w:type="dxa" w:w="110"/>
+              <w:bottom w:type="dxa" w:w="80"/>
+              <w:right w:type="dxa" w:w="110"/>
+            </w:tcMar>
+          </w:tcPr>
+          <w:p>
+            <w:pPr>
+              <w:spacing w:after="40" w:line="260"/>
+            </w:pPr>
+            <w:r>
+              <w:rPr>
+                <w:b w:val="false"/>
+                <w:bCs w:val="false"/>
+                <w:color w:val="1A232C"/>
+                <w:sz w:val="20"/>
+                <w:szCs w:val="20"/>
+              </w:rPr>
               <w:t xml:space="preserve">validate_coupon(código, subtotal)</w:t>
             </w:r>
           </w:p>
@@ -18022,6 +20389,86 @@
                 <w:szCs w:val="20"/>
               </w:rPr>
               <w:t xml:space="preserve">Registra el pedido de forma atómica: relee precios, aplica cupón, descuenta existencias y persiste pedido y líneas.</w:t>
+            </w:r>
+          </w:p>
+        </w:tc>
+      </w:tr>
+      <w:tr>
+        <w:tc>
+          <w:tcPr>
+            <w:tcW w:type="dxa" w:w="2600"/>
+            <w:tcMar>
+              <w:top w:type="dxa" w:w="80"/>
+              <w:left w:type="dxa" w:w="110"/>
+              <w:bottom w:type="dxa" w:w="80"/>
+              <w:right w:type="dxa" w:w="110"/>
+            </w:tcMar>
+          </w:tcPr>
+          <w:p>
+            <w:pPr>
+              <w:spacing w:after="40" w:line="260"/>
+            </w:pPr>
+            <w:r>
+              <w:rPr>
+                <w:b w:val="false"/>
+                <w:bCs w:val="false"/>
+                <w:color w:val="1A232C"/>
+                <w:sz w:val="20"/>
+                <w:szCs w:val="20"/>
+              </w:rPr>
+              <w:t xml:space="preserve">delete_order(pedido)</w:t>
+            </w:r>
+          </w:p>
+        </w:tc>
+        <w:tc>
+          <w:tcPr>
+            <w:tcW w:type="dxa" w:w="2200"/>
+            <w:tcMar>
+              <w:top w:type="dxa" w:w="80"/>
+              <w:left w:type="dxa" w:w="110"/>
+              <w:bottom w:type="dxa" w:w="80"/>
+              <w:right w:type="dxa" w:w="110"/>
+            </w:tcMar>
+          </w:tcPr>
+          <w:p>
+            <w:pPr>
+              <w:spacing w:after="40" w:line="260"/>
+            </w:pPr>
+            <w:r>
+              <w:rPr>
+                <w:b w:val="false"/>
+                <w:bCs w:val="false"/>
+                <w:color w:val="1A232C"/>
+                <w:sz w:val="20"/>
+                <w:szCs w:val="20"/>
+              </w:rPr>
+              <w:t xml:space="preserve">VOLATILE, SECURITY DEFINER</w:t>
+            </w:r>
+          </w:p>
+        </w:tc>
+        <w:tc>
+          <w:tcPr>
+            <w:tcW w:type="dxa" w:w="4226"/>
+            <w:tcMar>
+              <w:top w:type="dxa" w:w="80"/>
+              <w:left w:type="dxa" w:w="110"/>
+              <w:bottom w:type="dxa" w:w="80"/>
+              <w:right w:type="dxa" w:w="110"/>
+            </w:tcMar>
+          </w:tcPr>
+          <w:p>
+            <w:pPr>
+              <w:spacing w:after="40" w:line="260"/>
+            </w:pPr>
+            <w:r>
+              <w:rPr>
+                <w:b w:val="false"/>
+                <w:bCs w:val="false"/>
+                <w:color w:val="1A232C"/>
+                <w:sz w:val="20"/>
+                <w:szCs w:val="20"/>
+              </w:rPr>
+              <w:t xml:space="preserve">Suprime un pedido devolviendo sus unidades al inventario en la misma transacción, salvo que conste como entregado. Exige el rol de moderación.</w:t>
             </w:r>
           </w:p>
         </w:tc>
@@ -18525,7 +20972,7 @@
                 <w:sz w:val="20"/>
                 <w:szCs w:val="20"/>
               </w:rPr>
-              <w:t xml:space="preserve">93 casos sobre dominio, carrito, compatibilidad, búsqueda, moneda, arranque del configurador, mensajería y material gráfico</w:t>
+              <w:t xml:space="preserve">119 casos sobre dominio, carrito, compatibilidad, búsqueda, moneda, tasa de cambio, cuentas del panel, arranque del configurador, mensajería y material gráfico</w:t>
             </w:r>
           </w:p>
         </w:tc>
@@ -18551,7 +20998,7 @@
                 <w:sz w:val="20"/>
                 <w:szCs w:val="20"/>
               </w:rPr>
-              <w:t xml:space="preserve">93 correctas</w:t>
+              <w:t xml:space="preserve">119 correctas</w:t>
             </w:r>
           </w:p>
         </w:tc>
@@ -18605,7 +21052,7 @@
                 <w:sz w:val="20"/>
                 <w:szCs w:val="20"/>
               </w:rPr>
-              <w:t xml:space="preserve">85 casos en perfiles de escritorio y móvil</w:t>
+              <w:t xml:space="preserve">97 casos en perfiles de escritorio y móvil</w:t>
             </w:r>
           </w:p>
         </w:tc>
@@ -18631,7 +21078,7 @@
                 <w:sz w:val="20"/>
                 <w:szCs w:val="20"/>
               </w:rPr>
-              <w:t xml:space="preserve">85 correctas</w:t>
+              <w:t xml:space="preserve">97 correctas</w:t>
             </w:r>
           </w:p>
         </w:tc>
@@ -18659,6 +21106,86 @@
                 <w:sz w:val="20"/>
                 <w:szCs w:val="20"/>
               </w:rPr>
+              <w:t xml:space="preserve">Prueba de gestión de cuentas</w:t>
+            </w:r>
+          </w:p>
+        </w:tc>
+        <w:tc>
+          <w:tcPr>
+            <w:tcW w:type="dxa" w:w="4426"/>
+            <w:tcMar>
+              <w:top w:type="dxa" w:w="80"/>
+              <w:left w:type="dxa" w:w="110"/>
+              <w:bottom w:type="dxa" w:w="80"/>
+              <w:right w:type="dxa" w:w="110"/>
+            </w:tcMar>
+          </w:tcPr>
+          <w:p>
+            <w:pPr>
+              <w:spacing w:after="40" w:line="260"/>
+            </w:pPr>
+            <w:r>
+              <w:rPr>
+                <w:b w:val="false"/>
+                <w:bCs w:val="false"/>
+                <w:color w:val="1A232C"/>
+                <w:sz w:val="20"/>
+                <w:szCs w:val="20"/>
+              </w:rPr>
+              <w:t xml:space="preserve">Alta, restablecimiento y límites de rol, sobre identidades efímeras eliminadas al concluir</w:t>
+            </w:r>
+          </w:p>
+        </w:tc>
+        <w:tc>
+          <w:tcPr>
+            <w:tcW w:type="dxa" w:w="2000"/>
+            <w:tcMar>
+              <w:top w:type="dxa" w:w="80"/>
+              <w:left w:type="dxa" w:w="110"/>
+              <w:bottom w:type="dxa" w:w="80"/>
+              <w:right w:type="dxa" w:w="110"/>
+            </w:tcMar>
+          </w:tcPr>
+          <w:p>
+            <w:pPr>
+              <w:spacing w:after="40" w:line="260"/>
+            </w:pPr>
+            <w:r>
+              <w:rPr>
+                <w:b w:val="false"/>
+                <w:bCs w:val="false"/>
+                <w:color w:val="1A232C"/>
+                <w:sz w:val="20"/>
+                <w:szCs w:val="20"/>
+              </w:rPr>
+              <w:t xml:space="preserve">Correcta</w:t>
+            </w:r>
+          </w:p>
+        </w:tc>
+      </w:tr>
+      <w:tr>
+        <w:tc>
+          <w:tcPr>
+            <w:tcW w:type="dxa" w:w="2600"/>
+            <w:tcMar>
+              <w:top w:type="dxa" w:w="80"/>
+              <w:left w:type="dxa" w:w="110"/>
+              <w:bottom w:type="dxa" w:w="80"/>
+              <w:right w:type="dxa" w:w="110"/>
+            </w:tcMar>
+          </w:tcPr>
+          <w:p>
+            <w:pPr>
+              <w:spacing w:after="40" w:line="260"/>
+            </w:pPr>
+            <w:r>
+              <w:rPr>
+                <w:b w:val="false"/>
+                <w:bCs w:val="false"/>
+                <w:color w:val="1A232C"/>
+                <w:sz w:val="20"/>
+                <w:szCs w:val="20"/>
+              </w:rPr>
               <w:t xml:space="preserve">Auditoría de accesibilidad</w:t>
             </w:r>
           </w:p>
@@ -18685,7 +21212,7 @@
                 <w:sz w:val="20"/>
                 <w:szCs w:val="20"/>
               </w:rPr>
-              <w:t xml:space="preserve">10 rutas en ambos idiomas, norma WCAG 2.1 AA</w:t>
+              <w:t xml:space="preserve">10 rutas públicas en ambos idiomas y 8 pantallas del panel, norma WCAG 2.1 AA</w:t>
             </w:r>
           </w:p>
         </w:tc>
@@ -18739,6 +21266,86 @@
                 <w:sz w:val="20"/>
                 <w:szCs w:val="20"/>
               </w:rPr>
+              <w:t xml:space="preserve">Barrido de errores del cliente</w:t>
+            </w:r>
+          </w:p>
+        </w:tc>
+        <w:tc>
+          <w:tcPr>
+            <w:tcW w:type="dxa" w:w="4426"/>
+            <w:tcMar>
+              <w:top w:type="dxa" w:w="80"/>
+              <w:left w:type="dxa" w:w="110"/>
+              <w:bottom w:type="dxa" w:w="80"/>
+              <w:right w:type="dxa" w:w="110"/>
+            </w:tcMar>
+          </w:tcPr>
+          <w:p>
+            <w:pPr>
+              <w:spacing w:after="40" w:line="260"/>
+            </w:pPr>
+            <w:r>
+              <w:rPr>
+                <w:b w:val="false"/>
+                <w:bCs w:val="false"/>
+                <w:color w:val="1A232C"/>
+                <w:sz w:val="20"/>
+                <w:szCs w:val="20"/>
+              </w:rPr>
+              <w:t xml:space="preserve">100 rutas públicas: consola, excepciones, peticiones fallidas e imágenes rotas</w:t>
+            </w:r>
+          </w:p>
+        </w:tc>
+        <w:tc>
+          <w:tcPr>
+            <w:tcW w:type="dxa" w:w="2000"/>
+            <w:tcMar>
+              <w:top w:type="dxa" w:w="80"/>
+              <w:left w:type="dxa" w:w="110"/>
+              <w:bottom w:type="dxa" w:w="80"/>
+              <w:right w:type="dxa" w:w="110"/>
+            </w:tcMar>
+          </w:tcPr>
+          <w:p>
+            <w:pPr>
+              <w:spacing w:after="40" w:line="260"/>
+            </w:pPr>
+            <w:r>
+              <w:rPr>
+                <w:b w:val="false"/>
+                <w:bCs w:val="false"/>
+                <w:color w:val="1A232C"/>
+                <w:sz w:val="20"/>
+                <w:szCs w:val="20"/>
+              </w:rPr>
+              <w:t xml:space="preserve">0 incidencias</w:t>
+            </w:r>
+          </w:p>
+        </w:tc>
+      </w:tr>
+      <w:tr>
+        <w:tc>
+          <w:tcPr>
+            <w:tcW w:type="dxa" w:w="2600"/>
+            <w:tcMar>
+              <w:top w:type="dxa" w:w="80"/>
+              <w:left w:type="dxa" w:w="110"/>
+              <w:bottom w:type="dxa" w:w="80"/>
+              <w:right w:type="dxa" w:w="110"/>
+            </w:tcMar>
+          </w:tcPr>
+          <w:p>
+            <w:pPr>
+              <w:spacing w:after="40" w:line="260"/>
+            </w:pPr>
+            <w:r>
+              <w:rPr>
+                <w:b w:val="false"/>
+                <w:bCs w:val="false"/>
+                <w:color w:val="1A232C"/>
+                <w:sz w:val="20"/>
+                <w:szCs w:val="20"/>
+              </w:rPr>
               <w:t xml:space="preserve">Presupuesto de código de cliente</w:t>
             </w:r>
           </w:p>
@@ -18791,7 +21398,7 @@
                 <w:sz w:val="20"/>
                 <w:szCs w:val="20"/>
               </w:rPr>
-              <w:t xml:space="preserve">619 kB de 650 kB</w:t>
+              <w:t xml:space="preserve">637,2 kB de 650 kB</w:t>
             </w:r>
           </w:p>
         </w:tc>
@@ -18871,7 +21478,7 @@
                 <w:sz w:val="20"/>
                 <w:szCs w:val="20"/>
               </w:rPr>
-              <w:t xml:space="preserve">99 páginas generadas</w:t>
+              <w:t xml:space="preserve">100 páginas generadas</w:t>
             </w:r>
           </w:p>
         </w:tc>

--- a/docs/srs/SRS-Sky-Import.docx
+++ b/docs/srs/SRS-Sky-Import.docx
@@ -18745,7 +18745,7 @@
                 <w:sz w:val="20"/>
                 <w:szCs w:val="20"/>
               </w:rPr>
-              <w:t xml:space="preserve">119 pruebas unitarias y 97 pruebas de extremo a extremo en perfiles de escritorio y móvil. Verificación de tipos y análisis estático sin advertencias. Registro de decisiones en docs/adr/, con once decisiones documentadas.</w:t>
+              <w:t xml:space="preserve">119 pruebas unitarias y 97 pruebas de extremo a extremo en perfiles de escritorio y móvil. Verificación de tipos y análisis estático sin advertencias. Registro de decisiones en docs/adr/, con seis decisiones estructurales documentadas.</w:t>
             </w:r>
           </w:p>
         </w:tc>
@@ -21292,7 +21292,7 @@
                 <w:sz w:val="20"/>
                 <w:szCs w:val="20"/>
               </w:rPr>
-              <w:t xml:space="preserve">100 rutas públicas: consola, excepciones, peticiones fallidas e imágenes rotas</w:t>
+              <w:t xml:space="preserve">Totalidad de las rutas publicadas en el mapa del sitio, en ambos idiomas: consola, excepciones, peticiones fallidas e imágenes rotas</w:t>
             </w:r>
           </w:p>
         </w:tc>

--- a/docs/srs/SRS-Sky-Import.docx
+++ b/docs/srs/SRS-Sky-Import.docx
@@ -16120,6 +16120,537 @@
       </w:pPr>
     </w:p>
     <w:p>
+      <w:pPr>
+        <w:pStyle w:val="Heading3"/>
+        <w:spacing w:after="120" w:before="260"/>
+      </w:pPr>
+      <w:r>
+        <w:t xml:space="preserve">RF21: Restablecimiento de la contraseña de otra cuenta</w:t>
+      </w:r>
+    </w:p>
+    <w:tbl>
+      <w:tblPr>
+        <w:tblW w:type="dxa" w:w="9026"/>
+        <w:tblBorders>
+          <w:top w:val="single" w:color="auto" w:sz="4"/>
+          <w:left w:val="single" w:color="auto" w:sz="4"/>
+          <w:bottom w:val="single" w:color="auto" w:sz="4"/>
+          <w:right w:val="single" w:color="auto" w:sz="4"/>
+          <w:insideH w:val="single" w:color="auto" w:sz="4"/>
+          <w:insideV w:val="single" w:color="auto" w:sz="4"/>
+        </w:tblBorders>
+      </w:tblPr>
+      <w:tblGrid>
+        <w:gridCol w:w="2500"/>
+        <w:gridCol w:w="6526"/>
+      </w:tblGrid>
+      <w:tr>
+        <w:tc>
+          <w:tcPr>
+            <w:tcW w:type="dxa" w:w="2500"/>
+            <w:shd w:fill="F2F4F7" w:val="clear"/>
+            <w:tcMar>
+              <w:top w:type="dxa" w:w="80"/>
+              <w:left w:type="dxa" w:w="110"/>
+              <w:bottom w:type="dxa" w:w="80"/>
+              <w:right w:type="dxa" w:w="110"/>
+            </w:tcMar>
+          </w:tcPr>
+          <w:p>
+            <w:pPr>
+              <w:spacing w:after="40" w:line="260"/>
+            </w:pPr>
+            <w:r>
+              <w:rPr>
+                <w:b/>
+                <w:bCs/>
+                <w:color w:val="1F3864"/>
+                <w:sz w:val="20"/>
+                <w:szCs w:val="20"/>
+              </w:rPr>
+              <w:t xml:space="preserve">Identificador del Requisito</w:t>
+            </w:r>
+          </w:p>
+        </w:tc>
+        <w:tc>
+          <w:tcPr>
+            <w:tcW w:type="dxa" w:w="6526"/>
+            <w:tcMar>
+              <w:top w:type="dxa" w:w="80"/>
+              <w:left w:type="dxa" w:w="110"/>
+              <w:bottom w:type="dxa" w:w="80"/>
+              <w:right w:type="dxa" w:w="110"/>
+            </w:tcMar>
+          </w:tcPr>
+          <w:p>
+            <w:pPr>
+              <w:spacing w:after="40" w:line="260"/>
+            </w:pPr>
+            <w:r>
+              <w:rPr>
+                <w:b w:val="false"/>
+                <w:bCs w:val="false"/>
+                <w:color w:val="1A232C"/>
+                <w:sz w:val="20"/>
+                <w:szCs w:val="20"/>
+              </w:rPr>
+              <w:t xml:space="preserve">RF21</w:t>
+            </w:r>
+          </w:p>
+        </w:tc>
+      </w:tr>
+      <w:tr>
+        <w:tc>
+          <w:tcPr>
+            <w:tcW w:type="dxa" w:w="2500"/>
+            <w:shd w:fill="F2F4F7" w:val="clear"/>
+            <w:tcMar>
+              <w:top w:type="dxa" w:w="80"/>
+              <w:left w:type="dxa" w:w="110"/>
+              <w:bottom w:type="dxa" w:w="80"/>
+              <w:right w:type="dxa" w:w="110"/>
+            </w:tcMar>
+          </w:tcPr>
+          <w:p>
+            <w:pPr>
+              <w:spacing w:after="40" w:line="260"/>
+            </w:pPr>
+            <w:r>
+              <w:rPr>
+                <w:b/>
+                <w:bCs/>
+                <w:color w:val="1F3864"/>
+                <w:sz w:val="20"/>
+                <w:szCs w:val="20"/>
+              </w:rPr>
+              <w:t xml:space="preserve">Nombre del Requisito</w:t>
+            </w:r>
+          </w:p>
+        </w:tc>
+        <w:tc>
+          <w:tcPr>
+            <w:tcW w:type="dxa" w:w="6526"/>
+            <w:tcMar>
+              <w:top w:type="dxa" w:w="80"/>
+              <w:left w:type="dxa" w:w="110"/>
+              <w:bottom w:type="dxa" w:w="80"/>
+              <w:right w:type="dxa" w:w="110"/>
+            </w:tcMar>
+          </w:tcPr>
+          <w:p>
+            <w:pPr>
+              <w:spacing w:after="40" w:line="260"/>
+            </w:pPr>
+            <w:r>
+              <w:rPr>
+                <w:b w:val="false"/>
+                <w:bCs w:val="false"/>
+                <w:color w:val="1A232C"/>
+                <w:sz w:val="20"/>
+                <w:szCs w:val="20"/>
+              </w:rPr>
+              <w:t xml:space="preserve">Restablecimiento de la contraseña de otra cuenta</w:t>
+            </w:r>
+          </w:p>
+        </w:tc>
+      </w:tr>
+      <w:tr>
+        <w:tc>
+          <w:tcPr>
+            <w:tcW w:type="dxa" w:w="2500"/>
+            <w:shd w:fill="F2F4F7" w:val="clear"/>
+            <w:tcMar>
+              <w:top w:type="dxa" w:w="80"/>
+              <w:left w:type="dxa" w:w="110"/>
+              <w:bottom w:type="dxa" w:w="80"/>
+              <w:right w:type="dxa" w:w="110"/>
+            </w:tcMar>
+          </w:tcPr>
+          <w:p>
+            <w:pPr>
+              <w:spacing w:after="40" w:line="260"/>
+            </w:pPr>
+            <w:r>
+              <w:rPr>
+                <w:b/>
+                <w:bCs/>
+                <w:color w:val="1F3864"/>
+                <w:sz w:val="20"/>
+                <w:szCs w:val="20"/>
+              </w:rPr>
+              <w:t xml:space="preserve">Sintaxis Formal (ISO 29148)</w:t>
+            </w:r>
+          </w:p>
+        </w:tc>
+        <w:tc>
+          <w:tcPr>
+            <w:tcW w:type="dxa" w:w="6526"/>
+            <w:tcMar>
+              <w:top w:type="dxa" w:w="80"/>
+              <w:left w:type="dxa" w:w="110"/>
+              <w:bottom w:type="dxa" w:w="80"/>
+              <w:right w:type="dxa" w:w="110"/>
+            </w:tcMar>
+          </w:tcPr>
+          <w:p>
+            <w:pPr>
+              <w:spacing w:after="40" w:line="260"/>
+            </w:pPr>
+            <w:r>
+              <w:rPr>
+                <w:b w:val="false"/>
+                <w:bCs w:val="false"/>
+                <w:color w:val="1A232C"/>
+                <w:sz w:val="20"/>
+                <w:szCs w:val="20"/>
+              </w:rPr>
+              <w:t xml:space="preserve">Cuando un administrador pierda el acceso [Condición], el moderador [Sujeto] deberá poder asignarle [Acción] una contraseña nueva desde el panel [Objeto], sin conocer la anterior y sin poder aplicarlo sobre otro moderador [Restricción].</w:t>
+            </w:r>
+          </w:p>
+        </w:tc>
+      </w:tr>
+      <w:tr>
+        <w:tc>
+          <w:tcPr>
+            <w:tcW w:type="dxa" w:w="2500"/>
+            <w:shd w:fill="F2F4F7" w:val="clear"/>
+            <w:tcMar>
+              <w:top w:type="dxa" w:w="80"/>
+              <w:left w:type="dxa" w:w="110"/>
+              <w:bottom w:type="dxa" w:w="80"/>
+              <w:right w:type="dxa" w:w="110"/>
+            </w:tcMar>
+          </w:tcPr>
+          <w:p>
+            <w:pPr>
+              <w:spacing w:after="40" w:line="260"/>
+            </w:pPr>
+            <w:r>
+              <w:rPr>
+                <w:b/>
+                <w:bCs/>
+                <w:color w:val="1F3864"/>
+                <w:sz w:val="20"/>
+                <w:szCs w:val="20"/>
+              </w:rPr>
+              <w:t xml:space="preserve">Descripción del Requisito</w:t>
+            </w:r>
+          </w:p>
+        </w:tc>
+        <w:tc>
+          <w:tcPr>
+            <w:tcW w:type="dxa" w:w="6526"/>
+            <w:tcMar>
+              <w:top w:type="dxa" w:w="80"/>
+              <w:left w:type="dxa" w:w="110"/>
+              <w:bottom w:type="dxa" w:w="80"/>
+              <w:right w:type="dxa" w:w="110"/>
+            </w:tcMar>
+          </w:tcPr>
+          <w:p>
+            <w:pPr>
+              <w:spacing w:after="40" w:line="260"/>
+            </w:pPr>
+            <w:r>
+              <w:rPr>
+                <w:b w:val="false"/>
+                <w:bCs w:val="false"/>
+                <w:color w:val="1A232C"/>
+                <w:sz w:val="20"/>
+                <w:szCs w:val="20"/>
+              </w:rPr>
+              <w:t xml:space="preserve">Recupera el acceso de un colaborador sin recurrir a correo electrónico ni a la consola del proveedor: las cuentas del panel emplean un correo interno determinista que nadie consulta. La operación no exige la contraseña vigente —el moderador no la conoce ni debe conocerla—, por lo que queda acotada a cuentas de perfil administrador: ni la propia ni la de otro moderador pueden restablecerse por esta vía, de modo que nadie se apodera de una cuenta de igual jerarquía. La pantalla de acceso remite explícitamente a este procedimiento cuando alguien pierde su contraseña.</w:t>
+            </w:r>
+          </w:p>
+        </w:tc>
+      </w:tr>
+      <w:tr>
+        <w:tc>
+          <w:tcPr>
+            <w:tcW w:type="dxa" w:w="2500"/>
+            <w:shd w:fill="F2F4F7" w:val="clear"/>
+            <w:tcMar>
+              <w:top w:type="dxa" w:w="80"/>
+              <w:left w:type="dxa" w:w="110"/>
+              <w:bottom w:type="dxa" w:w="80"/>
+              <w:right w:type="dxa" w:w="110"/>
+            </w:tcMar>
+          </w:tcPr>
+          <w:p>
+            <w:pPr>
+              <w:spacing w:after="40" w:line="260"/>
+            </w:pPr>
+            <w:r>
+              <w:rPr>
+                <w:b/>
+                <w:bCs/>
+                <w:color w:val="1F3864"/>
+                <w:sz w:val="20"/>
+                <w:szCs w:val="20"/>
+              </w:rPr>
+              <w:t xml:space="preserve">Condiciones de Entrada (Precondiciones)</w:t>
+            </w:r>
+          </w:p>
+        </w:tc>
+        <w:tc>
+          <w:tcPr>
+            <w:tcW w:type="dxa" w:w="6526"/>
+            <w:tcMar>
+              <w:top w:type="dxa" w:w="80"/>
+              <w:left w:type="dxa" w:w="110"/>
+              <w:bottom w:type="dxa" w:w="80"/>
+              <w:right w:type="dxa" w:w="110"/>
+            </w:tcMar>
+          </w:tcPr>
+          <w:p>
+            <w:pPr>
+              <w:spacing w:after="40" w:line="260"/>
+            </w:pPr>
+            <w:r>
+              <w:rPr>
+                <w:b w:val="false"/>
+                <w:bCs w:val="false"/>
+                <w:color w:val="1A232C"/>
+                <w:sz w:val="20"/>
+                <w:szCs w:val="20"/>
+              </w:rPr>
+              <w:t xml:space="preserve">1. Existe una sesión activa cuyo rol verificado es el de moderador.</w:t>
+            </w:r>
+          </w:p>
+          <w:p>
+            <w:pPr>
+              <w:spacing w:after="40" w:line="260"/>
+            </w:pPr>
+            <w:r>
+              <w:rPr>
+                <w:b w:val="false"/>
+                <w:bCs w:val="false"/>
+                <w:color w:val="1A232C"/>
+                <w:sz w:val="20"/>
+                <w:szCs w:val="20"/>
+              </w:rPr>
+              <w:t xml:space="preserve">2. La cuenta afectada pertenece al panel, es distinta de la propia y su perfil es el de administrador.</w:t>
+            </w:r>
+          </w:p>
+          <w:p>
+            <w:pPr>
+              <w:spacing w:after="40" w:line="260"/>
+            </w:pPr>
+            <w:r>
+              <w:rPr>
+                <w:b w:val="false"/>
+                <w:bCs w:val="false"/>
+                <w:color w:val="1A232C"/>
+                <w:sz w:val="20"/>
+                <w:szCs w:val="20"/>
+              </w:rPr>
+              <w:t xml:space="preserve">3. La contraseña nueva tiene entre doce y ciento veintiocho caracteres y coincide con su repetición.</w:t>
+            </w:r>
+          </w:p>
+        </w:tc>
+      </w:tr>
+      <w:tr>
+        <w:tc>
+          <w:tcPr>
+            <w:tcW w:type="dxa" w:w="2500"/>
+            <w:shd w:fill="F2F4F7" w:val="clear"/>
+            <w:tcMar>
+              <w:top w:type="dxa" w:w="80"/>
+              <w:left w:type="dxa" w:w="110"/>
+              <w:bottom w:type="dxa" w:w="80"/>
+              <w:right w:type="dxa" w:w="110"/>
+            </w:tcMar>
+          </w:tcPr>
+          <w:p>
+            <w:pPr>
+              <w:spacing w:after="40" w:line="260"/>
+            </w:pPr>
+            <w:r>
+              <w:rPr>
+                <w:b/>
+                <w:bCs/>
+                <w:color w:val="1F3864"/>
+                <w:sz w:val="20"/>
+                <w:szCs w:val="20"/>
+              </w:rPr>
+              <w:t xml:space="preserve">Especificación de Condiciones de Salida (Postcondiciones SQL)</w:t>
+            </w:r>
+          </w:p>
+        </w:tc>
+        <w:tc>
+          <w:tcPr>
+            <w:tcW w:type="dxa" w:w="6526"/>
+            <w:tcMar>
+              <w:top w:type="dxa" w:w="80"/>
+              <w:left w:type="dxa" w:w="110"/>
+              <w:bottom w:type="dxa" w:w="80"/>
+              <w:right w:type="dxa" w:w="110"/>
+            </w:tcMar>
+          </w:tcPr>
+          <w:p>
+            <w:pPr>
+              <w:spacing w:after="40" w:line="260"/>
+            </w:pPr>
+            <w:r>
+              <w:rPr>
+                <w:b w:val="false"/>
+                <w:bCs w:val="false"/>
+                <w:color w:val="1A232C"/>
+                <w:sz w:val="20"/>
+                <w:szCs w:val="20"/>
+              </w:rPr>
+              <w:t xml:space="preserve">1. Actualización de la credencial en el servicio de autenticación, mediante la clave de servicio.</w:t>
+            </w:r>
+          </w:p>
+          <w:p>
+            <w:pPr>
+              <w:spacing w:after="40" w:line="260"/>
+            </w:pPr>
+            <w:r>
+              <w:rPr>
+                <w:b w:val="false"/>
+                <w:bCs w:val="false"/>
+                <w:color w:val="1A232C"/>
+                <w:sz w:val="20"/>
+                <w:szCs w:val="20"/>
+              </w:rPr>
+              <w:t xml:space="preserve">2. La contraseña anterior deja de habilitar el ingreso.</w:t>
+            </w:r>
+          </w:p>
+          <w:p>
+            <w:pPr>
+              <w:spacing w:after="40" w:line="260"/>
+            </w:pPr>
+            <w:r>
+              <w:rPr>
+                <w:b w:val="false"/>
+                <w:bCs w:val="false"/>
+                <w:color w:val="1A232C"/>
+                <w:sz w:val="20"/>
+                <w:szCs w:val="20"/>
+              </w:rPr>
+              <w:t xml:space="preserve">3. No se modifica la pertenencia al panel ni el estado de acceso de la cuenta.</w:t>
+            </w:r>
+          </w:p>
+        </w:tc>
+      </w:tr>
+      <w:tr>
+        <w:tc>
+          <w:tcPr>
+            <w:tcW w:type="dxa" w:w="2500"/>
+            <w:shd w:fill="F2F4F7" w:val="clear"/>
+            <w:tcMar>
+              <w:top w:type="dxa" w:w="80"/>
+              <w:left w:type="dxa" w:w="110"/>
+              <w:bottom w:type="dxa" w:w="80"/>
+              <w:right w:type="dxa" w:w="110"/>
+            </w:tcMar>
+          </w:tcPr>
+          <w:p>
+            <w:pPr>
+              <w:spacing w:after="40" w:line="260"/>
+            </w:pPr>
+            <w:r>
+              <w:rPr>
+                <w:b/>
+                <w:bCs/>
+                <w:color w:val="1F3864"/>
+                <w:sz w:val="20"/>
+                <w:szCs w:val="20"/>
+              </w:rPr>
+              <w:t xml:space="preserve">Requisitos No Funcionales relacionados</w:t>
+            </w:r>
+          </w:p>
+        </w:tc>
+        <w:tc>
+          <w:tcPr>
+            <w:tcW w:type="dxa" w:w="6526"/>
+            <w:tcMar>
+              <w:top w:type="dxa" w:w="80"/>
+              <w:left w:type="dxa" w:w="110"/>
+              <w:bottom w:type="dxa" w:w="80"/>
+              <w:right w:type="dxa" w:w="110"/>
+            </w:tcMar>
+          </w:tcPr>
+          <w:p>
+            <w:pPr>
+              <w:spacing w:after="40" w:line="260"/>
+            </w:pPr>
+            <w:r>
+              <w:rPr>
+                <w:b w:val="false"/>
+                <w:bCs w:val="false"/>
+                <w:color w:val="1A232C"/>
+                <w:sz w:val="20"/>
+                <w:szCs w:val="20"/>
+              </w:rPr>
+              <w:t xml:space="preserve">RNF02 (Control de acceso), RNF14 (Privacidad), RNF15 (Separación de funciones)</w:t>
+            </w:r>
+          </w:p>
+        </w:tc>
+      </w:tr>
+      <w:tr>
+        <w:tc>
+          <w:tcPr>
+            <w:tcW w:type="dxa" w:w="2500"/>
+            <w:shd w:fill="F2F4F7" w:val="clear"/>
+            <w:tcMar>
+              <w:top w:type="dxa" w:w="80"/>
+              <w:left w:type="dxa" w:w="110"/>
+              <w:bottom w:type="dxa" w:w="80"/>
+              <w:right w:type="dxa" w:w="110"/>
+            </w:tcMar>
+          </w:tcPr>
+          <w:p>
+            <w:pPr>
+              <w:spacing w:after="40" w:line="260"/>
+            </w:pPr>
+            <w:r>
+              <w:rPr>
+                <w:b/>
+                <w:bCs/>
+                <w:color w:val="1F3864"/>
+                <w:sz w:val="20"/>
+                <w:szCs w:val="20"/>
+              </w:rPr>
+              <w:t xml:space="preserve">Prioridad / Criterio de Aceptación</w:t>
+            </w:r>
+          </w:p>
+        </w:tc>
+        <w:tc>
+          <w:tcPr>
+            <w:tcW w:type="dxa" w:w="6526"/>
+            <w:tcMar>
+              <w:top w:type="dxa" w:w="80"/>
+              <w:left w:type="dxa" w:w="110"/>
+              <w:bottom w:type="dxa" w:w="80"/>
+              <w:right w:type="dxa" w:w="110"/>
+            </w:tcMar>
+          </w:tcPr>
+          <w:p>
+            <w:pPr>
+              <w:spacing w:after="40" w:line="260"/>
+            </w:pPr>
+            <w:r>
+              <w:rPr>
+                <w:b w:val="false"/>
+                <w:bCs w:val="false"/>
+                <w:color w:val="1A232C"/>
+                <w:sz w:val="20"/>
+                <w:szCs w:val="20"/>
+              </w:rPr>
+              <w:t xml:space="preserve">Media-Alta. Caso de prueba verificado: tras el restablecimiento, la contraseña anterior es rechazada y la nueva es aceptada. Un intento sobre una cuenta de perfil moderador se deniega sin efectuar cambio alguno.</w:t>
+            </w:r>
+          </w:p>
+        </w:tc>
+      </w:tr>
+    </w:tbl>
+    <w:p>
+      <w:pPr>
+        <w:spacing w:after="120"/>
+      </w:pPr>
+    </w:p>
+    <w:p>
       <w:r>
         <w:br w:type="page"/>
       </w:r>

--- a/docs/srs/SRS-Sky-Import.docx
+++ b/docs/srs/SRS-Sky-Import.docx
@@ -3592,7 +3592,7 @@
         <w:spacing w:after="120" w:line="276"/>
       </w:pPr>
       <w:r>
-        <w:t xml:space="preserve">Este documento consta de cuatro secciones. La primera presenta los datos introductorios, el alcance y el personal involucrado. La segunda describe el contexto general del producto, los perfiles de usuario y las restricciones de diseño, e incorpora el diagrama de bloques y el diagrama de flujo del proceso principal. La tercera define de forma exhaustiva las interfaces externas, los dieciséis requisitos funcionales con sus precondiciones y postcondiciones SQL, y los requisitos no funcionales con sus métricas de verificación. La cuarta reúne la información complementaria de soporte.</w:t>
+        <w:t xml:space="preserve">Este documento consta de cuatro secciones. La primera presenta los datos introductorios, el alcance y el personal involucrado. La segunda describe el contexto general del producto, los perfiles de usuario y las restricciones de diseño, e incorpora el diagrama de bloques y el diagrama de flujo del proceso principal. La tercera define de forma exhaustiva las interfaces externas, los veintiún requisitos funcionales con sus precondiciones y postcondiciones SQL, los requisitos no funcionales con sus métricas de verificación y el modelado UML del sistema. La cuarta reúne la información complementaria de soporte.</w:t>
       </w:r>
     </w:p>
     <w:p>
@@ -19631,6 +19631,248 @@
       </w:pPr>
       <w:r>
         <w:t xml:space="preserve">Ausencia de tratamiento de datos de pago: el sistema no solicita, no transmite y no almacena datos de tarjeta ni credenciales bancarias, por lo que no le resultan aplicables las exigencias de la norma PCI-DSS.</w:t>
+      </w:r>
+    </w:p>
+    <w:p>
+      <w:r>
+        <w:br w:type="page"/>
+      </w:r>
+    </w:p>
+    <w:p>
+      <w:pPr>
+        <w:pStyle w:val="Heading2"/>
+        <w:spacing w:after="140" w:before="280"/>
+      </w:pPr>
+      <w:r>
+        <w:t xml:space="preserve">3.7 Modelado UML del Sistema</w:t>
+      </w:r>
+    </w:p>
+    <w:p>
+      <w:pPr>
+        <w:spacing w:after="120" w:line="276"/>
+      </w:pPr>
+      <w:r>
+        <w:t xml:space="preserve">Los tres diagramas siguientes describen el sistema en notación UML 2.5 y se corresponden con lo especificado en los apartados anteriores: ningún elemento aparece en ellos que no esté antes enunciado como requisito. Cada caso de uso lleva la referencia del requisito funcional que lo define, de modo que el diagrama y el texto puedan contrastarse punto por punto.</w:t>
+      </w:r>
+    </w:p>
+    <w:p>
+      <w:pPr>
+        <w:spacing w:after="120" w:line="276"/>
+      </w:pPr>
+      <w:r>
+        <w:t xml:space="preserve">El primero identifica quiénes usan el sistema y qué alcanza cada uno. Es la respuesta a una pregunta que el diagrama de bloques del apartado 2.1 no contesta: allí se ven las fronteras del sistema, pero no los actores ni sus permisos. Se distinguen tres, más un sistema externo. El cliente nunca se autentica, porque el sistema no le exige cuenta; el administrador opera la tienda; y el moderador es un administrador que además gobierna las cuentas del panel y da de baja pedidos. Esa relación se representa como una generalización de actores, y no como dos actores independientes, porque el moderador no tiene permisos distintos sino permisos adicionales.</w:t>
+      </w:r>
+    </w:p>
+    <w:p>
+      <w:pPr>
+        <w:spacing w:after="100" w:before="200"/>
+        <w:jc w:val="center"/>
+      </w:pPr>
+      <w:r>
+        <w:drawing>
+          <wp:inline distT="0" distB="0" distL="0" distR="0">
+            <wp:extent cx="6096000" cy="4610100"/>
+            <wp:effectExtent t="0" r="0" b="0" l="0"/>
+            <wp:docPr id="1" name="" descr="" title=""/>
+            <wp:cNvGraphicFramePr>
+              <a:graphicFrameLocks xmlns:a="http://schemas.openxmlformats.org/drawingml/2006/main" noChangeAspect="1"/>
+            </wp:cNvGraphicFramePr>
+            <a:graphic xmlns:a="http://schemas.openxmlformats.org/drawingml/2006/main">
+              <a:graphicData uri="http://schemas.openxmlformats.org/drawingml/2006/picture">
+                <pic:pic xmlns:pic="http://schemas.openxmlformats.org/drawingml/2006/picture">
+                  <pic:nvPicPr>
+                    <pic:cNvPr id="0" name="" descr=""/>
+                    <pic:cNvPicPr>
+                      <a:picLocks noChangeAspect="1" noChangeArrowheads="1"/>
+                    </pic:cNvPicPr>
+                  </pic:nvPicPr>
+                  <pic:blipFill>
+                    <a:blip r:embed="rId11" cstate="none"/>
+                    <a:srcRect/>
+                    <a:stretch>
+                      <a:fillRect/>
+                    </a:stretch>
+                  </pic:blipFill>
+                  <pic:spPr bwMode="auto">
+                    <a:xfrm>
+                      <a:off x="0" y="0"/>
+                      <a:ext cx="6096000" cy="4610100"/>
+                    </a:xfrm>
+                    <a:prstGeom prst="rect">
+                      <a:avLst/>
+                    </a:prstGeom>
+                  </pic:spPr>
+                </pic:pic>
+              </a:graphicData>
+            </a:graphic>
+          </wp:inline>
+        </w:drawing>
+      </w:r>
+    </w:p>
+    <w:p>
+      <w:pPr>
+        <w:spacing w:after="240"/>
+        <w:jc w:val="center"/>
+      </w:pPr>
+      <w:r>
+        <w:rPr>
+          <w:i/>
+          <w:iCs/>
+          <w:color w:val="5B6875"/>
+          <w:sz w:val="18"/>
+          <w:szCs w:val="18"/>
+        </w:rPr>
+        <w:t xml:space="preserve">Figura 3 — Diagrama de casos de uso. Los actores del sistema y las funciones que cada uno alcanza, referidas al requisito funcional que las define.</w:t>
+      </w:r>
+    </w:p>
+    <w:p>
+      <w:r>
+        <w:br w:type="page"/>
+      </w:r>
+    </w:p>
+    <w:p>
+      <w:pPr>
+        <w:spacing w:after="120" w:line="276"/>
+      </w:pPr>
+      <w:r>
+        <w:t xml:space="preserve">El segundo muestra de qué partes está hecho el sistema y de cuáles depende cada una. Interesa especialmente dónde se ejecuta cada componente, porque de eso depende la seguridad: la clave de servicio de la base de datos vive únicamente en el nodo del servidor y jamás se transfiere al navegador, que solo recibe la clave anónima sometida a las políticas de seguridad por fila. Las funciones transaccionales figuran como componente propio de la base y no del servidor, porque es allí donde se releen los precios y se descuentan las existencias.</w:t>
+      </w:r>
+    </w:p>
+    <w:p>
+      <w:pPr>
+        <w:spacing w:after="100" w:before="200"/>
+        <w:jc w:val="center"/>
+      </w:pPr>
+      <w:r>
+        <w:drawing>
+          <wp:inline distT="0" distB="0" distL="0" distR="0">
+            <wp:extent cx="6096000" cy="4219575"/>
+            <wp:effectExtent t="0" r="0" b="0" l="0"/>
+            <wp:docPr id="1" name="" descr="" title=""/>
+            <wp:cNvGraphicFramePr>
+              <a:graphicFrameLocks xmlns:a="http://schemas.openxmlformats.org/drawingml/2006/main" noChangeAspect="1"/>
+            </wp:cNvGraphicFramePr>
+            <a:graphic xmlns:a="http://schemas.openxmlformats.org/drawingml/2006/main">
+              <a:graphicData uri="http://schemas.openxmlformats.org/drawingml/2006/picture">
+                <pic:pic xmlns:pic="http://schemas.openxmlformats.org/drawingml/2006/picture">
+                  <pic:nvPicPr>
+                    <pic:cNvPr id="0" name="" descr=""/>
+                    <pic:cNvPicPr>
+                      <a:picLocks noChangeAspect="1" noChangeArrowheads="1"/>
+                    </pic:cNvPicPr>
+                  </pic:nvPicPr>
+                  <pic:blipFill>
+                    <a:blip r:embed="rId12" cstate="none"/>
+                    <a:srcRect/>
+                    <a:stretch>
+                      <a:fillRect/>
+                    </a:stretch>
+                  </pic:blipFill>
+                  <pic:spPr bwMode="auto">
+                    <a:xfrm>
+                      <a:off x="0" y="0"/>
+                      <a:ext cx="6096000" cy="4219575"/>
+                    </a:xfrm>
+                    <a:prstGeom prst="rect">
+                      <a:avLst/>
+                    </a:prstGeom>
+                  </pic:spPr>
+                </pic:pic>
+              </a:graphicData>
+            </a:graphic>
+          </wp:inline>
+        </w:drawing>
+      </w:r>
+    </w:p>
+    <w:p>
+      <w:pPr>
+        <w:spacing w:after="240"/>
+        <w:jc w:val="center"/>
+      </w:pPr>
+      <w:r>
+        <w:rPr>
+          <w:i/>
+          <w:iCs/>
+          <w:color w:val="5B6875"/>
+          <w:sz w:val="18"/>
+          <w:szCs w:val="18"/>
+        </w:rPr>
+        <w:t xml:space="preserve">Figura 4 — Diagrama de componentes. Estructura interna del sistema, nodos de ejecución y dependencias entre partes.</w:t>
+      </w:r>
+    </w:p>
+    <w:p>
+      <w:r>
+        <w:br w:type="page"/>
+      </w:r>
+    </w:p>
+    <w:p>
+      <w:pPr>
+        <w:spacing w:after="120" w:line="276"/>
+      </w:pPr>
+      <w:r>
+        <w:t xml:space="preserve">El tercero describe el comportamiento del proceso central, que es el cierre de una venta, como una secuencia de acciones entre los participantes. Recoge los dos caminos que puede tomar el registro del pedido —existencias suficientes o insuficientes— y deja ver por qué el pedido se graba antes de abrir la conversación: de ese modo queda constancia comercial aunque el cliente no llegue a escribir, que era precisamente lo que el comercio no podía rastrear atendiendo solo por mensajería.</w:t>
+      </w:r>
+    </w:p>
+    <w:p>
+      <w:pPr>
+        <w:spacing w:after="100" w:before="200"/>
+        <w:jc w:val="center"/>
+      </w:pPr>
+      <w:r>
+        <w:drawing>
+          <wp:inline distT="0" distB="0" distL="0" distR="0">
+            <wp:extent cx="6096000" cy="5553075"/>
+            <wp:effectExtent t="0" r="0" b="0" l="0"/>
+            <wp:docPr id="1" name="" descr="" title=""/>
+            <wp:cNvGraphicFramePr>
+              <a:graphicFrameLocks xmlns:a="http://schemas.openxmlformats.org/drawingml/2006/main" noChangeAspect="1"/>
+            </wp:cNvGraphicFramePr>
+            <a:graphic xmlns:a="http://schemas.openxmlformats.org/drawingml/2006/main">
+              <a:graphicData uri="http://schemas.openxmlformats.org/drawingml/2006/picture">
+                <pic:pic xmlns:pic="http://schemas.openxmlformats.org/drawingml/2006/picture">
+                  <pic:nvPicPr>
+                    <pic:cNvPr id="0" name="" descr=""/>
+                    <pic:cNvPicPr>
+                      <a:picLocks noChangeAspect="1" noChangeArrowheads="1"/>
+                    </pic:cNvPicPr>
+                  </pic:nvPicPr>
+                  <pic:blipFill>
+                    <a:blip r:embed="rId13" cstate="none"/>
+                    <a:srcRect/>
+                    <a:stretch>
+                      <a:fillRect/>
+                    </a:stretch>
+                  </pic:blipFill>
+                  <pic:spPr bwMode="auto">
+                    <a:xfrm>
+                      <a:off x="0" y="0"/>
+                      <a:ext cx="6096000" cy="5553075"/>
+                    </a:xfrm>
+                    <a:prstGeom prst="rect">
+                      <a:avLst/>
+                    </a:prstGeom>
+                  </pic:spPr>
+                </pic:pic>
+              </a:graphicData>
+            </a:graphic>
+          </wp:inline>
+        </w:drawing>
+      </w:r>
+    </w:p>
+    <w:p>
+      <w:pPr>
+        <w:spacing w:after="240"/>
+        <w:jc w:val="center"/>
+      </w:pPr>
+      <w:r>
+        <w:rPr>
+          <w:i/>
+          <w:iCs/>
+          <w:color w:val="5B6875"/>
+          <w:sz w:val="18"/>
+          <w:szCs w:val="18"/>
+        </w:rPr>
+        <w:t xml:space="preserve">Figura 5 — Diagrama de comportamiento. Secuencia de acciones del cierre de venta, con sus fragmentos opcional y alternativo.</w:t>
       </w:r>
     </w:p>
     <w:p>

--- a/docs/srs/SRS-Sky-Import.docx
+++ b/docs/srs/SRS-Sky-Import.docx
@@ -5772,7 +5772,7 @@
                 <w:sz w:val="20"/>
                 <w:szCs w:val="20"/>
               </w:rPr>
-              <w:t xml:space="preserve">API de enlace de WhatsApp mediante el esquema wa.me con parámetros codificados.</w:t>
+              <w:t xml:space="preserve">Enlace oficial de WhatsApp, api.whatsapp.com/send, con parámetros codificados. Se descartó el acortador wa.me porque su redirección altera los caracteres fuera del alfabeto latino básico.</w:t>
             </w:r>
           </w:p>
         </w:tc>
@@ -8318,7 +8318,7 @@
                 <w:sz w:val="20"/>
                 <w:szCs w:val="20"/>
               </w:rPr>
-              <w:t xml:space="preserve">2. Se abre la dirección wa.me con el mensaje codificado mediante encodeURIComponent.</w:t>
+              <w:t xml:space="preserve">2. Se abre la dirección oficial api.whatsapp.com/send con el mensaje codificado mediante encodeURIComponent. No se emplea el atajo wa.me: al redirigir altera los caracteres fuera del alfabeto latino básico y desfigura los emojis del mensaje.</w:t>
             </w:r>
           </w:p>
         </w:tc>
@@ -11354,7 +11354,7 @@
                 <w:sz w:val="20"/>
                 <w:szCs w:val="20"/>
               </w:rPr>
-              <w:t xml:space="preserve">2. Se abre la dirección wa.me con el contenido codificado mediante encodeURIComponent.</w:t>
+              <w:t xml:space="preserve">2. Se abre la dirección oficial api.whatsapp.com/send con el contenido codificado mediante encodeURIComponent.</w:t>
             </w:r>
           </w:p>
           <w:p>

--- a/docs/srs/SRS-Sky-Import.docx
+++ b/docs/srs/SRS-Sky-Import.docx
@@ -6328,6 +6328,61 @@
                 <w:sz w:val="20"/>
                 <w:szCs w:val="20"/>
               </w:rPr>
+              <w:t xml:space="preserve">Representación gráfica</w:t>
+            </w:r>
+          </w:p>
+        </w:tc>
+        <w:tc>
+          <w:tcPr>
+            <w:tcW w:type="dxa" w:w="6526"/>
+            <w:tcMar>
+              <w:top w:type="dxa" w:w="80"/>
+              <w:left w:type="dxa" w:w="110"/>
+              <w:bottom w:type="dxa" w:w="80"/>
+              <w:right w:type="dxa" w:w="110"/>
+            </w:tcMar>
+          </w:tcPr>
+          <w:p>
+            <w:pPr>
+              <w:spacing w:after="40" w:line="260"/>
+            </w:pPr>
+            <w:r>
+              <w:rPr>
+                <w:b w:val="false"/>
+                <w:bCs w:val="false"/>
+                <w:color w:val="1A232C"/>
+                <w:sz w:val="20"/>
+                <w:szCs w:val="20"/>
+              </w:rPr>
+              <w:t xml:space="preserve">Figura 3, caso de uso «Iniciar sesión en el panel». Figura 4, componente «Guardia de sesión y rol». Figura 1, bloque «Control de acceso por rol».</w:t>
+            </w:r>
+          </w:p>
+        </w:tc>
+      </w:tr>
+      <w:tr>
+        <w:tc>
+          <w:tcPr>
+            <w:tcW w:type="dxa" w:w="2500"/>
+            <w:shd w:fill="F2F4F7" w:val="clear"/>
+            <w:tcMar>
+              <w:top w:type="dxa" w:w="80"/>
+              <w:left w:type="dxa" w:w="110"/>
+              <w:bottom w:type="dxa" w:w="80"/>
+              <w:right w:type="dxa" w:w="110"/>
+            </w:tcMar>
+          </w:tcPr>
+          <w:p>
+            <w:pPr>
+              <w:spacing w:after="40" w:line="260"/>
+            </w:pPr>
+            <w:r>
+              <w:rPr>
+                <w:b/>
+                <w:bCs/>
+                <w:color w:val="1F3864"/>
+                <w:sz w:val="20"/>
+                <w:szCs w:val="20"/>
+              </w:rPr>
               <w:t xml:space="preserve">Requisitos No Funcionales relacionados</w:t>
             </w:r>
           </w:p>
@@ -6844,6 +6899,61 @@
                 <w:sz w:val="20"/>
                 <w:szCs w:val="20"/>
               </w:rPr>
+              <w:t xml:space="preserve">Representación gráfica</w:t>
+            </w:r>
+          </w:p>
+        </w:tc>
+        <w:tc>
+          <w:tcPr>
+            <w:tcW w:type="dxa" w:w="6526"/>
+            <w:tcMar>
+              <w:top w:type="dxa" w:w="80"/>
+              <w:left w:type="dxa" w:w="110"/>
+              <w:bottom w:type="dxa" w:w="80"/>
+              <w:right w:type="dxa" w:w="110"/>
+            </w:tcMar>
+          </w:tcPr>
+          <w:p>
+            <w:pPr>
+              <w:spacing w:after="40" w:line="260"/>
+            </w:pPr>
+            <w:r>
+              <w:rPr>
+                <w:b w:val="false"/>
+                <w:bCs w:val="false"/>
+                <w:color w:val="1A232C"/>
+                <w:sz w:val="20"/>
+                <w:szCs w:val="20"/>
+              </w:rPr>
+              <w:t xml:space="preserve">Figura 3, caso de uso «Consultar y filtrar el catálogo». Figura 2, primer bloque del recorrido. Figura 1, bloque «Catálogo».</w:t>
+            </w:r>
+          </w:p>
+        </w:tc>
+      </w:tr>
+      <w:tr>
+        <w:tc>
+          <w:tcPr>
+            <w:tcW w:type="dxa" w:w="2500"/>
+            <w:shd w:fill="F2F4F7" w:val="clear"/>
+            <w:tcMar>
+              <w:top w:type="dxa" w:w="80"/>
+              <w:left w:type="dxa" w:w="110"/>
+              <w:bottom w:type="dxa" w:w="80"/>
+              <w:right w:type="dxa" w:w="110"/>
+            </w:tcMar>
+          </w:tcPr>
+          <w:p>
+            <w:pPr>
+              <w:spacing w:after="40" w:line="260"/>
+            </w:pPr>
+            <w:r>
+              <w:rPr>
+                <w:b/>
+                <w:bCs/>
+                <w:color w:val="1F3864"/>
+                <w:sz w:val="20"/>
+                <w:szCs w:val="20"/>
+              </w:rPr>
               <w:t xml:space="preserve">Requisitos No Funcionales relacionados</w:t>
             </w:r>
           </w:p>
@@ -7330,6 +7440,61 @@
                 <w:sz w:val="20"/>
                 <w:szCs w:val="20"/>
               </w:rPr>
+              <w:t xml:space="preserve">Representación gráfica</w:t>
+            </w:r>
+          </w:p>
+        </w:tc>
+        <w:tc>
+          <w:tcPr>
+            <w:tcW w:type="dxa" w:w="6526"/>
+            <w:tcMar>
+              <w:top w:type="dxa" w:w="80"/>
+              <w:left w:type="dxa" w:w="110"/>
+              <w:bottom w:type="dxa" w:w="80"/>
+              <w:right w:type="dxa" w:w="110"/>
+            </w:tcMar>
+          </w:tcPr>
+          <w:p>
+            <w:pPr>
+              <w:spacing w:after="40" w:line="260"/>
+            </w:pPr>
+            <w:r>
+              <w:rPr>
+                <w:b w:val="false"/>
+                <w:bCs w:val="false"/>
+                <w:color w:val="1A232C"/>
+                <w:sz w:val="20"/>
+                <w:szCs w:val="20"/>
+              </w:rPr>
+              <w:t xml:space="preserve">Figura 3, caso de uso «Buscar sin acentos ni mayúsculas». Figura 1, bloque «Catálogo · filtros y búsqueda».</w:t>
+            </w:r>
+          </w:p>
+        </w:tc>
+      </w:tr>
+      <w:tr>
+        <w:tc>
+          <w:tcPr>
+            <w:tcW w:type="dxa" w:w="2500"/>
+            <w:shd w:fill="F2F4F7" w:val="clear"/>
+            <w:tcMar>
+              <w:top w:type="dxa" w:w="80"/>
+              <w:left w:type="dxa" w:w="110"/>
+              <w:bottom w:type="dxa" w:w="80"/>
+              <w:right w:type="dxa" w:w="110"/>
+            </w:tcMar>
+          </w:tcPr>
+          <w:p>
+            <w:pPr>
+              <w:spacing w:after="40" w:line="260"/>
+            </w:pPr>
+            <w:r>
+              <w:rPr>
+                <w:b/>
+                <w:bCs/>
+                <w:color w:val="1F3864"/>
+                <w:sz w:val="20"/>
+                <w:szCs w:val="20"/>
+              </w:rPr>
               <w:t xml:space="preserve">Requisitos No Funcionales relacionados</w:t>
             </w:r>
           </w:p>
@@ -7846,6 +8011,61 @@
                 <w:sz w:val="20"/>
                 <w:szCs w:val="20"/>
               </w:rPr>
+              <w:t xml:space="preserve">Representación gráfica</w:t>
+            </w:r>
+          </w:p>
+        </w:tc>
+        <w:tc>
+          <w:tcPr>
+            <w:tcW w:type="dxa" w:w="6526"/>
+            <w:tcMar>
+              <w:top w:type="dxa" w:w="80"/>
+              <w:left w:type="dxa" w:w="110"/>
+              <w:bottom w:type="dxa" w:w="80"/>
+              <w:right w:type="dxa" w:w="110"/>
+            </w:tcMar>
+          </w:tcPr>
+          <w:p>
+            <w:pPr>
+              <w:spacing w:after="40" w:line="260"/>
+            </w:pPr>
+            <w:r>
+              <w:rPr>
+                <w:b w:val="false"/>
+                <w:bCs w:val="false"/>
+                <w:color w:val="1A232C"/>
+                <w:sz w:val="20"/>
+                <w:szCs w:val="20"/>
+              </w:rPr>
+              <w:t xml:space="preserve">Figura 3, caso de uso «Elegir variante de un producto». Figura 2, decisión «¿La pieza tiene variantes?».</w:t>
+            </w:r>
+          </w:p>
+        </w:tc>
+      </w:tr>
+      <w:tr>
+        <w:tc>
+          <w:tcPr>
+            <w:tcW w:type="dxa" w:w="2500"/>
+            <w:shd w:fill="F2F4F7" w:val="clear"/>
+            <w:tcMar>
+              <w:top w:type="dxa" w:w="80"/>
+              <w:left w:type="dxa" w:w="110"/>
+              <w:bottom w:type="dxa" w:w="80"/>
+              <w:right w:type="dxa" w:w="110"/>
+            </w:tcMar>
+          </w:tcPr>
+          <w:p>
+            <w:pPr>
+              <w:spacing w:after="40" w:line="260"/>
+            </w:pPr>
+            <w:r>
+              <w:rPr>
+                <w:b/>
+                <w:bCs/>
+                <w:color w:val="1F3864"/>
+                <w:sz w:val="20"/>
+                <w:szCs w:val="20"/>
+              </w:rPr>
               <w:t xml:space="preserve">Requisitos No Funcionales relacionados</w:t>
             </w:r>
           </w:p>
@@ -8347,6 +8567,61 @@
                 <w:sz w:val="20"/>
                 <w:szCs w:val="20"/>
               </w:rPr>
+              <w:t xml:space="preserve">Representación gráfica</w:t>
+            </w:r>
+          </w:p>
+        </w:tc>
+        <w:tc>
+          <w:tcPr>
+            <w:tcW w:type="dxa" w:w="6526"/>
+            <w:tcMar>
+              <w:top w:type="dxa" w:w="80"/>
+              <w:left w:type="dxa" w:w="110"/>
+              <w:bottom w:type="dxa" w:w="80"/>
+              <w:right w:type="dxa" w:w="110"/>
+            </w:tcMar>
+          </w:tcPr>
+          <w:p>
+            <w:pPr>
+              <w:spacing w:after="40" w:line="260"/>
+            </w:pPr>
+            <w:r>
+              <w:rPr>
+                <w:b w:val="false"/>
+                <w:bCs w:val="false"/>
+                <w:color w:val="1A232C"/>
+                <w:sz w:val="20"/>
+                <w:szCs w:val="20"/>
+              </w:rPr>
+              <w:t xml:space="preserve">Figura 3, caso de uso «Comprar una pieza directo». Figura 2, salida «FORMATO 1».</w:t>
+            </w:r>
+          </w:p>
+        </w:tc>
+      </w:tr>
+      <w:tr>
+        <w:tc>
+          <w:tcPr>
+            <w:tcW w:type="dxa" w:w="2500"/>
+            <w:shd w:fill="F2F4F7" w:val="clear"/>
+            <w:tcMar>
+              <w:top w:type="dxa" w:w="80"/>
+              <w:left w:type="dxa" w:w="110"/>
+              <w:bottom w:type="dxa" w:w="80"/>
+              <w:right w:type="dxa" w:w="110"/>
+            </w:tcMar>
+          </w:tcPr>
+          <w:p>
+            <w:pPr>
+              <w:spacing w:after="40" w:line="260"/>
+            </w:pPr>
+            <w:r>
+              <w:rPr>
+                <w:b/>
+                <w:bCs/>
+                <w:color w:val="1F3864"/>
+                <w:sz w:val="20"/>
+                <w:szCs w:val="20"/>
+              </w:rPr>
               <w:t xml:space="preserve">Requisitos No Funcionales relacionados</w:t>
             </w:r>
           </w:p>
@@ -8833,6 +9108,61 @@
                 <w:sz w:val="20"/>
                 <w:szCs w:val="20"/>
               </w:rPr>
+              <w:t xml:space="preserve">Representación gráfica</w:t>
+            </w:r>
+          </w:p>
+        </w:tc>
+        <w:tc>
+          <w:tcPr>
+            <w:tcW w:type="dxa" w:w="6526"/>
+            <w:tcMar>
+              <w:top w:type="dxa" w:w="80"/>
+              <w:left w:type="dxa" w:w="110"/>
+              <w:bottom w:type="dxa" w:w="80"/>
+              <w:right w:type="dxa" w:w="110"/>
+            </w:tcMar>
+          </w:tcPr>
+          <w:p>
+            <w:pPr>
+              <w:spacing w:after="40" w:line="260"/>
+            </w:pPr>
+            <w:r>
+              <w:rPr>
+                <w:b w:val="false"/>
+                <w:bCs w:val="false"/>
+                <w:color w:val="1A232C"/>
+                <w:sz w:val="20"/>
+                <w:szCs w:val="20"/>
+              </w:rPr>
+              <w:t xml:space="preserve">Figura 3, caso de uso «Gestionar el carrito». Figura 2, bloque «Agrega al carrito». Figura 5, pasos 3 y 4.</w:t>
+            </w:r>
+          </w:p>
+        </w:tc>
+      </w:tr>
+      <w:tr>
+        <w:tc>
+          <w:tcPr>
+            <w:tcW w:type="dxa" w:w="2500"/>
+            <w:shd w:fill="F2F4F7" w:val="clear"/>
+            <w:tcMar>
+              <w:top w:type="dxa" w:w="80"/>
+              <w:left w:type="dxa" w:w="110"/>
+              <w:bottom w:type="dxa" w:w="80"/>
+              <w:right w:type="dxa" w:w="110"/>
+            </w:tcMar>
+          </w:tcPr>
+          <w:p>
+            <w:pPr>
+              <w:spacing w:after="40" w:line="260"/>
+            </w:pPr>
+            <w:r>
+              <w:rPr>
+                <w:b/>
+                <w:bCs/>
+                <w:color w:val="1F3864"/>
+                <w:sz w:val="20"/>
+                <w:szCs w:val="20"/>
+              </w:rPr>
               <w:t xml:space="preserve">Requisitos No Funcionales relacionados</w:t>
             </w:r>
           </w:p>
@@ -9319,6 +9649,61 @@
                 <w:sz w:val="20"/>
                 <w:szCs w:val="20"/>
               </w:rPr>
+              <w:t xml:space="preserve">Representación gráfica</w:t>
+            </w:r>
+          </w:p>
+        </w:tc>
+        <w:tc>
+          <w:tcPr>
+            <w:tcW w:type="dxa" w:w="6526"/>
+            <w:tcMar>
+              <w:top w:type="dxa" w:w="80"/>
+              <w:left w:type="dxa" w:w="110"/>
+              <w:bottom w:type="dxa" w:w="80"/>
+              <w:right w:type="dxa" w:w="110"/>
+            </w:tcMar>
+          </w:tcPr>
+          <w:p>
+            <w:pPr>
+              <w:spacing w:after="40" w:line="260"/>
+            </w:pPr>
+            <w:r>
+              <w:rPr>
+                <w:b w:val="false"/>
+                <w:bCs w:val="false"/>
+                <w:color w:val="1A232C"/>
+                <w:sz w:val="20"/>
+                <w:szCs w:val="20"/>
+              </w:rPr>
+              <w:t xml:space="preserve">Figura 3, caso de uso «Verificar compatibilidad». Figura 1, bloque «Configurador».</w:t>
+            </w:r>
+          </w:p>
+        </w:tc>
+      </w:tr>
+      <w:tr>
+        <w:tc>
+          <w:tcPr>
+            <w:tcW w:type="dxa" w:w="2500"/>
+            <w:shd w:fill="F2F4F7" w:val="clear"/>
+            <w:tcMar>
+              <w:top w:type="dxa" w:w="80"/>
+              <w:left w:type="dxa" w:w="110"/>
+              <w:bottom w:type="dxa" w:w="80"/>
+              <w:right w:type="dxa" w:w="110"/>
+            </w:tcMar>
+          </w:tcPr>
+          <w:p>
+            <w:pPr>
+              <w:spacing w:after="40" w:line="260"/>
+            </w:pPr>
+            <w:r>
+              <w:rPr>
+                <w:b/>
+                <w:bCs/>
+                <w:color w:val="1F3864"/>
+                <w:sz w:val="20"/>
+                <w:szCs w:val="20"/>
+              </w:rPr>
               <w:t xml:space="preserve">Requisitos No Funcionales relacionados</w:t>
             </w:r>
           </w:p>
@@ -9805,6 +10190,61 @@
                 <w:sz w:val="20"/>
                 <w:szCs w:val="20"/>
               </w:rPr>
+              <w:t xml:space="preserve">Representación gráfica</w:t>
+            </w:r>
+          </w:p>
+        </w:tc>
+        <w:tc>
+          <w:tcPr>
+            <w:tcW w:type="dxa" w:w="6526"/>
+            <w:tcMar>
+              <w:top w:type="dxa" w:w="80"/>
+              <w:left w:type="dxa" w:w="110"/>
+              <w:bottom w:type="dxa" w:w="80"/>
+              <w:right w:type="dxa" w:w="110"/>
+            </w:tcMar>
+          </w:tcPr>
+          <w:p>
+            <w:pPr>
+              <w:spacing w:after="40" w:line="260"/>
+            </w:pPr>
+            <w:r>
+              <w:rPr>
+                <w:b w:val="false"/>
+                <w:bCs w:val="false"/>
+                <w:color w:val="1A232C"/>
+                <w:sz w:val="20"/>
+                <w:szCs w:val="20"/>
+              </w:rPr>
+              <w:t xml:space="preserve">Figura 3, caso de uso «Ver precio en tres monedas». Figura 5, paso 2. Figura 4, componente «Conversión de moneda».</w:t>
+            </w:r>
+          </w:p>
+        </w:tc>
+      </w:tr>
+      <w:tr>
+        <w:tc>
+          <w:tcPr>
+            <w:tcW w:type="dxa" w:w="2500"/>
+            <w:shd w:fill="F2F4F7" w:val="clear"/>
+            <w:tcMar>
+              <w:top w:type="dxa" w:w="80"/>
+              <w:left w:type="dxa" w:w="110"/>
+              <w:bottom w:type="dxa" w:w="80"/>
+              <w:right w:type="dxa" w:w="110"/>
+            </w:tcMar>
+          </w:tcPr>
+          <w:p>
+            <w:pPr>
+              <w:spacing w:after="40" w:line="260"/>
+            </w:pPr>
+            <w:r>
+              <w:rPr>
+                <w:b/>
+                <w:bCs/>
+                <w:color w:val="1F3864"/>
+                <w:sz w:val="20"/>
+                <w:szCs w:val="20"/>
+              </w:rPr>
               <w:t xml:space="preserve">Requisitos No Funcionales relacionados</w:t>
             </w:r>
           </w:p>
@@ -10321,6 +10761,61 @@
                 <w:sz w:val="20"/>
                 <w:szCs w:val="20"/>
               </w:rPr>
+              <w:t xml:space="preserve">Representación gráfica</w:t>
+            </w:r>
+          </w:p>
+        </w:tc>
+        <w:tc>
+          <w:tcPr>
+            <w:tcW w:type="dxa" w:w="6526"/>
+            <w:tcMar>
+              <w:top w:type="dxa" w:w="80"/>
+              <w:left w:type="dxa" w:w="110"/>
+              <w:bottom w:type="dxa" w:w="80"/>
+              <w:right w:type="dxa" w:w="110"/>
+            </w:tcMar>
+          </w:tcPr>
+          <w:p>
+            <w:pPr>
+              <w:spacing w:after="40" w:line="260"/>
+            </w:pPr>
+            <w:r>
+              <w:rPr>
+                <w:b w:val="false"/>
+                <w:bCs w:val="false"/>
+                <w:color w:val="1A232C"/>
+                <w:sz w:val="20"/>
+                <w:szCs w:val="20"/>
+              </w:rPr>
+              <w:t xml:space="preserve">Figura 3, caso de uso «Aplicar cupón de descuento». Figura 2, decisión «¿Aplica cupón?». Figura 5, fragmento «opcional».</w:t>
+            </w:r>
+          </w:p>
+        </w:tc>
+      </w:tr>
+      <w:tr>
+        <w:tc>
+          <w:tcPr>
+            <w:tcW w:type="dxa" w:w="2500"/>
+            <w:shd w:fill="F2F4F7" w:val="clear"/>
+            <w:tcMar>
+              <w:top w:type="dxa" w:w="80"/>
+              <w:left w:type="dxa" w:w="110"/>
+              <w:bottom w:type="dxa" w:w="80"/>
+              <w:right w:type="dxa" w:w="110"/>
+            </w:tcMar>
+          </w:tcPr>
+          <w:p>
+            <w:pPr>
+              <w:spacing w:after="40" w:line="260"/>
+            </w:pPr>
+            <w:r>
+              <w:rPr>
+                <w:b/>
+                <w:bCs/>
+                <w:color w:val="1F3864"/>
+                <w:sz w:val="20"/>
+                <w:szCs w:val="20"/>
+              </w:rPr>
               <w:t xml:space="preserve">Requisitos No Funcionales relacionados</w:t>
             </w:r>
           </w:p>
@@ -10897,6 +11392,61 @@
                 <w:sz w:val="20"/>
                 <w:szCs w:val="20"/>
               </w:rPr>
+              <w:t xml:space="preserve">Representación gráfica</w:t>
+            </w:r>
+          </w:p>
+        </w:tc>
+        <w:tc>
+          <w:tcPr>
+            <w:tcW w:type="dxa" w:w="6526"/>
+            <w:tcMar>
+              <w:top w:type="dxa" w:w="80"/>
+              <w:left w:type="dxa" w:w="110"/>
+              <w:bottom w:type="dxa" w:w="80"/>
+              <w:right w:type="dxa" w:w="110"/>
+            </w:tcMar>
+          </w:tcPr>
+          <w:p>
+            <w:pPr>
+              <w:spacing w:after="40" w:line="260"/>
+            </w:pPr>
+            <w:r>
+              <w:rPr>
+                <w:b w:val="false"/>
+                <w:bCs w:val="false"/>
+                <w:color w:val="1A232C"/>
+                <w:sz w:val="20"/>
+                <w:szCs w:val="20"/>
+              </w:rPr>
+              <w:t xml:space="preserve">Figura 3, caso de uso «Registrar el pedido». Figura 2, bloque «place_order». Figura 5, paso 8 y fragmento «alt».</w:t>
+            </w:r>
+          </w:p>
+        </w:tc>
+      </w:tr>
+      <w:tr>
+        <w:tc>
+          <w:tcPr>
+            <w:tcW w:type="dxa" w:w="2500"/>
+            <w:shd w:fill="F2F4F7" w:val="clear"/>
+            <w:tcMar>
+              <w:top w:type="dxa" w:w="80"/>
+              <w:left w:type="dxa" w:w="110"/>
+              <w:bottom w:type="dxa" w:w="80"/>
+              <w:right w:type="dxa" w:w="110"/>
+            </w:tcMar>
+          </w:tcPr>
+          <w:p>
+            <w:pPr>
+              <w:spacing w:after="40" w:line="260"/>
+            </w:pPr>
+            <w:r>
+              <w:rPr>
+                <w:b/>
+                <w:bCs/>
+                <w:color w:val="1F3864"/>
+                <w:sz w:val="20"/>
+                <w:szCs w:val="20"/>
+              </w:rPr>
               <w:t xml:space="preserve">Requisitos No Funcionales relacionados</w:t>
             </w:r>
           </w:p>
@@ -11398,6 +11948,61 @@
                 <w:sz w:val="20"/>
                 <w:szCs w:val="20"/>
               </w:rPr>
+              <w:t xml:space="preserve">Representación gráfica</w:t>
+            </w:r>
+          </w:p>
+        </w:tc>
+        <w:tc>
+          <w:tcPr>
+            <w:tcW w:type="dxa" w:w="6526"/>
+            <w:tcMar>
+              <w:top w:type="dxa" w:w="80"/>
+              <w:left w:type="dxa" w:w="110"/>
+              <w:bottom w:type="dxa" w:w="80"/>
+              <w:right w:type="dxa" w:w="110"/>
+            </w:tcMar>
+          </w:tcPr>
+          <w:p>
+            <w:pPr>
+              <w:spacing w:after="40" w:line="260"/>
+            </w:pPr>
+            <w:r>
+              <w:rPr>
+                <w:b w:val="false"/>
+                <w:bCs w:val="false"/>
+                <w:color w:val="1A232C"/>
+                <w:sz w:val="20"/>
+                <w:szCs w:val="20"/>
+              </w:rPr>
+              <w:t xml:space="preserve">Figura 3, caso de uso «Generar mensaje del pedido», enlazado por «include» desde el registro. Figura 2, salida «FORMATO 2». Figura 5, pasos 11 a 14.</w:t>
+            </w:r>
+          </w:p>
+        </w:tc>
+      </w:tr>
+      <w:tr>
+        <w:tc>
+          <w:tcPr>
+            <w:tcW w:type="dxa" w:w="2500"/>
+            <w:shd w:fill="F2F4F7" w:val="clear"/>
+            <w:tcMar>
+              <w:top w:type="dxa" w:w="80"/>
+              <w:left w:type="dxa" w:w="110"/>
+              <w:bottom w:type="dxa" w:w="80"/>
+              <w:right w:type="dxa" w:w="110"/>
+            </w:tcMar>
+          </w:tcPr>
+          <w:p>
+            <w:pPr>
+              <w:spacing w:after="40" w:line="260"/>
+            </w:pPr>
+            <w:r>
+              <w:rPr>
+                <w:b/>
+                <w:bCs/>
+                <w:color w:val="1F3864"/>
+                <w:sz w:val="20"/>
+                <w:szCs w:val="20"/>
+              </w:rPr>
               <w:t xml:space="preserve">Requisitos No Funcionales relacionados</w:t>
             </w:r>
           </w:p>
@@ -11944,6 +12549,61 @@
                 <w:sz w:val="20"/>
                 <w:szCs w:val="20"/>
               </w:rPr>
+              <w:t xml:space="preserve">Representación gráfica</w:t>
+            </w:r>
+          </w:p>
+        </w:tc>
+        <w:tc>
+          <w:tcPr>
+            <w:tcW w:type="dxa" w:w="6526"/>
+            <w:tcMar>
+              <w:top w:type="dxa" w:w="80"/>
+              <w:left w:type="dxa" w:w="110"/>
+              <w:bottom w:type="dxa" w:w="80"/>
+              <w:right w:type="dxa" w:w="110"/>
+            </w:tcMar>
+          </w:tcPr>
+          <w:p>
+            <w:pPr>
+              <w:spacing w:after="40" w:line="260"/>
+            </w:pPr>
+            <w:r>
+              <w:rPr>
+                <w:b w:val="false"/>
+                <w:bCs w:val="false"/>
+                <w:color w:val="1A232C"/>
+                <w:sz w:val="20"/>
+                <w:szCs w:val="20"/>
+              </w:rPr>
+              <w:t xml:space="preserve">Figura 3, caso de uso «Administrar productos y variantes». Figura 1, bloque «Inventario».</w:t>
+            </w:r>
+          </w:p>
+        </w:tc>
+      </w:tr>
+      <w:tr>
+        <w:tc>
+          <w:tcPr>
+            <w:tcW w:type="dxa" w:w="2500"/>
+            <w:shd w:fill="F2F4F7" w:val="clear"/>
+            <w:tcMar>
+              <w:top w:type="dxa" w:w="80"/>
+              <w:left w:type="dxa" w:w="110"/>
+              <w:bottom w:type="dxa" w:w="80"/>
+              <w:right w:type="dxa" w:w="110"/>
+            </w:tcMar>
+          </w:tcPr>
+          <w:p>
+            <w:pPr>
+              <w:spacing w:after="40" w:line="260"/>
+            </w:pPr>
+            <w:r>
+              <w:rPr>
+                <w:b/>
+                <w:bCs/>
+                <w:color w:val="1F3864"/>
+                <w:sz w:val="20"/>
+                <w:szCs w:val="20"/>
+              </w:rPr>
               <w:t xml:space="preserve">Requisitos No Funcionales relacionados</w:t>
             </w:r>
           </w:p>
@@ -12445,6 +13105,61 @@
                 <w:sz w:val="20"/>
                 <w:szCs w:val="20"/>
               </w:rPr>
+              <w:t xml:space="preserve">Representación gráfica</w:t>
+            </w:r>
+          </w:p>
+        </w:tc>
+        <w:tc>
+          <w:tcPr>
+            <w:tcW w:type="dxa" w:w="6526"/>
+            <w:tcMar>
+              <w:top w:type="dxa" w:w="80"/>
+              <w:left w:type="dxa" w:w="110"/>
+              <w:bottom w:type="dxa" w:w="80"/>
+              <w:right w:type="dxa" w:w="110"/>
+            </w:tcMar>
+          </w:tcPr>
+          <w:p>
+            <w:pPr>
+              <w:spacing w:after="40" w:line="260"/>
+            </w:pPr>
+            <w:r>
+              <w:rPr>
+                <w:b w:val="false"/>
+                <w:bCs w:val="false"/>
+                <w:color w:val="1A232C"/>
+                <w:sz w:val="20"/>
+                <w:szCs w:val="20"/>
+              </w:rPr>
+              <w:t xml:space="preserve">Figura 3, caso de uso «Controlar existencias». Figura 1, bloque «Inventario». Figura 5, autollamada de descuento de unidades.</w:t>
+            </w:r>
+          </w:p>
+        </w:tc>
+      </w:tr>
+      <w:tr>
+        <w:tc>
+          <w:tcPr>
+            <w:tcW w:type="dxa" w:w="2500"/>
+            <w:shd w:fill="F2F4F7" w:val="clear"/>
+            <w:tcMar>
+              <w:top w:type="dxa" w:w="80"/>
+              <w:left w:type="dxa" w:w="110"/>
+              <w:bottom w:type="dxa" w:w="80"/>
+              <w:right w:type="dxa" w:w="110"/>
+            </w:tcMar>
+          </w:tcPr>
+          <w:p>
+            <w:pPr>
+              <w:spacing w:after="40" w:line="260"/>
+            </w:pPr>
+            <w:r>
+              <w:rPr>
+                <w:b/>
+                <w:bCs/>
+                <w:color w:val="1F3864"/>
+                <w:sz w:val="20"/>
+                <w:szCs w:val="20"/>
+              </w:rPr>
               <w:t xml:space="preserve">Requisitos No Funcionales relacionados</w:t>
             </w:r>
           </w:p>
@@ -12961,6 +13676,61 @@
                 <w:sz w:val="20"/>
                 <w:szCs w:val="20"/>
               </w:rPr>
+              <w:t xml:space="preserve">Representación gráfica</w:t>
+            </w:r>
+          </w:p>
+        </w:tc>
+        <w:tc>
+          <w:tcPr>
+            <w:tcW w:type="dxa" w:w="6526"/>
+            <w:tcMar>
+              <w:top w:type="dxa" w:w="80"/>
+              <w:left w:type="dxa" w:w="110"/>
+              <w:bottom w:type="dxa" w:w="80"/>
+              <w:right w:type="dxa" w:w="110"/>
+            </w:tcMar>
+          </w:tcPr>
+          <w:p>
+            <w:pPr>
+              <w:spacing w:after="40" w:line="260"/>
+            </w:pPr>
+            <w:r>
+              <w:rPr>
+                <w:b w:val="false"/>
+                <w:bCs w:val="false"/>
+                <w:color w:val="1A232C"/>
+                <w:sz w:val="20"/>
+                <w:szCs w:val="20"/>
+              </w:rPr>
+              <w:t xml:space="preserve">Figura 3, caso de uso «Configurar precios y tasa». Figura 1, bloque «Precios».</w:t>
+            </w:r>
+          </w:p>
+        </w:tc>
+      </w:tr>
+      <w:tr>
+        <w:tc>
+          <w:tcPr>
+            <w:tcW w:type="dxa" w:w="2500"/>
+            <w:shd w:fill="F2F4F7" w:val="clear"/>
+            <w:tcMar>
+              <w:top w:type="dxa" w:w="80"/>
+              <w:left w:type="dxa" w:w="110"/>
+              <w:bottom w:type="dxa" w:w="80"/>
+              <w:right w:type="dxa" w:w="110"/>
+            </w:tcMar>
+          </w:tcPr>
+          <w:p>
+            <w:pPr>
+              <w:spacing w:after="40" w:line="260"/>
+            </w:pPr>
+            <w:r>
+              <w:rPr>
+                <w:b/>
+                <w:bCs/>
+                <w:color w:val="1F3864"/>
+                <w:sz w:val="20"/>
+                <w:szCs w:val="20"/>
+              </w:rPr>
               <w:t xml:space="preserve">Requisitos No Funcionales relacionados</w:t>
             </w:r>
           </w:p>
@@ -13477,6 +14247,61 @@
                 <w:sz w:val="20"/>
                 <w:szCs w:val="20"/>
               </w:rPr>
+              <w:t xml:space="preserve">Representación gráfica</w:t>
+            </w:r>
+          </w:p>
+        </w:tc>
+        <w:tc>
+          <w:tcPr>
+            <w:tcW w:type="dxa" w:w="6526"/>
+            <w:tcMar>
+              <w:top w:type="dxa" w:w="80"/>
+              <w:left w:type="dxa" w:w="110"/>
+              <w:bottom w:type="dxa" w:w="80"/>
+              <w:right w:type="dxa" w:w="110"/>
+            </w:tcMar>
+          </w:tcPr>
+          <w:p>
+            <w:pPr>
+              <w:spacing w:after="40" w:line="260"/>
+            </w:pPr>
+            <w:r>
+              <w:rPr>
+                <w:b w:val="false"/>
+                <w:bCs w:val="false"/>
+                <w:color w:val="1A232C"/>
+                <w:sz w:val="20"/>
+                <w:szCs w:val="20"/>
+              </w:rPr>
+              <w:t xml:space="preserve">Figura 3, caso de uso «Administrar cupones». Figura 1, bloque «Cupones».</w:t>
+            </w:r>
+          </w:p>
+        </w:tc>
+      </w:tr>
+      <w:tr>
+        <w:tc>
+          <w:tcPr>
+            <w:tcW w:type="dxa" w:w="2500"/>
+            <w:shd w:fill="F2F4F7" w:val="clear"/>
+            <w:tcMar>
+              <w:top w:type="dxa" w:w="80"/>
+              <w:left w:type="dxa" w:w="110"/>
+              <w:bottom w:type="dxa" w:w="80"/>
+              <w:right w:type="dxa" w:w="110"/>
+            </w:tcMar>
+          </w:tcPr>
+          <w:p>
+            <w:pPr>
+              <w:spacing w:after="40" w:line="260"/>
+            </w:pPr>
+            <w:r>
+              <w:rPr>
+                <w:b/>
+                <w:bCs/>
+                <w:color w:val="1F3864"/>
+                <w:sz w:val="20"/>
+                <w:szCs w:val="20"/>
+              </w:rPr>
               <w:t xml:space="preserve">Requisitos No Funcionales relacionados</w:t>
             </w:r>
           </w:p>
@@ -13978,6 +14803,61 @@
                 <w:sz w:val="20"/>
                 <w:szCs w:val="20"/>
               </w:rPr>
+              <w:t xml:space="preserve">Representación gráfica</w:t>
+            </w:r>
+          </w:p>
+        </w:tc>
+        <w:tc>
+          <w:tcPr>
+            <w:tcW w:type="dxa" w:w="6526"/>
+            <w:tcMar>
+              <w:top w:type="dxa" w:w="80"/>
+              <w:left w:type="dxa" w:w="110"/>
+              <w:bottom w:type="dxa" w:w="80"/>
+              <w:right w:type="dxa" w:w="110"/>
+            </w:tcMar>
+          </w:tcPr>
+          <w:p>
+            <w:pPr>
+              <w:spacing w:after="40" w:line="260"/>
+            </w:pPr>
+            <w:r>
+              <w:rPr>
+                <w:b w:val="false"/>
+                <w:bCs w:val="false"/>
+                <w:color w:val="1A232C"/>
+                <w:sz w:val="20"/>
+                <w:szCs w:val="20"/>
+              </w:rPr>
+              <w:t xml:space="preserve">Figura 3, caso de uso «Seguir los pedidos». Figura 1, bloque «Pedidos».</w:t>
+            </w:r>
+          </w:p>
+        </w:tc>
+      </w:tr>
+      <w:tr>
+        <w:tc>
+          <w:tcPr>
+            <w:tcW w:type="dxa" w:w="2500"/>
+            <w:shd w:fill="F2F4F7" w:val="clear"/>
+            <w:tcMar>
+              <w:top w:type="dxa" w:w="80"/>
+              <w:left w:type="dxa" w:w="110"/>
+              <w:bottom w:type="dxa" w:w="80"/>
+              <w:right w:type="dxa" w:w="110"/>
+            </w:tcMar>
+          </w:tcPr>
+          <w:p>
+            <w:pPr>
+              <w:spacing w:after="40" w:line="260"/>
+            </w:pPr>
+            <w:r>
+              <w:rPr>
+                <w:b/>
+                <w:bCs/>
+                <w:color w:val="1F3864"/>
+                <w:sz w:val="20"/>
+                <w:szCs w:val="20"/>
+              </w:rPr>
               <w:t xml:space="preserve">Requisitos No Funcionales relacionados</w:t>
             </w:r>
           </w:p>
@@ -14494,6 +15374,61 @@
                 <w:sz w:val="20"/>
                 <w:szCs w:val="20"/>
               </w:rPr>
+              <w:t xml:space="preserve">Representación gráfica</w:t>
+            </w:r>
+          </w:p>
+        </w:tc>
+        <w:tc>
+          <w:tcPr>
+            <w:tcW w:type="dxa" w:w="6526"/>
+            <w:tcMar>
+              <w:top w:type="dxa" w:w="80"/>
+              <w:left w:type="dxa" w:w="110"/>
+              <w:bottom w:type="dxa" w:w="80"/>
+              <w:right w:type="dxa" w:w="110"/>
+            </w:tcMar>
+          </w:tcPr>
+          <w:p>
+            <w:pPr>
+              <w:spacing w:after="40" w:line="260"/>
+            </w:pPr>
+            <w:r>
+              <w:rPr>
+                <w:b w:val="false"/>
+                <w:bCs w:val="false"/>
+                <w:color w:val="1A232C"/>
+                <w:sz w:val="20"/>
+                <w:szCs w:val="20"/>
+              </w:rPr>
+              <w:t xml:space="preserve">Figura 3, caso de uso «Crear cuentas del panel», alcanzable solo desde el actor Moderador. Figura 4, componente «Gestión de cuentas».</w:t>
+            </w:r>
+          </w:p>
+        </w:tc>
+      </w:tr>
+      <w:tr>
+        <w:tc>
+          <w:tcPr>
+            <w:tcW w:type="dxa" w:w="2500"/>
+            <w:shd w:fill="F2F4F7" w:val="clear"/>
+            <w:tcMar>
+              <w:top w:type="dxa" w:w="80"/>
+              <w:left w:type="dxa" w:w="110"/>
+              <w:bottom w:type="dxa" w:w="80"/>
+              <w:right w:type="dxa" w:w="110"/>
+            </w:tcMar>
+          </w:tcPr>
+          <w:p>
+            <w:pPr>
+              <w:spacing w:after="40" w:line="260"/>
+            </w:pPr>
+            <w:r>
+              <w:rPr>
+                <w:b/>
+                <w:bCs/>
+                <w:color w:val="1F3864"/>
+                <w:sz w:val="20"/>
+                <w:szCs w:val="20"/>
+              </w:rPr>
               <w:t xml:space="preserve">Requisitos No Funcionales relacionados</w:t>
             </w:r>
           </w:p>
@@ -15010,6 +15945,61 @@
                 <w:sz w:val="20"/>
                 <w:szCs w:val="20"/>
               </w:rPr>
+              <w:t xml:space="preserve">Representación gráfica</w:t>
+            </w:r>
+          </w:p>
+        </w:tc>
+        <w:tc>
+          <w:tcPr>
+            <w:tcW w:type="dxa" w:w="6526"/>
+            <w:tcMar>
+              <w:top w:type="dxa" w:w="80"/>
+              <w:left w:type="dxa" w:w="110"/>
+              <w:bottom w:type="dxa" w:w="80"/>
+              <w:right w:type="dxa" w:w="110"/>
+            </w:tcMar>
+          </w:tcPr>
+          <w:p>
+            <w:pPr>
+              <w:spacing w:after="40" w:line="260"/>
+            </w:pPr>
+            <w:r>
+              <w:rPr>
+                <w:b w:val="false"/>
+                <w:bCs w:val="false"/>
+                <w:color w:val="1A232C"/>
+                <w:sz w:val="20"/>
+                <w:szCs w:val="20"/>
+              </w:rPr>
+              <w:t xml:space="preserve">Figura 3, caso de uso «Retirar y devolver acceso». Figura 4, componentes «Gestión de cuentas» y «Políticas de seguridad por fila».</w:t>
+            </w:r>
+          </w:p>
+        </w:tc>
+      </w:tr>
+      <w:tr>
+        <w:tc>
+          <w:tcPr>
+            <w:tcW w:type="dxa" w:w="2500"/>
+            <w:shd w:fill="F2F4F7" w:val="clear"/>
+            <w:tcMar>
+              <w:top w:type="dxa" w:w="80"/>
+              <w:left w:type="dxa" w:w="110"/>
+              <w:bottom w:type="dxa" w:w="80"/>
+              <w:right w:type="dxa" w:w="110"/>
+            </w:tcMar>
+          </w:tcPr>
+          <w:p>
+            <w:pPr>
+              <w:spacing w:after="40" w:line="260"/>
+            </w:pPr>
+            <w:r>
+              <w:rPr>
+                <w:b/>
+                <w:bCs/>
+                <w:color w:val="1F3864"/>
+                <w:sz w:val="20"/>
+                <w:szCs w:val="20"/>
+              </w:rPr>
               <w:t xml:space="preserve">Requisitos No Funcionales relacionados</w:t>
             </w:r>
           </w:p>
@@ -15511,6 +16501,61 @@
                 <w:sz w:val="20"/>
                 <w:szCs w:val="20"/>
               </w:rPr>
+              <w:t xml:space="preserve">Representación gráfica</w:t>
+            </w:r>
+          </w:p>
+        </w:tc>
+        <w:tc>
+          <w:tcPr>
+            <w:tcW w:type="dxa" w:w="6526"/>
+            <w:tcMar>
+              <w:top w:type="dxa" w:w="80"/>
+              <w:left w:type="dxa" w:w="110"/>
+              <w:bottom w:type="dxa" w:w="80"/>
+              <w:right w:type="dxa" w:w="110"/>
+            </w:tcMar>
+          </w:tcPr>
+          <w:p>
+            <w:pPr>
+              <w:spacing w:after="40" w:line="260"/>
+            </w:pPr>
+            <w:r>
+              <w:rPr>
+                <w:b w:val="false"/>
+                <w:bCs w:val="false"/>
+                <w:color w:val="1A232C"/>
+                <w:sz w:val="20"/>
+                <w:szCs w:val="20"/>
+              </w:rPr>
+              <w:t xml:space="preserve">Figura 3, caso de uso «Cambiar la contraseña propia», alcanzable por ambos perfiles. Figura 4, componente «Autenticación».</w:t>
+            </w:r>
+          </w:p>
+        </w:tc>
+      </w:tr>
+      <w:tr>
+        <w:tc>
+          <w:tcPr>
+            <w:tcW w:type="dxa" w:w="2500"/>
+            <w:shd w:fill="F2F4F7" w:val="clear"/>
+            <w:tcMar>
+              <w:top w:type="dxa" w:w="80"/>
+              <w:left w:type="dxa" w:w="110"/>
+              <w:bottom w:type="dxa" w:w="80"/>
+              <w:right w:type="dxa" w:w="110"/>
+            </w:tcMar>
+          </w:tcPr>
+          <w:p>
+            <w:pPr>
+              <w:spacing w:after="40" w:line="260"/>
+            </w:pPr>
+            <w:r>
+              <w:rPr>
+                <w:b/>
+                <w:bCs/>
+                <w:color w:val="1F3864"/>
+                <w:sz w:val="20"/>
+                <w:szCs w:val="20"/>
+              </w:rPr>
               <w:t xml:space="preserve">Requisitos No Funcionales relacionados</w:t>
             </w:r>
           </w:p>
@@ -16027,6 +17072,61 @@
                 <w:sz w:val="20"/>
                 <w:szCs w:val="20"/>
               </w:rPr>
+              <w:t xml:space="preserve">Representación gráfica</w:t>
+            </w:r>
+          </w:p>
+        </w:tc>
+        <w:tc>
+          <w:tcPr>
+            <w:tcW w:type="dxa" w:w="6526"/>
+            <w:tcMar>
+              <w:top w:type="dxa" w:w="80"/>
+              <w:left w:type="dxa" w:w="110"/>
+              <w:bottom w:type="dxa" w:w="80"/>
+              <w:right w:type="dxa" w:w="110"/>
+            </w:tcMar>
+          </w:tcPr>
+          <w:p>
+            <w:pPr>
+              <w:spacing w:after="40" w:line="260"/>
+            </w:pPr>
+            <w:r>
+              <w:rPr>
+                <w:b w:val="false"/>
+                <w:bCs w:val="false"/>
+                <w:color w:val="1A232C"/>
+                <w:sz w:val="20"/>
+                <w:szCs w:val="20"/>
+              </w:rPr>
+              <w:t xml:space="preserve">Figura 3, caso de uso «Dar de baja pedidos». Figura 4, componente «Funciones transaccionales».</w:t>
+            </w:r>
+          </w:p>
+        </w:tc>
+      </w:tr>
+      <w:tr>
+        <w:tc>
+          <w:tcPr>
+            <w:tcW w:type="dxa" w:w="2500"/>
+            <w:shd w:fill="F2F4F7" w:val="clear"/>
+            <w:tcMar>
+              <w:top w:type="dxa" w:w="80"/>
+              <w:left w:type="dxa" w:w="110"/>
+              <w:bottom w:type="dxa" w:w="80"/>
+              <w:right w:type="dxa" w:w="110"/>
+            </w:tcMar>
+          </w:tcPr>
+          <w:p>
+            <w:pPr>
+              <w:spacing w:after="40" w:line="260"/>
+            </w:pPr>
+            <w:r>
+              <w:rPr>
+                <w:b/>
+                <w:bCs/>
+                <w:color w:val="1F3864"/>
+                <w:sz w:val="20"/>
+                <w:szCs w:val="20"/>
+              </w:rPr>
               <w:t xml:space="preserve">Requisitos No Funcionales relacionados</w:t>
             </w:r>
           </w:p>
@@ -16530,6 +17630,61 @@
                 <w:szCs w:val="20"/>
               </w:rPr>
               <w:t xml:space="preserve">3. No se modifica la pertenencia al panel ni el estado de acceso de la cuenta.</w:t>
+            </w:r>
+          </w:p>
+        </w:tc>
+      </w:tr>
+      <w:tr>
+        <w:tc>
+          <w:tcPr>
+            <w:tcW w:type="dxa" w:w="2500"/>
+            <w:shd w:fill="F2F4F7" w:val="clear"/>
+            <w:tcMar>
+              <w:top w:type="dxa" w:w="80"/>
+              <w:left w:type="dxa" w:w="110"/>
+              <w:bottom w:type="dxa" w:w="80"/>
+              <w:right w:type="dxa" w:w="110"/>
+            </w:tcMar>
+          </w:tcPr>
+          <w:p>
+            <w:pPr>
+              <w:spacing w:after="40" w:line="260"/>
+            </w:pPr>
+            <w:r>
+              <w:rPr>
+                <w:b/>
+                <w:bCs/>
+                <w:color w:val="1F3864"/>
+                <w:sz w:val="20"/>
+                <w:szCs w:val="20"/>
+              </w:rPr>
+              <w:t xml:space="preserve">Representación gráfica</w:t>
+            </w:r>
+          </w:p>
+        </w:tc>
+        <w:tc>
+          <w:tcPr>
+            <w:tcW w:type="dxa" w:w="6526"/>
+            <w:tcMar>
+              <w:top w:type="dxa" w:w="80"/>
+              <w:left w:type="dxa" w:w="110"/>
+              <w:bottom w:type="dxa" w:w="80"/>
+              <w:right w:type="dxa" w:w="110"/>
+            </w:tcMar>
+          </w:tcPr>
+          <w:p>
+            <w:pPr>
+              <w:spacing w:after="40" w:line="260"/>
+            </w:pPr>
+            <w:r>
+              <w:rPr>
+                <w:b w:val="false"/>
+                <w:bCs w:val="false"/>
+                <w:color w:val="1A232C"/>
+                <w:sz w:val="20"/>
+                <w:szCs w:val="20"/>
+              </w:rPr>
+              <w:t xml:space="preserve">Figura 3, caso de uso «Restablecer clave ajena». Figura 4, componentes «Gestión de cuentas» y «Autenticación».</w:t>
             </w:r>
           </w:p>
         </w:tc>
@@ -19882,6 +21037,81 @@
     </w:p>
     <w:p>
       <w:pPr>
+        <w:spacing w:after="120" w:line="276"/>
+      </w:pPr>
+      <w:r>
+        <w:t xml:space="preserve">El cuarto traslada el modelo de datos del Apéndice A a notación de clases, que es la forma en que se lleva un esquema relacional a UML: cada entidad persistente con sus atributos y, sobre todo, las relaciones entre ellas. Dos detalles del negocio quedan a la vista en la propia notación. Las líneas de un pedido cuelgan de él por composición, de modo que al darlo de baja se van con él; en cambio la referencia de una línea al producto es débil y admite quedar en nulo, porque el registro de lo vendido tiene que sobrevivir a la eliminación de la pieza del catálogo. Y el cupón se vincula al pedido por su código y no por clave foránea, para que el pedido conserve el código aplicado aunque el cupón se elimine después.</w:t>
+      </w:r>
+    </w:p>
+    <w:p>
+      <w:pPr>
+        <w:spacing w:after="100" w:before="200"/>
+        <w:jc w:val="center"/>
+      </w:pPr>
+      <w:r>
+        <w:drawing>
+          <wp:inline distT="0" distB="0" distL="0" distR="0">
+            <wp:extent cx="6096000" cy="5553075"/>
+            <wp:effectExtent t="0" r="0" b="0" l="0"/>
+            <wp:docPr id="1" name="" descr="" title=""/>
+            <wp:cNvGraphicFramePr>
+              <a:graphicFrameLocks xmlns:a="http://schemas.openxmlformats.org/drawingml/2006/main" noChangeAspect="1"/>
+            </wp:cNvGraphicFramePr>
+            <a:graphic xmlns:a="http://schemas.openxmlformats.org/drawingml/2006/main">
+              <a:graphicData uri="http://schemas.openxmlformats.org/drawingml/2006/picture">
+                <pic:pic xmlns:pic="http://schemas.openxmlformats.org/drawingml/2006/picture">
+                  <pic:nvPicPr>
+                    <pic:cNvPr id="0" name="" descr=""/>
+                    <pic:cNvPicPr>
+                      <a:picLocks noChangeAspect="1" noChangeArrowheads="1"/>
+                    </pic:cNvPicPr>
+                  </pic:nvPicPr>
+                  <pic:blipFill>
+                    <a:blip r:embed="rId14" cstate="none"/>
+                    <a:srcRect/>
+                    <a:stretch>
+                      <a:fillRect/>
+                    </a:stretch>
+                  </pic:blipFill>
+                  <pic:spPr bwMode="auto">
+                    <a:xfrm>
+                      <a:off x="0" y="0"/>
+                      <a:ext cx="6096000" cy="5553075"/>
+                    </a:xfrm>
+                    <a:prstGeom prst="rect">
+                      <a:avLst/>
+                    </a:prstGeom>
+                  </pic:spPr>
+                </pic:pic>
+              </a:graphicData>
+            </a:graphic>
+          </wp:inline>
+        </w:drawing>
+      </w:r>
+    </w:p>
+    <w:p>
+      <w:pPr>
+        <w:spacing w:after="240"/>
+        <w:jc w:val="center"/>
+      </w:pPr>
+      <w:r>
+        <w:rPr>
+          <w:i/>
+          <w:iCs/>
+          <w:color w:val="5B6875"/>
+          <w:sz w:val="18"/>
+          <w:szCs w:val="18"/>
+        </w:rPr>
+        <w:t xml:space="preserve">Figura 6 — Diagrama de clases. Entidades persistentes, atributos con significado comercial y relaciones. La relación completa de columnas está en el Apéndice A.</w:t>
+      </w:r>
+    </w:p>
+    <w:p>
+      <w:r>
+        <w:br w:type="page"/>
+      </w:r>
+    </w:p>
+    <w:p>
+      <w:pPr>
         <w:pStyle w:val="Heading1"/>
         <w:spacing w:after="180" w:before="360"/>
       </w:pPr>
@@ -19903,7 +21133,7 @@
         <w:spacing w:after="120" w:line="276"/>
       </w:pPr>
       <w:r>
-        <w:t xml:space="preserve">Relación de tablas del esquema relacional y su finalidad:</w:t>
+        <w:t xml:space="preserve">Relación de tablas del esquema relacional y su finalidad. Su representación gráfica, con las relaciones y multiplicidades, es la Figura 6 del apartado 3.7:</w:t>
       </w:r>
     </w:p>
     <w:tbl>

--- a/docs/srs/SRS-Sky-Import.docx
+++ b/docs/srs/SRS-Sky-Import.docx
@@ -5871,6 +5871,14 @@
         <w:spacing w:after="120" w:line="276"/>
       </w:pPr>
       <w:r>
+        <w:t xml:space="preserve">Cada requisito se presenta en una ficha con su sintaxis formal, sus condiciones de entrada y de salida y la referencia a las figuras donde aparece representado. Los requisitos cuyo comportamiento no se agota en el enunciado llevan además su propia lámina de vistas: quién ejecuta la función, cómo responde el sistema paso a paso y, cuando aporta algo que el texto no dice, de qué componentes se sirve. No todas las funciones necesitan las tres vistas; la autenticación, por ejemplo, no se explica mejor enumerando sus componentes.</w:t>
+      </w:r>
+    </w:p>
+    <w:p>
+      <w:pPr>
+        <w:spacing w:after="120" w:line="276"/>
+      </w:pPr>
+      <w:r>
         <w:t xml:space="preserve">Se especifican a continuación los dieciséis requisitos funcionales del sistema, redactados conforme a la sintaxis normalizada de ISO/IEC/IEEE 29148 y detallando para cada uno sus condiciones de entrada y sus condiciones de salida sobre la base de datos.</w:t>
       </w:r>
     </w:p>
@@ -6354,7 +6362,7 @@
                 <w:sz w:val="20"/>
                 <w:szCs w:val="20"/>
               </w:rPr>
-              <w:t xml:space="preserve">Figura 3, caso de uso «Iniciar sesión en el panel». Figura 4, componente «Guardia de sesión y rol». Figura 1, bloque «Control de acceso por rol».</w:t>
+              <w:t xml:space="preserve">Figura 9, caso de uso «Iniciar sesión en el panel». Figura 10, componente «Guardia de sesión y rol». Figura 1, bloque «Control de acceso por rol». Ficha completa de la función: Figura 3.</w:t>
             </w:r>
           </w:p>
         </w:tc>
@@ -6470,6 +6478,68 @@
         </w:tc>
       </w:tr>
     </w:tbl>
+    <w:p>
+      <w:pPr>
+        <w:spacing w:after="100" w:before="200"/>
+        <w:jc w:val="center"/>
+      </w:pPr>
+      <w:r>
+        <w:drawing>
+          <wp:inline distT="0" distB="0" distL="0" distR="0">
+            <wp:extent cx="6096000" cy="2676525"/>
+            <wp:effectExtent t="0" r="0" b="0" l="0"/>
+            <wp:docPr id="1" name="" descr="" title=""/>
+            <wp:cNvGraphicFramePr>
+              <a:graphicFrameLocks xmlns:a="http://schemas.openxmlformats.org/drawingml/2006/main" noChangeAspect="1"/>
+            </wp:cNvGraphicFramePr>
+            <a:graphic xmlns:a="http://schemas.openxmlformats.org/drawingml/2006/main">
+              <a:graphicData uri="http://schemas.openxmlformats.org/drawingml/2006/picture">
+                <pic:pic xmlns:pic="http://schemas.openxmlformats.org/drawingml/2006/picture">
+                  <pic:nvPicPr>
+                    <pic:cNvPr id="0" name="" descr=""/>
+                    <pic:cNvPicPr>
+                      <a:picLocks noChangeAspect="1" noChangeArrowheads="1"/>
+                    </pic:cNvPicPr>
+                  </pic:nvPicPr>
+                  <pic:blipFill>
+                    <a:blip r:embed="rId11" cstate="none"/>
+                    <a:srcRect/>
+                    <a:stretch>
+                      <a:fillRect/>
+                    </a:stretch>
+                  </pic:blipFill>
+                  <pic:spPr bwMode="auto">
+                    <a:xfrm>
+                      <a:off x="0" y="0"/>
+                      <a:ext cx="6096000" cy="2676525"/>
+                    </a:xfrm>
+                    <a:prstGeom prst="rect">
+                      <a:avLst/>
+                    </a:prstGeom>
+                  </pic:spPr>
+                </pic:pic>
+              </a:graphicData>
+            </a:graphic>
+          </wp:inline>
+        </w:drawing>
+      </w:r>
+    </w:p>
+    <w:p>
+      <w:pPr>
+        <w:spacing w:after="240"/>
+        <w:jc w:val="center"/>
+      </w:pPr>
+      <w:r>
+        <w:rPr>
+          <w:i/>
+          <w:iCs/>
+          <w:color w:val="5B6875"/>
+          <w:sz w:val="18"/>
+          <w:szCs w:val="18"/>
+        </w:rPr>
+        <w:t xml:space="preserve">Figura 3 — RF01. Vistas de la función: quién la usa, cómo responde el sistema.</w:t>
+      </w:r>
+    </w:p>
     <w:p>
       <w:pPr>
         <w:spacing w:after="120"/>
@@ -6925,7 +6995,7 @@
                 <w:sz w:val="20"/>
                 <w:szCs w:val="20"/>
               </w:rPr>
-              <w:t xml:space="preserve">Figura 3, caso de uso «Consultar y filtrar el catálogo». Figura 2, primer bloque del recorrido. Figura 1, bloque «Catálogo».</w:t>
+              <w:t xml:space="preserve">Figura 9, caso de uso «Consultar y filtrar el catálogo». Figura 2, primer bloque del recorrido. Figura 1, bloque «Catálogo». Ficha completa de la función: Figura 4.</w:t>
             </w:r>
           </w:p>
         </w:tc>
@@ -7041,6 +7111,68 @@
         </w:tc>
       </w:tr>
     </w:tbl>
+    <w:p>
+      <w:pPr>
+        <w:spacing w:after="100" w:before="200"/>
+        <w:jc w:val="center"/>
+      </w:pPr>
+      <w:r>
+        <w:drawing>
+          <wp:inline distT="0" distB="0" distL="0" distR="0">
+            <wp:extent cx="6096000" cy="3219450"/>
+            <wp:effectExtent t="0" r="0" b="0" l="0"/>
+            <wp:docPr id="1" name="" descr="" title=""/>
+            <wp:cNvGraphicFramePr>
+              <a:graphicFrameLocks xmlns:a="http://schemas.openxmlformats.org/drawingml/2006/main" noChangeAspect="1"/>
+            </wp:cNvGraphicFramePr>
+            <a:graphic xmlns:a="http://schemas.openxmlformats.org/drawingml/2006/main">
+              <a:graphicData uri="http://schemas.openxmlformats.org/drawingml/2006/picture">
+                <pic:pic xmlns:pic="http://schemas.openxmlformats.org/drawingml/2006/picture">
+                  <pic:nvPicPr>
+                    <pic:cNvPr id="0" name="" descr=""/>
+                    <pic:cNvPicPr>
+                      <a:picLocks noChangeAspect="1" noChangeArrowheads="1"/>
+                    </pic:cNvPicPr>
+                  </pic:nvPicPr>
+                  <pic:blipFill>
+                    <a:blip r:embed="rId12" cstate="none"/>
+                    <a:srcRect/>
+                    <a:stretch>
+                      <a:fillRect/>
+                    </a:stretch>
+                  </pic:blipFill>
+                  <pic:spPr bwMode="auto">
+                    <a:xfrm>
+                      <a:off x="0" y="0"/>
+                      <a:ext cx="6096000" cy="3219450"/>
+                    </a:xfrm>
+                    <a:prstGeom prst="rect">
+                      <a:avLst/>
+                    </a:prstGeom>
+                  </pic:spPr>
+                </pic:pic>
+              </a:graphicData>
+            </a:graphic>
+          </wp:inline>
+        </w:drawing>
+      </w:r>
+    </w:p>
+    <w:p>
+      <w:pPr>
+        <w:spacing w:after="240"/>
+        <w:jc w:val="center"/>
+      </w:pPr>
+      <w:r>
+        <w:rPr>
+          <w:i/>
+          <w:iCs/>
+          <w:color w:val="5B6875"/>
+          <w:sz w:val="18"/>
+          <w:szCs w:val="18"/>
+        </w:rPr>
+        <w:t xml:space="preserve">Figura 4 — RF02. Vistas de la función: quién la usa, cómo responde el sistema y de qué componentes se sirve.</w:t>
+      </w:r>
+    </w:p>
     <w:p>
       <w:pPr>
         <w:spacing w:after="120"/>
@@ -7466,7 +7598,7 @@
                 <w:sz w:val="20"/>
                 <w:szCs w:val="20"/>
               </w:rPr>
-              <w:t xml:space="preserve">Figura 3, caso de uso «Buscar sin acentos ni mayúsculas». Figura 1, bloque «Catálogo · filtros y búsqueda».</w:t>
+              <w:t xml:space="preserve">Figura 9, caso de uso «Buscar sin acentos ni mayúsculas». Figura 1, bloque «Catálogo · filtros y búsqueda».</w:t>
             </w:r>
           </w:p>
         </w:tc>
@@ -8037,7 +8169,7 @@
                 <w:sz w:val="20"/>
                 <w:szCs w:val="20"/>
               </w:rPr>
-              <w:t xml:space="preserve">Figura 3, caso de uso «Elegir variante de un producto». Figura 2, decisión «¿La pieza tiene variantes?».</w:t>
+              <w:t xml:space="preserve">Figura 9, caso de uso «Elegir variante de un producto». Figura 2, decisión «¿La pieza tiene variantes?».</w:t>
             </w:r>
           </w:p>
         </w:tc>
@@ -8593,7 +8725,7 @@
                 <w:sz w:val="20"/>
                 <w:szCs w:val="20"/>
               </w:rPr>
-              <w:t xml:space="preserve">Figura 3, caso de uso «Comprar una pieza directo». Figura 2, salida «FORMATO 1».</w:t>
+              <w:t xml:space="preserve">Figura 9, caso de uso «Comprar una pieza directo». Figura 2, salida «FORMATO 1».</w:t>
             </w:r>
           </w:p>
         </w:tc>
@@ -9134,7 +9266,7 @@
                 <w:sz w:val="20"/>
                 <w:szCs w:val="20"/>
               </w:rPr>
-              <w:t xml:space="preserve">Figura 3, caso de uso «Gestionar el carrito». Figura 2, bloque «Agrega al carrito». Figura 5, pasos 3 y 4.</w:t>
+              <w:t xml:space="preserve">Figura 9, caso de uso «Gestionar el carrito». Figura 2, bloque «Agrega al carrito». Figura 11, pasos 3 y 4. Ficha completa de la función: Figura 5.</w:t>
             </w:r>
           </w:p>
         </w:tc>
@@ -9250,6 +9382,68 @@
         </w:tc>
       </w:tr>
     </w:tbl>
+    <w:p>
+      <w:pPr>
+        <w:spacing w:after="100" w:before="200"/>
+        <w:jc w:val="center"/>
+      </w:pPr>
+      <w:r>
+        <w:drawing>
+          <wp:inline distT="0" distB="0" distL="0" distR="0">
+            <wp:extent cx="6096000" cy="2133600"/>
+            <wp:effectExtent t="0" r="0" b="0" l="0"/>
+            <wp:docPr id="1" name="" descr="" title=""/>
+            <wp:cNvGraphicFramePr>
+              <a:graphicFrameLocks xmlns:a="http://schemas.openxmlformats.org/drawingml/2006/main" noChangeAspect="1"/>
+            </wp:cNvGraphicFramePr>
+            <a:graphic xmlns:a="http://schemas.openxmlformats.org/drawingml/2006/main">
+              <a:graphicData uri="http://schemas.openxmlformats.org/drawingml/2006/picture">
+                <pic:pic xmlns:pic="http://schemas.openxmlformats.org/drawingml/2006/picture">
+                  <pic:nvPicPr>
+                    <pic:cNvPr id="0" name="" descr=""/>
+                    <pic:cNvPicPr>
+                      <a:picLocks noChangeAspect="1" noChangeArrowheads="1"/>
+                    </pic:cNvPicPr>
+                  </pic:nvPicPr>
+                  <pic:blipFill>
+                    <a:blip r:embed="rId13" cstate="none"/>
+                    <a:srcRect/>
+                    <a:stretch>
+                      <a:fillRect/>
+                    </a:stretch>
+                  </pic:blipFill>
+                  <pic:spPr bwMode="auto">
+                    <a:xfrm>
+                      <a:off x="0" y="0"/>
+                      <a:ext cx="6096000" cy="2133600"/>
+                    </a:xfrm>
+                    <a:prstGeom prst="rect">
+                      <a:avLst/>
+                    </a:prstGeom>
+                  </pic:spPr>
+                </pic:pic>
+              </a:graphicData>
+            </a:graphic>
+          </wp:inline>
+        </w:drawing>
+      </w:r>
+    </w:p>
+    <w:p>
+      <w:pPr>
+        <w:spacing w:after="240"/>
+        <w:jc w:val="center"/>
+      </w:pPr>
+      <w:r>
+        <w:rPr>
+          <w:i/>
+          <w:iCs/>
+          <w:color w:val="5B6875"/>
+          <w:sz w:val="18"/>
+          <w:szCs w:val="18"/>
+        </w:rPr>
+        <w:t xml:space="preserve">Figura 5 — RF06. Vistas de la función: quién la usa, cómo responde el sistema.</w:t>
+      </w:r>
+    </w:p>
     <w:p>
       <w:pPr>
         <w:spacing w:after="120"/>
@@ -9675,7 +9869,7 @@
                 <w:sz w:val="20"/>
                 <w:szCs w:val="20"/>
               </w:rPr>
-              <w:t xml:space="preserve">Figura 3, caso de uso «Verificar compatibilidad». Figura 1, bloque «Configurador».</w:t>
+              <w:t xml:space="preserve">Figura 9, caso de uso «Verificar compatibilidad». Figura 1, bloque «Configurador».</w:t>
             </w:r>
           </w:p>
         </w:tc>
@@ -10216,7 +10410,7 @@
                 <w:sz w:val="20"/>
                 <w:szCs w:val="20"/>
               </w:rPr>
-              <w:t xml:space="preserve">Figura 3, caso de uso «Ver precio en tres monedas». Figura 5, paso 2. Figura 4, componente «Conversión de moneda».</w:t>
+              <w:t xml:space="preserve">Figura 9, caso de uso «Ver precio en tres monedas». Figura 11, paso 2. Figura 10, componente «Conversión de moneda».</w:t>
             </w:r>
           </w:p>
         </w:tc>
@@ -10787,7 +10981,7 @@
                 <w:sz w:val="20"/>
                 <w:szCs w:val="20"/>
               </w:rPr>
-              <w:t xml:space="preserve">Figura 3, caso de uso «Aplicar cupón de descuento». Figura 2, decisión «¿Aplica cupón?». Figura 5, fragmento «opcional».</w:t>
+              <w:t xml:space="preserve">Figura 9, caso de uso «Aplicar cupón de descuento». Figura 2, decisión «¿Aplica cupón?». Figura 11, fragmento «opcional».</w:t>
             </w:r>
           </w:p>
         </w:tc>
@@ -11418,7 +11612,7 @@
                 <w:sz w:val="20"/>
                 <w:szCs w:val="20"/>
               </w:rPr>
-              <w:t xml:space="preserve">Figura 3, caso de uso «Registrar el pedido». Figura 2, bloque «place_order». Figura 5, paso 8 y fragmento «alt».</w:t>
+              <w:t xml:space="preserve">Figura 9, caso de uso «Registrar el pedido». Figura 2, bloque «place_order». Figura 11, paso 8 y fragmento «alt». Ficha completa de la función: Figura 6.</w:t>
             </w:r>
           </w:p>
         </w:tc>
@@ -11534,6 +11728,68 @@
         </w:tc>
       </w:tr>
     </w:tbl>
+    <w:p>
+      <w:pPr>
+        <w:spacing w:after="100" w:before="200"/>
+        <w:jc w:val="center"/>
+      </w:pPr>
+      <w:r>
+        <w:drawing>
+          <wp:inline distT="0" distB="0" distL="0" distR="0">
+            <wp:extent cx="6096000" cy="3076575"/>
+            <wp:effectExtent t="0" r="0" b="0" l="0"/>
+            <wp:docPr id="1" name="" descr="" title=""/>
+            <wp:cNvGraphicFramePr>
+              <a:graphicFrameLocks xmlns:a="http://schemas.openxmlformats.org/drawingml/2006/main" noChangeAspect="1"/>
+            </wp:cNvGraphicFramePr>
+            <a:graphic xmlns:a="http://schemas.openxmlformats.org/drawingml/2006/main">
+              <a:graphicData uri="http://schemas.openxmlformats.org/drawingml/2006/picture">
+                <pic:pic xmlns:pic="http://schemas.openxmlformats.org/drawingml/2006/picture">
+                  <pic:nvPicPr>
+                    <pic:cNvPr id="0" name="" descr=""/>
+                    <pic:cNvPicPr>
+                      <a:picLocks noChangeAspect="1" noChangeArrowheads="1"/>
+                    </pic:cNvPicPr>
+                  </pic:nvPicPr>
+                  <pic:blipFill>
+                    <a:blip r:embed="rId14" cstate="none"/>
+                    <a:srcRect/>
+                    <a:stretch>
+                      <a:fillRect/>
+                    </a:stretch>
+                  </pic:blipFill>
+                  <pic:spPr bwMode="auto">
+                    <a:xfrm>
+                      <a:off x="0" y="0"/>
+                      <a:ext cx="6096000" cy="3076575"/>
+                    </a:xfrm>
+                    <a:prstGeom prst="rect">
+                      <a:avLst/>
+                    </a:prstGeom>
+                  </pic:spPr>
+                </pic:pic>
+              </a:graphicData>
+            </a:graphic>
+          </wp:inline>
+        </w:drawing>
+      </w:r>
+    </w:p>
+    <w:p>
+      <w:pPr>
+        <w:spacing w:after="240"/>
+        <w:jc w:val="center"/>
+      </w:pPr>
+      <w:r>
+        <w:rPr>
+          <w:i/>
+          <w:iCs/>
+          <w:color w:val="5B6875"/>
+          <w:sz w:val="18"/>
+          <w:szCs w:val="18"/>
+        </w:rPr>
+        <w:t xml:space="preserve">Figura 6 — RF10. Vistas de la función: quién la usa, cómo responde el sistema y de qué componentes se sirve.</w:t>
+      </w:r>
+    </w:p>
     <w:p>
       <w:pPr>
         <w:spacing w:after="120"/>
@@ -11974,7 +12230,7 @@
                 <w:sz w:val="20"/>
                 <w:szCs w:val="20"/>
               </w:rPr>
-              <w:t xml:space="preserve">Figura 3, caso de uso «Generar mensaje del pedido», enlazado por «include» desde el registro. Figura 2, salida «FORMATO 2». Figura 5, pasos 11 a 14.</w:t>
+              <w:t xml:space="preserve">Figura 9, caso de uso «Generar mensaje del pedido», enlazado por «include» desde el registro. Figura 2, salida «FORMATO 2». Figura 11, pasos 11 a 14. Ficha completa de la función: Figura 7.</w:t>
             </w:r>
           </w:p>
         </w:tc>
@@ -12090,6 +12346,68 @@
         </w:tc>
       </w:tr>
     </w:tbl>
+    <w:p>
+      <w:pPr>
+        <w:spacing w:after="100" w:before="200"/>
+        <w:jc w:val="center"/>
+      </w:pPr>
+      <w:r>
+        <w:drawing>
+          <wp:inline distT="0" distB="0" distL="0" distR="0">
+            <wp:extent cx="6096000" cy="2667000"/>
+            <wp:effectExtent t="0" r="0" b="0" l="0"/>
+            <wp:docPr id="1" name="" descr="" title=""/>
+            <wp:cNvGraphicFramePr>
+              <a:graphicFrameLocks xmlns:a="http://schemas.openxmlformats.org/drawingml/2006/main" noChangeAspect="1"/>
+            </wp:cNvGraphicFramePr>
+            <a:graphic xmlns:a="http://schemas.openxmlformats.org/drawingml/2006/main">
+              <a:graphicData uri="http://schemas.openxmlformats.org/drawingml/2006/picture">
+                <pic:pic xmlns:pic="http://schemas.openxmlformats.org/drawingml/2006/picture">
+                  <pic:nvPicPr>
+                    <pic:cNvPr id="0" name="" descr=""/>
+                    <pic:cNvPicPr>
+                      <a:picLocks noChangeAspect="1" noChangeArrowheads="1"/>
+                    </pic:cNvPicPr>
+                  </pic:nvPicPr>
+                  <pic:blipFill>
+                    <a:blip r:embed="rId15" cstate="none"/>
+                    <a:srcRect/>
+                    <a:stretch>
+                      <a:fillRect/>
+                    </a:stretch>
+                  </pic:blipFill>
+                  <pic:spPr bwMode="auto">
+                    <a:xfrm>
+                      <a:off x="0" y="0"/>
+                      <a:ext cx="6096000" cy="2667000"/>
+                    </a:xfrm>
+                    <a:prstGeom prst="rect">
+                      <a:avLst/>
+                    </a:prstGeom>
+                  </pic:spPr>
+                </pic:pic>
+              </a:graphicData>
+            </a:graphic>
+          </wp:inline>
+        </w:drawing>
+      </w:r>
+    </w:p>
+    <w:p>
+      <w:pPr>
+        <w:spacing w:after="240"/>
+        <w:jc w:val="center"/>
+      </w:pPr>
+      <w:r>
+        <w:rPr>
+          <w:i/>
+          <w:iCs/>
+          <w:color w:val="5B6875"/>
+          <w:sz w:val="18"/>
+          <w:szCs w:val="18"/>
+        </w:rPr>
+        <w:t xml:space="preserve">Figura 7 — RF11. Vistas de la función: quién la usa, cómo responde el sistema y de qué componentes se sirve.</w:t>
+      </w:r>
+    </w:p>
     <w:p>
       <w:pPr>
         <w:spacing w:after="120"/>
@@ -12575,7 +12893,7 @@
                 <w:sz w:val="20"/>
                 <w:szCs w:val="20"/>
               </w:rPr>
-              <w:t xml:space="preserve">Figura 3, caso de uso «Administrar productos y variantes». Figura 1, bloque «Inventario».</w:t>
+              <w:t xml:space="preserve">Figura 9, caso de uso «Administrar productos y variantes». Figura 1, bloque «Inventario».</w:t>
             </w:r>
           </w:p>
         </w:tc>
@@ -13131,7 +13449,7 @@
                 <w:sz w:val="20"/>
                 <w:szCs w:val="20"/>
               </w:rPr>
-              <w:t xml:space="preserve">Figura 3, caso de uso «Controlar existencias». Figura 1, bloque «Inventario». Figura 5, autollamada de descuento de unidades.</w:t>
+              <w:t xml:space="preserve">Figura 9, caso de uso «Controlar existencias». Figura 1, bloque «Inventario». Figura 11, autollamada de descuento de unidades.</w:t>
             </w:r>
           </w:p>
         </w:tc>
@@ -13702,7 +14020,7 @@
                 <w:sz w:val="20"/>
                 <w:szCs w:val="20"/>
               </w:rPr>
-              <w:t xml:space="preserve">Figura 3, caso de uso «Configurar precios y tasa». Figura 1, bloque «Precios».</w:t>
+              <w:t xml:space="preserve">Figura 9, caso de uso «Configurar precios y tasa». Figura 1, bloque «Precios».</w:t>
             </w:r>
           </w:p>
         </w:tc>
@@ -14273,7 +14591,7 @@
                 <w:sz w:val="20"/>
                 <w:szCs w:val="20"/>
               </w:rPr>
-              <w:t xml:space="preserve">Figura 3, caso de uso «Administrar cupones». Figura 1, bloque «Cupones».</w:t>
+              <w:t xml:space="preserve">Figura 9, caso de uso «Administrar cupones». Figura 1, bloque «Cupones».</w:t>
             </w:r>
           </w:p>
         </w:tc>
@@ -14829,7 +15147,7 @@
                 <w:sz w:val="20"/>
                 <w:szCs w:val="20"/>
               </w:rPr>
-              <w:t xml:space="preserve">Figura 3, caso de uso «Seguir los pedidos». Figura 1, bloque «Pedidos».</w:t>
+              <w:t xml:space="preserve">Figura 9, caso de uso «Seguir los pedidos». Figura 1, bloque «Pedidos».</w:t>
             </w:r>
           </w:p>
         </w:tc>
@@ -15400,7 +15718,7 @@
                 <w:sz w:val="20"/>
                 <w:szCs w:val="20"/>
               </w:rPr>
-              <w:t xml:space="preserve">Figura 3, caso de uso «Crear cuentas del panel», alcanzable solo desde el actor Moderador. Figura 4, componente «Gestión de cuentas».</w:t>
+              <w:t xml:space="preserve">Figura 9, caso de uso «Crear cuentas del panel», alcanzable solo desde el actor Moderador. Figura 10, componente «Gestión de cuentas». Ficha completa de la función: Figura 8.</w:t>
             </w:r>
           </w:p>
         </w:tc>
@@ -15516,6 +15834,68 @@
         </w:tc>
       </w:tr>
     </w:tbl>
+    <w:p>
+      <w:pPr>
+        <w:spacing w:after="100" w:before="200"/>
+        <w:jc w:val="center"/>
+      </w:pPr>
+      <w:r>
+        <w:drawing>
+          <wp:inline distT="0" distB="0" distL="0" distR="0">
+            <wp:extent cx="6096000" cy="3219450"/>
+            <wp:effectExtent t="0" r="0" b="0" l="0"/>
+            <wp:docPr id="1" name="" descr="" title=""/>
+            <wp:cNvGraphicFramePr>
+              <a:graphicFrameLocks xmlns:a="http://schemas.openxmlformats.org/drawingml/2006/main" noChangeAspect="1"/>
+            </wp:cNvGraphicFramePr>
+            <a:graphic xmlns:a="http://schemas.openxmlformats.org/drawingml/2006/main">
+              <a:graphicData uri="http://schemas.openxmlformats.org/drawingml/2006/picture">
+                <pic:pic xmlns:pic="http://schemas.openxmlformats.org/drawingml/2006/picture">
+                  <pic:nvPicPr>
+                    <pic:cNvPr id="0" name="" descr=""/>
+                    <pic:cNvPicPr>
+                      <a:picLocks noChangeAspect="1" noChangeArrowheads="1"/>
+                    </pic:cNvPicPr>
+                  </pic:nvPicPr>
+                  <pic:blipFill>
+                    <a:blip r:embed="rId16" cstate="none"/>
+                    <a:srcRect/>
+                    <a:stretch>
+                      <a:fillRect/>
+                    </a:stretch>
+                  </pic:blipFill>
+                  <pic:spPr bwMode="auto">
+                    <a:xfrm>
+                      <a:off x="0" y="0"/>
+                      <a:ext cx="6096000" cy="3219450"/>
+                    </a:xfrm>
+                    <a:prstGeom prst="rect">
+                      <a:avLst/>
+                    </a:prstGeom>
+                  </pic:spPr>
+                </pic:pic>
+              </a:graphicData>
+            </a:graphic>
+          </wp:inline>
+        </w:drawing>
+      </w:r>
+    </w:p>
+    <w:p>
+      <w:pPr>
+        <w:spacing w:after="240"/>
+        <w:jc w:val="center"/>
+      </w:pPr>
+      <w:r>
+        <w:rPr>
+          <w:i/>
+          <w:iCs/>
+          <w:color w:val="5B6875"/>
+          <w:sz w:val="18"/>
+          <w:szCs w:val="18"/>
+        </w:rPr>
+        <w:t xml:space="preserve">Figura 8 — RF17. Vistas de la función: quién la usa, cómo responde el sistema y de qué componentes se sirve.</w:t>
+      </w:r>
+    </w:p>
     <w:p>
       <w:pPr>
         <w:spacing w:after="120"/>
@@ -15971,7 +16351,7 @@
                 <w:sz w:val="20"/>
                 <w:szCs w:val="20"/>
               </w:rPr>
-              <w:t xml:space="preserve">Figura 3, caso de uso «Retirar y devolver acceso». Figura 4, componentes «Gestión de cuentas» y «Políticas de seguridad por fila».</w:t>
+              <w:t xml:space="preserve">Figura 9, caso de uso «Retirar y devolver acceso». Figura 10, componentes «Gestión de cuentas» y «Políticas de seguridad por fila».</w:t>
             </w:r>
           </w:p>
         </w:tc>
@@ -16527,7 +16907,7 @@
                 <w:sz w:val="20"/>
                 <w:szCs w:val="20"/>
               </w:rPr>
-              <w:t xml:space="preserve">Figura 3, caso de uso «Cambiar la contraseña propia», alcanzable por ambos perfiles. Figura 4, componente «Autenticación».</w:t>
+              <w:t xml:space="preserve">Figura 9, caso de uso «Cambiar la contraseña propia», alcanzable por ambos perfiles. Figura 10, componente «Autenticación».</w:t>
             </w:r>
           </w:p>
         </w:tc>
@@ -17098,7 +17478,7 @@
                 <w:sz w:val="20"/>
                 <w:szCs w:val="20"/>
               </w:rPr>
-              <w:t xml:space="preserve">Figura 3, caso de uso «Dar de baja pedidos». Figura 4, componente «Funciones transaccionales».</w:t>
+              <w:t xml:space="preserve">Figura 9, caso de uso «Dar de baja pedidos». Figura 10, componente «Funciones transaccionales».</w:t>
             </w:r>
           </w:p>
         </w:tc>
@@ -17684,7 +18064,7 @@
                 <w:sz w:val="20"/>
                 <w:szCs w:val="20"/>
               </w:rPr>
-              <w:t xml:space="preserve">Figura 3, caso de uso «Restablecer clave ajena». Figura 4, componentes «Gestión de cuentas» y «Autenticación».</w:t>
+              <w:t xml:space="preserve">Figura 9, caso de uso «Restablecer clave ajena». Figura 10, componentes «Gestión de cuentas» y «Autenticación».</w:t>
             </w:r>
           </w:p>
         </w:tc>
@@ -20842,7 +21222,7 @@
                     </pic:cNvPicPr>
                   </pic:nvPicPr>
                   <pic:blipFill>
-                    <a:blip r:embed="rId11" cstate="none"/>
+                    <a:blip r:embed="rId17" cstate="none"/>
                     <a:srcRect/>
                     <a:stretch>
                       <a:fillRect/>
@@ -20877,7 +21257,7 @@
           <w:sz w:val="18"/>
           <w:szCs w:val="18"/>
         </w:rPr>
-        <w:t xml:space="preserve">Figura 3 — Diagrama de casos de uso. Los actores del sistema y las funciones que cada uno alcanza, referidas al requisito funcional que las define.</w:t>
+        <w:t xml:space="preserve">Figura 9 — Diagrama de casos de uso. Los actores del sistema y las funciones que cada uno alcanza, referidas al requisito funcional que las define.</w:t>
       </w:r>
     </w:p>
     <w:p>
@@ -20917,7 +21297,7 @@
                     </pic:cNvPicPr>
                   </pic:nvPicPr>
                   <pic:blipFill>
-                    <a:blip r:embed="rId12" cstate="none"/>
+                    <a:blip r:embed="rId18" cstate="none"/>
                     <a:srcRect/>
                     <a:stretch>
                       <a:fillRect/>
@@ -20952,7 +21332,7 @@
           <w:sz w:val="18"/>
           <w:szCs w:val="18"/>
         </w:rPr>
-        <w:t xml:space="preserve">Figura 4 — Diagrama de componentes. Estructura interna del sistema, nodos de ejecución y dependencias entre partes.</w:t>
+        <w:t xml:space="preserve">Figura 10 — Diagrama de componentes. Estructura interna del sistema, nodos de ejecución y dependencias entre partes.</w:t>
       </w:r>
     </w:p>
     <w:p>
@@ -20992,7 +21372,7 @@
                     </pic:cNvPicPr>
                   </pic:nvPicPr>
                   <pic:blipFill>
-                    <a:blip r:embed="rId13" cstate="none"/>
+                    <a:blip r:embed="rId19" cstate="none"/>
                     <a:srcRect/>
                     <a:stretch>
                       <a:fillRect/>
@@ -21027,7 +21407,7 @@
           <w:sz w:val="18"/>
           <w:szCs w:val="18"/>
         </w:rPr>
-        <w:t xml:space="preserve">Figura 5 — Diagrama de comportamiento. Secuencia de acciones del cierre de venta, con sus fragmentos opcional y alternativo.</w:t>
+        <w:t xml:space="preserve">Figura 11 — Diagrama de comportamiento. Secuencia de acciones del cierre de venta, con sus fragmentos opcional y alternativo.</w:t>
       </w:r>
     </w:p>
     <w:p>
@@ -21067,7 +21447,7 @@
                     </pic:cNvPicPr>
                   </pic:nvPicPr>
                   <pic:blipFill>
-                    <a:blip r:embed="rId14" cstate="none"/>
+                    <a:blip r:embed="rId20" cstate="none"/>
                     <a:srcRect/>
                     <a:stretch>
                       <a:fillRect/>
@@ -21102,7 +21482,7 @@
           <w:sz w:val="18"/>
           <w:szCs w:val="18"/>
         </w:rPr>
-        <w:t xml:space="preserve">Figura 6 — Diagrama de clases. Entidades persistentes, atributos con significado comercial y relaciones. La relación completa de columnas está en el Apéndice A.</w:t>
+        <w:t xml:space="preserve">Figura 12 — Diagrama de clases. Entidades persistentes, atributos con significado comercial y relaciones. La relación completa de columnas está en el Apéndice A.</w:t>
       </w:r>
     </w:p>
     <w:p>
@@ -21133,7 +21513,7 @@
         <w:spacing w:after="120" w:line="276"/>
       </w:pPr>
       <w:r>
-        <w:t xml:space="preserve">Relación de tablas del esquema relacional y su finalidad. Su representación gráfica, con las relaciones y multiplicidades, es la Figura 6 del apartado 3.7:</w:t>
+        <w:t xml:space="preserve">Relación de tablas del esquema relacional y su finalidad. Su representación gráfica, con las relaciones y multiplicidades, es la Figura 12 del apartado 3.7:</w:t>
       </w:r>
     </w:p>
     <w:tbl>
